--- a/docs/White_and_Bright_ERP_User_Manual.docx
+++ b/docs/White_and_Bright_ERP_User_Manual.docx
@@ -324,25 +324,67 @@
     </w:p>
     <w:p>
       <w:pPr>
+        <w:spacing w:after="20" w:before="100"/>
+        <w:jc w:val="center"/>
+      </w:pPr>
+      <w:r>
+        <w:drawing>
+          <wp:inline distT="0" distB="0" distL="0" distR="0">
+            <wp:extent cx="5715000" cy="2857500"/>
+            <wp:effectExtent t="0" r="0" b="0" l="0"/>
+            <wp:docPr id="1" name="" descr="" title=""/>
+            <wp:cNvGraphicFramePr>
+              <a:graphicFrameLocks xmlns:a="http://schemas.openxmlformats.org/drawingml/2006/main" noChangeAspect="1"/>
+            </wp:cNvGraphicFramePr>
+            <a:graphic xmlns:a="http://schemas.openxmlformats.org/drawingml/2006/main">
+              <a:graphicData uri="http://schemas.openxmlformats.org/drawingml/2006/picture">
+                <pic:pic xmlns:pic="http://schemas.openxmlformats.org/drawingml/2006/picture">
+                  <pic:nvPicPr>
+                    <pic:cNvPr id="0" name="" descr=""/>
+                    <pic:cNvPicPr>
+                      <a:picLocks noChangeAspect="1" noChangeArrowheads="1"/>
+                    </pic:cNvPicPr>
+                  </pic:nvPicPr>
+                  <pic:blipFill>
+                    <a:blip r:embed="rId7" cstate="none"/>
+                    <a:srcRect/>
+                    <a:stretch>
+                      <a:fillRect/>
+                    </a:stretch>
+                  </pic:blipFill>
+                  <pic:spPr bwMode="auto">
+                    <a:xfrm>
+                      <a:off x="0" y="0"/>
+                      <a:ext cx="5715000" cy="2857500"/>
+                    </a:xfrm>
+                    <a:prstGeom prst="rect">
+                      <a:avLst/>
+                    </a:prstGeom>
+                  </pic:spPr>
+                </pic:pic>
+              </a:graphicData>
+            </a:graphic>
+          </wp:inline>
+        </w:drawing>
+      </w:r>
+    </w:p>
+    <w:p>
+      <w:pPr>
         <w:pBdr>
-          <w:top w:val="dashed" w:color="023E71" w:sz="6"/>
-          <w:bottom w:val="dashed" w:color="023E71" w:sz="6"/>
-          <w:left w:val="dashed" w:color="023E71" w:sz="6"/>
-          <w:right w:val="dashed" w:color="023E71" w:sz="6"/>
+          <w:bottom w:val="single" w:color="EEF3F9" w:sz="2"/>
         </w:pBdr>
-        <w:shd w:fill="EEF3F9" w:val="clear"/>
-        <w:spacing w:after="180" w:before="80"/>
+        <w:spacing w:after="200"/>
         <w:jc w:val="center"/>
       </w:pPr>
       <w:r>
         <w:rPr>
           <w:i/>
           <w:iCs/>
-          <w:color w:val="023E71"/>
-          <w:sz w:val="20"/>
-          <w:szCs w:val="20"/>
+          <w:color w:val="667788"/>
+          <w:sz w:val="16"/>
+          <w:szCs w:val="16"/>
         </w:rPr>
-        <w:t xml:space="preserve">[  Screenshot: Login screen  ]</w:t>
+        <w:t xml:space="preserve">Figure 1: The sign-in screen</w:t>
       </w:r>
     </w:p>
     <w:p>
@@ -382,90 +424,72 @@
         <w:spacing w:after="120"/>
       </w:pPr>
       <w:r>
-        <w:t xml:space="preserve">The screen has three main areas:</w:t>
-      </w:r>
-    </w:p>
-    <w:p>
-      <w:pPr>
-        <w:pStyle w:val="ListParagraph"/>
-        <w:numPr>
-          <w:ilvl w:val="0"/>
-          <w:numId w:val="2"/>
-        </w:numPr>
-        <w:spacing w:after="40"/>
-      </w:pPr>
-      <w:r>
-        <w:rPr>
-          <w:b/>
-          <w:bCs/>
-        </w:rPr>
-        <w:t xml:space="preserve">Left sidebar — </w:t>
-      </w:r>
-      <w:r>
-        <w:t xml:space="preserve">every module you are allowed to open, grouped by area (Finance, Human Resources, and so on). Click a group heading to expand or collapse it, and use the arrow at the top to shrink the sidebar to icons.</w:t>
-      </w:r>
-    </w:p>
-    <w:p>
-      <w:pPr>
-        <w:pStyle w:val="ListParagraph"/>
-        <w:numPr>
-          <w:ilvl w:val="0"/>
-          <w:numId w:val="2"/>
-        </w:numPr>
-        <w:spacing w:after="40"/>
-      </w:pPr>
-      <w:r>
-        <w:rPr>
-          <w:b/>
-          <w:bCs/>
-        </w:rPr>
-        <w:t xml:space="preserve">Top bar — </w:t>
-      </w:r>
-      <w:r>
-        <w:t xml:space="preserve">the company switcher (left), a search box, the “?” help button, the notifications bell, and your account menu (right).</w:t>
-      </w:r>
-    </w:p>
-    <w:p>
-      <w:pPr>
-        <w:pStyle w:val="ListParagraph"/>
-        <w:numPr>
-          <w:ilvl w:val="0"/>
-          <w:numId w:val="2"/>
-        </w:numPr>
-        <w:spacing w:after="40"/>
-      </w:pPr>
-      <w:r>
-        <w:rPr>
-          <w:b/>
-          <w:bCs/>
-        </w:rPr>
-        <w:t xml:space="preserve">Main area — </w:t>
-      </w:r>
-      <w:r>
-        <w:t xml:space="preserve">the screen you are working on.</w:t>
+        <w:t xml:space="preserve">The screen has three main areas: the left sidebar (modules you can open, grouped by area), the top bar (company switcher, search, the “?” help button, the notifications bell and your account menu), and the main working area.</w:t>
+      </w:r>
+    </w:p>
+    <w:p>
+      <w:pPr>
+        <w:spacing w:after="20" w:before="100"/>
+        <w:jc w:val="center"/>
+      </w:pPr>
+      <w:r>
+        <w:drawing>
+          <wp:inline distT="0" distB="0" distL="0" distR="0">
+            <wp:extent cx="5715000" cy="3076575"/>
+            <wp:effectExtent t="0" r="0" b="0" l="0"/>
+            <wp:docPr id="1" name="" descr="" title=""/>
+            <wp:cNvGraphicFramePr>
+              <a:graphicFrameLocks xmlns:a="http://schemas.openxmlformats.org/drawingml/2006/main" noChangeAspect="1"/>
+            </wp:cNvGraphicFramePr>
+            <a:graphic xmlns:a="http://schemas.openxmlformats.org/drawingml/2006/main">
+              <a:graphicData uri="http://schemas.openxmlformats.org/drawingml/2006/picture">
+                <pic:pic xmlns:pic="http://schemas.openxmlformats.org/drawingml/2006/picture">
+                  <pic:nvPicPr>
+                    <pic:cNvPr id="0" name="" descr=""/>
+                    <pic:cNvPicPr>
+                      <a:picLocks noChangeAspect="1" noChangeArrowheads="1"/>
+                    </pic:cNvPicPr>
+                  </pic:nvPicPr>
+                  <pic:blipFill>
+                    <a:blip r:embed="rId8" cstate="none"/>
+                    <a:srcRect/>
+                    <a:stretch>
+                      <a:fillRect/>
+                    </a:stretch>
+                  </pic:blipFill>
+                  <pic:spPr bwMode="auto">
+                    <a:xfrm>
+                      <a:off x="0" y="0"/>
+                      <a:ext cx="5715000" cy="3076575"/>
+                    </a:xfrm>
+                    <a:prstGeom prst="rect">
+                      <a:avLst/>
+                    </a:prstGeom>
+                  </pic:spPr>
+                </pic:pic>
+              </a:graphicData>
+            </a:graphic>
+          </wp:inline>
+        </w:drawing>
       </w:r>
     </w:p>
     <w:p>
       <w:pPr>
         <w:pBdr>
-          <w:top w:val="dashed" w:color="023E71" w:sz="6"/>
-          <w:bottom w:val="dashed" w:color="023E71" w:sz="6"/>
-          <w:left w:val="dashed" w:color="023E71" w:sz="6"/>
-          <w:right w:val="dashed" w:color="023E71" w:sz="6"/>
+          <w:bottom w:val="single" w:color="EEF3F9" w:sz="2"/>
         </w:pBdr>
-        <w:shd w:fill="EEF3F9" w:val="clear"/>
-        <w:spacing w:after="180" w:before="80"/>
+        <w:spacing w:after="200"/>
         <w:jc w:val="center"/>
       </w:pPr>
       <w:r>
         <w:rPr>
           <w:i/>
           <w:iCs/>
-          <w:color w:val="023E71"/>
-          <w:sz w:val="20"/>
-          <w:szCs w:val="20"/>
+          <w:color w:val="667788"/>
+          <w:sz w:val="16"/>
+          <w:szCs w:val="16"/>
         </w:rPr>
-        <w:t xml:space="preserve">[  Screenshot: Dashboard with the sidebar and top bar labelled  ]</w:t>
+        <w:t xml:space="preserve">Figure 2: The Dashboard — sidebar (left), top bar (top) and main area</w:t>
       </w:r>
     </w:p>
     <w:p>
@@ -606,25 +630,67 @@
     </w:p>
     <w:p>
       <w:pPr>
+        <w:spacing w:after="20" w:before="100"/>
+        <w:jc w:val="center"/>
+      </w:pPr>
+      <w:r>
+        <w:drawing>
+          <wp:inline distT="0" distB="0" distL="0" distR="0">
+            <wp:extent cx="5715000" cy="3076575"/>
+            <wp:effectExtent t="0" r="0" b="0" l="0"/>
+            <wp:docPr id="1" name="" descr="" title=""/>
+            <wp:cNvGraphicFramePr>
+              <a:graphicFrameLocks xmlns:a="http://schemas.openxmlformats.org/drawingml/2006/main" noChangeAspect="1"/>
+            </wp:cNvGraphicFramePr>
+            <a:graphic xmlns:a="http://schemas.openxmlformats.org/drawingml/2006/main">
+              <a:graphicData uri="http://schemas.openxmlformats.org/drawingml/2006/picture">
+                <pic:pic xmlns:pic="http://schemas.openxmlformats.org/drawingml/2006/picture">
+                  <pic:nvPicPr>
+                    <pic:cNvPr id="0" name="" descr=""/>
+                    <pic:cNvPicPr>
+                      <a:picLocks noChangeAspect="1" noChangeArrowheads="1"/>
+                    </pic:cNvPicPr>
+                  </pic:nvPicPr>
+                  <pic:blipFill>
+                    <a:blip r:embed="rId8" cstate="none"/>
+                    <a:srcRect/>
+                    <a:stretch>
+                      <a:fillRect/>
+                    </a:stretch>
+                  </pic:blipFill>
+                  <pic:spPr bwMode="auto">
+                    <a:xfrm>
+                      <a:off x="0" y="0"/>
+                      <a:ext cx="5715000" cy="3076575"/>
+                    </a:xfrm>
+                    <a:prstGeom prst="rect">
+                      <a:avLst/>
+                    </a:prstGeom>
+                  </pic:spPr>
+                </pic:pic>
+              </a:graphicData>
+            </a:graphic>
+          </wp:inline>
+        </w:drawing>
+      </w:r>
+    </w:p>
+    <w:p>
+      <w:pPr>
         <w:pBdr>
-          <w:top w:val="dashed" w:color="023E71" w:sz="6"/>
-          <w:bottom w:val="dashed" w:color="023E71" w:sz="6"/>
-          <w:left w:val="dashed" w:color="023E71" w:sz="6"/>
-          <w:right w:val="dashed" w:color="023E71" w:sz="6"/>
+          <w:bottom w:val="single" w:color="EEF3F9" w:sz="2"/>
         </w:pBdr>
-        <w:shd w:fill="EEF3F9" w:val="clear"/>
-        <w:spacing w:after="180" w:before="80"/>
+        <w:spacing w:after="200"/>
         <w:jc w:val="center"/>
       </w:pPr>
       <w:r>
         <w:rPr>
           <w:i/>
           <w:iCs/>
-          <w:color w:val="023E71"/>
-          <w:sz w:val="20"/>
-          <w:szCs w:val="20"/>
+          <w:color w:val="667788"/>
+          <w:sz w:val="16"/>
+          <w:szCs w:val="16"/>
         </w:rPr>
-        <w:t xml:space="preserve">[  Screenshot: Dashboard KPI cards  ]</w:t>
+        <w:t xml:space="preserve">Figure 3: Dashboard KPI cards and group companies</w:t>
       </w:r>
     </w:p>
     <w:p>
@@ -789,30 +855,72 @@
         <w:spacing w:after="40"/>
       </w:pPr>
       <w:r>
-        <w:t xml:space="preserve">Click Save. The reference number is generated automatically.</w:t>
+        <w:t xml:space="preserve">Click Post entry. The reference number is generated automatically.</w:t>
+      </w:r>
+    </w:p>
+    <w:p>
+      <w:pPr>
+        <w:spacing w:after="20" w:before="100"/>
+        <w:jc w:val="center"/>
+      </w:pPr>
+      <w:r>
+        <w:drawing>
+          <wp:inline distT="0" distB="0" distL="0" distR="0">
+            <wp:extent cx="5715000" cy="3076575"/>
+            <wp:effectExtent t="0" r="0" b="0" l="0"/>
+            <wp:docPr id="1" name="" descr="" title=""/>
+            <wp:cNvGraphicFramePr>
+              <a:graphicFrameLocks xmlns:a="http://schemas.openxmlformats.org/drawingml/2006/main" noChangeAspect="1"/>
+            </wp:cNvGraphicFramePr>
+            <a:graphic xmlns:a="http://schemas.openxmlformats.org/drawingml/2006/main">
+              <a:graphicData uri="http://schemas.openxmlformats.org/drawingml/2006/picture">
+                <pic:pic xmlns:pic="http://schemas.openxmlformats.org/drawingml/2006/picture">
+                  <pic:nvPicPr>
+                    <pic:cNvPr id="0" name="" descr=""/>
+                    <pic:cNvPicPr>
+                      <a:picLocks noChangeAspect="1" noChangeArrowheads="1"/>
+                    </pic:cNvPicPr>
+                  </pic:nvPicPr>
+                  <pic:blipFill>
+                    <a:blip r:embed="rId9" cstate="none"/>
+                    <a:srcRect/>
+                    <a:stretch>
+                      <a:fillRect/>
+                    </a:stretch>
+                  </pic:blipFill>
+                  <pic:spPr bwMode="auto">
+                    <a:xfrm>
+                      <a:off x="0" y="0"/>
+                      <a:ext cx="5715000" cy="3076575"/>
+                    </a:xfrm>
+                    <a:prstGeom prst="rect">
+                      <a:avLst/>
+                    </a:prstGeom>
+                  </pic:spPr>
+                </pic:pic>
+              </a:graphicData>
+            </a:graphic>
+          </wp:inline>
+        </w:drawing>
       </w:r>
     </w:p>
     <w:p>
       <w:pPr>
         <w:pBdr>
-          <w:top w:val="dashed" w:color="023E71" w:sz="6"/>
-          <w:bottom w:val="dashed" w:color="023E71" w:sz="6"/>
-          <w:left w:val="dashed" w:color="023E71" w:sz="6"/>
-          <w:right w:val="dashed" w:color="023E71" w:sz="6"/>
+          <w:bottom w:val="single" w:color="EEF3F9" w:sz="2"/>
         </w:pBdr>
-        <w:shd w:fill="EEF3F9" w:val="clear"/>
-        <w:spacing w:after="180" w:before="80"/>
+        <w:spacing w:after="200"/>
         <w:jc w:val="center"/>
       </w:pPr>
       <w:r>
         <w:rPr>
           <w:i/>
           <w:iCs/>
-          <w:color w:val="023E71"/>
-          <w:sz w:val="20"/>
-          <w:szCs w:val="20"/>
+          <w:color w:val="667788"/>
+          <w:sz w:val="16"/>
+          <w:szCs w:val="16"/>
         </w:rPr>
-        <w:t xml:space="preserve">[  Screenshot: New journal entry form  ]</w:t>
+        <w:t xml:space="preserve">Figure 4: The New Journal Entry form</w:t>
       </w:r>
     </w:p>
     <w:p>
@@ -963,25 +1071,67 @@
     </w:p>
     <w:p>
       <w:pPr>
+        <w:spacing w:after="20" w:before="100"/>
+        <w:jc w:val="center"/>
+      </w:pPr>
+      <w:r>
+        <w:drawing>
+          <wp:inline distT="0" distB="0" distL="0" distR="0">
+            <wp:extent cx="5715000" cy="3086100"/>
+            <wp:effectExtent t="0" r="0" b="0" l="0"/>
+            <wp:docPr id="1" name="" descr="" title=""/>
+            <wp:cNvGraphicFramePr>
+              <a:graphicFrameLocks xmlns:a="http://schemas.openxmlformats.org/drawingml/2006/main" noChangeAspect="1"/>
+            </wp:cNvGraphicFramePr>
+            <a:graphic xmlns:a="http://schemas.openxmlformats.org/drawingml/2006/main">
+              <a:graphicData uri="http://schemas.openxmlformats.org/drawingml/2006/picture">
+                <pic:pic xmlns:pic="http://schemas.openxmlformats.org/drawingml/2006/picture">
+                  <pic:nvPicPr>
+                    <pic:cNvPr id="0" name="" descr=""/>
+                    <pic:cNvPicPr>
+                      <a:picLocks noChangeAspect="1" noChangeArrowheads="1"/>
+                    </pic:cNvPicPr>
+                  </pic:nvPicPr>
+                  <pic:blipFill>
+                    <a:blip r:embed="rId10" cstate="none"/>
+                    <a:srcRect/>
+                    <a:stretch>
+                      <a:fillRect/>
+                    </a:stretch>
+                  </pic:blipFill>
+                  <pic:spPr bwMode="auto">
+                    <a:xfrm>
+                      <a:off x="0" y="0"/>
+                      <a:ext cx="5715000" cy="3086100"/>
+                    </a:xfrm>
+                    <a:prstGeom prst="rect">
+                      <a:avLst/>
+                    </a:prstGeom>
+                  </pic:spPr>
+                </pic:pic>
+              </a:graphicData>
+            </a:graphic>
+          </wp:inline>
+        </w:drawing>
+      </w:r>
+    </w:p>
+    <w:p>
+      <w:pPr>
         <w:pBdr>
-          <w:top w:val="dashed" w:color="023E71" w:sz="6"/>
-          <w:bottom w:val="dashed" w:color="023E71" w:sz="6"/>
-          <w:left w:val="dashed" w:color="023E71" w:sz="6"/>
-          <w:right w:val="dashed" w:color="023E71" w:sz="6"/>
+          <w:bottom w:val="single" w:color="EEF3F9" w:sz="2"/>
         </w:pBdr>
-        <w:shd w:fill="EEF3F9" w:val="clear"/>
-        <w:spacing w:after="180" w:before="80"/>
+        <w:spacing w:after="200"/>
         <w:jc w:val="center"/>
       </w:pPr>
       <w:r>
         <w:rPr>
           <w:i/>
           <w:iCs/>
-          <w:color w:val="023E71"/>
-          <w:sz w:val="20"/>
-          <w:szCs w:val="20"/>
+          <w:color w:val="667788"/>
+          <w:sz w:val="16"/>
+          <w:szCs w:val="16"/>
         </w:rPr>
-        <w:t xml:space="preserve">[  Screenshot: Day Book  ]</w:t>
+        <w:t xml:space="preserve">Figure 5: The Day Book</w:t>
       </w:r>
     </w:p>
     <w:p>
@@ -1034,25 +1184,67 @@
     </w:p>
     <w:p>
       <w:pPr>
+        <w:spacing w:after="20" w:before="100"/>
+        <w:jc w:val="center"/>
+      </w:pPr>
+      <w:r>
+        <w:drawing>
+          <wp:inline distT="0" distB="0" distL="0" distR="0">
+            <wp:extent cx="5715000" cy="2933700"/>
+            <wp:effectExtent t="0" r="0" b="0" l="0"/>
+            <wp:docPr id="1" name="" descr="" title=""/>
+            <wp:cNvGraphicFramePr>
+              <a:graphicFrameLocks xmlns:a="http://schemas.openxmlformats.org/drawingml/2006/main" noChangeAspect="1"/>
+            </wp:cNvGraphicFramePr>
+            <a:graphic xmlns:a="http://schemas.openxmlformats.org/drawingml/2006/main">
+              <a:graphicData uri="http://schemas.openxmlformats.org/drawingml/2006/picture">
+                <pic:pic xmlns:pic="http://schemas.openxmlformats.org/drawingml/2006/picture">
+                  <pic:nvPicPr>
+                    <pic:cNvPr id="0" name="" descr=""/>
+                    <pic:cNvPicPr>
+                      <a:picLocks noChangeAspect="1" noChangeArrowheads="1"/>
+                    </pic:cNvPicPr>
+                  </pic:nvPicPr>
+                  <pic:blipFill>
+                    <a:blip r:embed="rId11" cstate="none"/>
+                    <a:srcRect/>
+                    <a:stretch>
+                      <a:fillRect/>
+                    </a:stretch>
+                  </pic:blipFill>
+                  <pic:spPr bwMode="auto">
+                    <a:xfrm>
+                      <a:off x="0" y="0"/>
+                      <a:ext cx="5715000" cy="2933700"/>
+                    </a:xfrm>
+                    <a:prstGeom prst="rect">
+                      <a:avLst/>
+                    </a:prstGeom>
+                  </pic:spPr>
+                </pic:pic>
+              </a:graphicData>
+            </a:graphic>
+          </wp:inline>
+        </w:drawing>
+      </w:r>
+    </w:p>
+    <w:p>
+      <w:pPr>
         <w:pBdr>
-          <w:top w:val="dashed" w:color="023E71" w:sz="6"/>
-          <w:bottom w:val="dashed" w:color="023E71" w:sz="6"/>
-          <w:left w:val="dashed" w:color="023E71" w:sz="6"/>
-          <w:right w:val="dashed" w:color="023E71" w:sz="6"/>
+          <w:bottom w:val="single" w:color="EEF3F9" w:sz="2"/>
         </w:pBdr>
-        <w:shd w:fill="EEF3F9" w:val="clear"/>
-        <w:spacing w:after="180" w:before="80"/>
+        <w:spacing w:after="200"/>
         <w:jc w:val="center"/>
       </w:pPr>
       <w:r>
         <w:rPr>
           <w:i/>
           <w:iCs/>
-          <w:color w:val="023E71"/>
-          <w:sz w:val="20"/>
-          <w:szCs w:val="20"/>
+          <w:color w:val="667788"/>
+          <w:sz w:val="16"/>
+          <w:szCs w:val="16"/>
         </w:rPr>
-        <w:t xml:space="preserve">[  Screenshot: Ledger statement with running balance  ]</w:t>
+        <w:t xml:space="preserve">Figure 6: A ledger statement with running balance</w:t>
       </w:r>
     </w:p>
     <w:p>
@@ -1074,25 +1266,67 @@
     </w:p>
     <w:p>
       <w:pPr>
+        <w:spacing w:after="20" w:before="100"/>
+        <w:jc w:val="center"/>
+      </w:pPr>
+      <w:r>
+        <w:drawing>
+          <wp:inline distT="0" distB="0" distL="0" distR="0">
+            <wp:extent cx="5715000" cy="3000375"/>
+            <wp:effectExtent t="0" r="0" b="0" l="0"/>
+            <wp:docPr id="1" name="" descr="" title=""/>
+            <wp:cNvGraphicFramePr>
+              <a:graphicFrameLocks xmlns:a="http://schemas.openxmlformats.org/drawingml/2006/main" noChangeAspect="1"/>
+            </wp:cNvGraphicFramePr>
+            <a:graphic xmlns:a="http://schemas.openxmlformats.org/drawingml/2006/main">
+              <a:graphicData uri="http://schemas.openxmlformats.org/drawingml/2006/picture">
+                <pic:pic xmlns:pic="http://schemas.openxmlformats.org/drawingml/2006/picture">
+                  <pic:nvPicPr>
+                    <pic:cNvPr id="0" name="" descr=""/>
+                    <pic:cNvPicPr>
+                      <a:picLocks noChangeAspect="1" noChangeArrowheads="1"/>
+                    </pic:cNvPicPr>
+                  </pic:nvPicPr>
+                  <pic:blipFill>
+                    <a:blip r:embed="rId12" cstate="none"/>
+                    <a:srcRect/>
+                    <a:stretch>
+                      <a:fillRect/>
+                    </a:stretch>
+                  </pic:blipFill>
+                  <pic:spPr bwMode="auto">
+                    <a:xfrm>
+                      <a:off x="0" y="0"/>
+                      <a:ext cx="5715000" cy="3000375"/>
+                    </a:xfrm>
+                    <a:prstGeom prst="rect">
+                      <a:avLst/>
+                    </a:prstGeom>
+                  </pic:spPr>
+                </pic:pic>
+              </a:graphicData>
+            </a:graphic>
+          </wp:inline>
+        </w:drawing>
+      </w:r>
+    </w:p>
+    <w:p>
+      <w:pPr>
         <w:pBdr>
-          <w:top w:val="dashed" w:color="023E71" w:sz="6"/>
-          <w:bottom w:val="dashed" w:color="023E71" w:sz="6"/>
-          <w:left w:val="dashed" w:color="023E71" w:sz="6"/>
-          <w:right w:val="dashed" w:color="023E71" w:sz="6"/>
+          <w:bottom w:val="single" w:color="EEF3F9" w:sz="2"/>
         </w:pBdr>
-        <w:shd w:fill="EEF3F9" w:val="clear"/>
-        <w:spacing w:after="180" w:before="80"/>
+        <w:spacing w:after="200"/>
         <w:jc w:val="center"/>
       </w:pPr>
       <w:r>
         <w:rPr>
           <w:i/>
           <w:iCs/>
-          <w:color w:val="023E71"/>
-          <w:sz w:val="20"/>
-          <w:szCs w:val="20"/>
+          <w:color w:val="667788"/>
+          <w:sz w:val="16"/>
+          <w:szCs w:val="16"/>
         </w:rPr>
-        <w:t xml:space="preserve">[  Screenshot: Profit &amp; Loss and Balance Sheet  ]</w:t>
+        <w:t xml:space="preserve">Figure 7: Profit &amp; Loss and Balance Sheet</w:t>
       </w:r>
     </w:p>
     <w:p>
@@ -1137,25 +1371,67 @@
     </w:p>
     <w:p>
       <w:pPr>
+        <w:spacing w:after="20" w:before="100"/>
+        <w:jc w:val="center"/>
+      </w:pPr>
+      <w:r>
+        <w:drawing>
+          <wp:inline distT="0" distB="0" distL="0" distR="0">
+            <wp:extent cx="5715000" cy="2933700"/>
+            <wp:effectExtent t="0" r="0" b="0" l="0"/>
+            <wp:docPr id="1" name="" descr="" title=""/>
+            <wp:cNvGraphicFramePr>
+              <a:graphicFrameLocks xmlns:a="http://schemas.openxmlformats.org/drawingml/2006/main" noChangeAspect="1"/>
+            </wp:cNvGraphicFramePr>
+            <a:graphic xmlns:a="http://schemas.openxmlformats.org/drawingml/2006/main">
+              <a:graphicData uri="http://schemas.openxmlformats.org/drawingml/2006/picture">
+                <pic:pic xmlns:pic="http://schemas.openxmlformats.org/drawingml/2006/picture">
+                  <pic:nvPicPr>
+                    <pic:cNvPr id="0" name="" descr=""/>
+                    <pic:cNvPicPr>
+                      <a:picLocks noChangeAspect="1" noChangeArrowheads="1"/>
+                    </pic:cNvPicPr>
+                  </pic:nvPicPr>
+                  <pic:blipFill>
+                    <a:blip r:embed="rId13" cstate="none"/>
+                    <a:srcRect/>
+                    <a:stretch>
+                      <a:fillRect/>
+                    </a:stretch>
+                  </pic:blipFill>
+                  <pic:spPr bwMode="auto">
+                    <a:xfrm>
+                      <a:off x="0" y="0"/>
+                      <a:ext cx="5715000" cy="2933700"/>
+                    </a:xfrm>
+                    <a:prstGeom prst="rect">
+                      <a:avLst/>
+                    </a:prstGeom>
+                  </pic:spPr>
+                </pic:pic>
+              </a:graphicData>
+            </a:graphic>
+          </wp:inline>
+        </w:drawing>
+      </w:r>
+    </w:p>
+    <w:p>
+      <w:pPr>
         <w:pBdr>
-          <w:top w:val="dashed" w:color="023E71" w:sz="6"/>
-          <w:bottom w:val="dashed" w:color="023E71" w:sz="6"/>
-          <w:left w:val="dashed" w:color="023E71" w:sz="6"/>
-          <w:right w:val="dashed" w:color="023E71" w:sz="6"/>
+          <w:bottom w:val="single" w:color="EEF3F9" w:sz="2"/>
         </w:pBdr>
-        <w:shd w:fill="EEF3F9" w:val="clear"/>
-        <w:spacing w:after="180" w:before="80"/>
+        <w:spacing w:after="200"/>
         <w:jc w:val="center"/>
       </w:pPr>
       <w:r>
         <w:rPr>
           <w:i/>
           <w:iCs/>
-          <w:color w:val="023E71"/>
-          <w:sz w:val="20"/>
-          <w:szCs w:val="20"/>
+          <w:color w:val="667788"/>
+          <w:sz w:val="16"/>
+          <w:szCs w:val="16"/>
         </w:rPr>
-        <w:t xml:space="preserve">[  Screenshot: VAT report  ]</w:t>
+        <w:t xml:space="preserve">Figure 8: The VAT report</w:t>
       </w:r>
     </w:p>
     <w:p>
@@ -1244,25 +1520,67 @@
     </w:p>
     <w:p>
       <w:pPr>
+        <w:spacing w:after="20" w:before="100"/>
+        <w:jc w:val="center"/>
+      </w:pPr>
+      <w:r>
+        <w:drawing>
+          <wp:inline distT="0" distB="0" distL="0" distR="0">
+            <wp:extent cx="5715000" cy="2971800"/>
+            <wp:effectExtent t="0" r="0" b="0" l="0"/>
+            <wp:docPr id="1" name="" descr="" title=""/>
+            <wp:cNvGraphicFramePr>
+              <a:graphicFrameLocks xmlns:a="http://schemas.openxmlformats.org/drawingml/2006/main" noChangeAspect="1"/>
+            </wp:cNvGraphicFramePr>
+            <a:graphic xmlns:a="http://schemas.openxmlformats.org/drawingml/2006/main">
+              <a:graphicData uri="http://schemas.openxmlformats.org/drawingml/2006/picture">
+                <pic:pic xmlns:pic="http://schemas.openxmlformats.org/drawingml/2006/picture">
+                  <pic:nvPicPr>
+                    <pic:cNvPr id="0" name="" descr=""/>
+                    <pic:cNvPicPr>
+                      <a:picLocks noChangeAspect="1" noChangeArrowheads="1"/>
+                    </pic:cNvPicPr>
+                  </pic:nvPicPr>
+                  <pic:blipFill>
+                    <a:blip r:embed="rId14" cstate="none"/>
+                    <a:srcRect/>
+                    <a:stretch>
+                      <a:fillRect/>
+                    </a:stretch>
+                  </pic:blipFill>
+                  <pic:spPr bwMode="auto">
+                    <a:xfrm>
+                      <a:off x="0" y="0"/>
+                      <a:ext cx="5715000" cy="2971800"/>
+                    </a:xfrm>
+                    <a:prstGeom prst="rect">
+                      <a:avLst/>
+                    </a:prstGeom>
+                  </pic:spPr>
+                </pic:pic>
+              </a:graphicData>
+            </a:graphic>
+          </wp:inline>
+        </w:drawing>
+      </w:r>
+    </w:p>
+    <w:p>
+      <w:pPr>
         <w:pBdr>
-          <w:top w:val="dashed" w:color="023E71" w:sz="6"/>
-          <w:bottom w:val="dashed" w:color="023E71" w:sz="6"/>
-          <w:left w:val="dashed" w:color="023E71" w:sz="6"/>
-          <w:right w:val="dashed" w:color="023E71" w:sz="6"/>
+          <w:bottom w:val="single" w:color="EEF3F9" w:sz="2"/>
         </w:pBdr>
-        <w:shd w:fill="EEF3F9" w:val="clear"/>
-        <w:spacing w:after="180" w:before="80"/>
+        <w:spacing w:after="200"/>
         <w:jc w:val="center"/>
       </w:pPr>
       <w:r>
         <w:rPr>
           <w:i/>
           <w:iCs/>
-          <w:color w:val="023E71"/>
-          <w:sz w:val="20"/>
-          <w:szCs w:val="20"/>
+          <w:color w:val="667788"/>
+          <w:sz w:val="16"/>
+          <w:szCs w:val="16"/>
         </w:rPr>
-        <w:t xml:space="preserve">[  Screenshot: Tally Sync page  ]</w:t>
+        <w:t xml:space="preserve">Figure 9: The Tally Sync page</w:t>
       </w:r>
     </w:p>
     <w:p>
@@ -1368,25 +1686,67 @@
     </w:p>
     <w:p>
       <w:pPr>
+        <w:spacing w:after="20" w:before="100"/>
+        <w:jc w:val="center"/>
+      </w:pPr>
+      <w:r>
+        <w:drawing>
+          <wp:inline distT="0" distB="0" distL="0" distR="0">
+            <wp:extent cx="5715000" cy="3171825"/>
+            <wp:effectExtent t="0" r="0" b="0" l="0"/>
+            <wp:docPr id="1" name="" descr="" title=""/>
+            <wp:cNvGraphicFramePr>
+              <a:graphicFrameLocks xmlns:a="http://schemas.openxmlformats.org/drawingml/2006/main" noChangeAspect="1"/>
+            </wp:cNvGraphicFramePr>
+            <a:graphic xmlns:a="http://schemas.openxmlformats.org/drawingml/2006/main">
+              <a:graphicData uri="http://schemas.openxmlformats.org/drawingml/2006/picture">
+                <pic:pic xmlns:pic="http://schemas.openxmlformats.org/drawingml/2006/picture">
+                  <pic:nvPicPr>
+                    <pic:cNvPr id="0" name="" descr=""/>
+                    <pic:cNvPicPr>
+                      <a:picLocks noChangeAspect="1" noChangeArrowheads="1"/>
+                    </pic:cNvPicPr>
+                  </pic:nvPicPr>
+                  <pic:blipFill>
+                    <a:blip r:embed="rId15" cstate="none"/>
+                    <a:srcRect/>
+                    <a:stretch>
+                      <a:fillRect/>
+                    </a:stretch>
+                  </pic:blipFill>
+                  <pic:spPr bwMode="auto">
+                    <a:xfrm>
+                      <a:off x="0" y="0"/>
+                      <a:ext cx="5715000" cy="3171825"/>
+                    </a:xfrm>
+                    <a:prstGeom prst="rect">
+                      <a:avLst/>
+                    </a:prstGeom>
+                  </pic:spPr>
+                </pic:pic>
+              </a:graphicData>
+            </a:graphic>
+          </wp:inline>
+        </w:drawing>
+      </w:r>
+    </w:p>
+    <w:p>
+      <w:pPr>
         <w:pBdr>
-          <w:top w:val="dashed" w:color="023E71" w:sz="6"/>
-          <w:bottom w:val="dashed" w:color="023E71" w:sz="6"/>
-          <w:left w:val="dashed" w:color="023E71" w:sz="6"/>
-          <w:right w:val="dashed" w:color="023E71" w:sz="6"/>
+          <w:bottom w:val="single" w:color="EEF3F9" w:sz="2"/>
         </w:pBdr>
-        <w:shd w:fill="EEF3F9" w:val="clear"/>
-        <w:spacing w:after="180" w:before="80"/>
+        <w:spacing w:after="200"/>
         <w:jc w:val="center"/>
       </w:pPr>
       <w:r>
         <w:rPr>
           <w:i/>
           <w:iCs/>
-          <w:color w:val="023E71"/>
-          <w:sz w:val="20"/>
-          <w:szCs w:val="20"/>
+          <w:color w:val="667788"/>
+          <w:sz w:val="16"/>
+          <w:szCs w:val="16"/>
         </w:rPr>
-        <w:t xml:space="preserve">[  Screenshot: Employees list and an employee profile  ]</w:t>
+        <w:t xml:space="preserve">Figure 10: The Employees list</w:t>
       </w:r>
     </w:p>
     <w:p>
@@ -1439,25 +1799,67 @@
     </w:p>
     <w:p>
       <w:pPr>
+        <w:spacing w:after="20" w:before="100"/>
+        <w:jc w:val="center"/>
+      </w:pPr>
+      <w:r>
+        <w:drawing>
+          <wp:inline distT="0" distB="0" distL="0" distR="0">
+            <wp:extent cx="5715000" cy="3257550"/>
+            <wp:effectExtent t="0" r="0" b="0" l="0"/>
+            <wp:docPr id="1" name="" descr="" title=""/>
+            <wp:cNvGraphicFramePr>
+              <a:graphicFrameLocks xmlns:a="http://schemas.openxmlformats.org/drawingml/2006/main" noChangeAspect="1"/>
+            </wp:cNvGraphicFramePr>
+            <a:graphic xmlns:a="http://schemas.openxmlformats.org/drawingml/2006/main">
+              <a:graphicData uri="http://schemas.openxmlformats.org/drawingml/2006/picture">
+                <pic:pic xmlns:pic="http://schemas.openxmlformats.org/drawingml/2006/picture">
+                  <pic:nvPicPr>
+                    <pic:cNvPr id="0" name="" descr=""/>
+                    <pic:cNvPicPr>
+                      <a:picLocks noChangeAspect="1" noChangeArrowheads="1"/>
+                    </pic:cNvPicPr>
+                  </pic:nvPicPr>
+                  <pic:blipFill>
+                    <a:blip r:embed="rId16" cstate="none"/>
+                    <a:srcRect/>
+                    <a:stretch>
+                      <a:fillRect/>
+                    </a:stretch>
+                  </pic:blipFill>
+                  <pic:spPr bwMode="auto">
+                    <a:xfrm>
+                      <a:off x="0" y="0"/>
+                      <a:ext cx="5715000" cy="3257550"/>
+                    </a:xfrm>
+                    <a:prstGeom prst="rect">
+                      <a:avLst/>
+                    </a:prstGeom>
+                  </pic:spPr>
+                </pic:pic>
+              </a:graphicData>
+            </a:graphic>
+          </wp:inline>
+        </w:drawing>
+      </w:r>
+    </w:p>
+    <w:p>
+      <w:pPr>
         <w:pBdr>
-          <w:top w:val="dashed" w:color="023E71" w:sz="6"/>
-          <w:bottom w:val="dashed" w:color="023E71" w:sz="6"/>
-          <w:left w:val="dashed" w:color="023E71" w:sz="6"/>
-          <w:right w:val="dashed" w:color="023E71" w:sz="6"/>
+          <w:bottom w:val="single" w:color="EEF3F9" w:sz="2"/>
         </w:pBdr>
-        <w:shd w:fill="EEF3F9" w:val="clear"/>
-        <w:spacing w:after="180" w:before="80"/>
+        <w:spacing w:after="200"/>
         <w:jc w:val="center"/>
       </w:pPr>
       <w:r>
         <w:rPr>
           <w:i/>
           <w:iCs/>
-          <w:color w:val="023E71"/>
-          <w:sz w:val="20"/>
-          <w:szCs w:val="20"/>
+          <w:color w:val="667788"/>
+          <w:sz w:val="16"/>
+          <w:szCs w:val="16"/>
         </w:rPr>
-        <w:t xml:space="preserve">[  Screenshot: Onboarding  ]</w:t>
+        <w:t xml:space="preserve">Figure 11: Onboarding — raising a requisition</w:t>
       </w:r>
     </w:p>
     <w:p>
@@ -1510,25 +1912,67 @@
     </w:p>
     <w:p>
       <w:pPr>
+        <w:spacing w:after="20" w:before="100"/>
+        <w:jc w:val="center"/>
+      </w:pPr>
+      <w:r>
+        <w:drawing>
+          <wp:inline distT="0" distB="0" distL="0" distR="0">
+            <wp:extent cx="5715000" cy="3171825"/>
+            <wp:effectExtent t="0" r="0" b="0" l="0"/>
+            <wp:docPr id="1" name="" descr="" title=""/>
+            <wp:cNvGraphicFramePr>
+              <a:graphicFrameLocks xmlns:a="http://schemas.openxmlformats.org/drawingml/2006/main" noChangeAspect="1"/>
+            </wp:cNvGraphicFramePr>
+            <a:graphic xmlns:a="http://schemas.openxmlformats.org/drawingml/2006/main">
+              <a:graphicData uri="http://schemas.openxmlformats.org/drawingml/2006/picture">
+                <pic:pic xmlns:pic="http://schemas.openxmlformats.org/drawingml/2006/picture">
+                  <pic:nvPicPr>
+                    <pic:cNvPr id="0" name="" descr=""/>
+                    <pic:cNvPicPr>
+                      <a:picLocks noChangeAspect="1" noChangeArrowheads="1"/>
+                    </pic:cNvPicPr>
+                  </pic:nvPicPr>
+                  <pic:blipFill>
+                    <a:blip r:embed="rId17" cstate="none"/>
+                    <a:srcRect/>
+                    <a:stretch>
+                      <a:fillRect/>
+                    </a:stretch>
+                  </pic:blipFill>
+                  <pic:spPr bwMode="auto">
+                    <a:xfrm>
+                      <a:off x="0" y="0"/>
+                      <a:ext cx="5715000" cy="3171825"/>
+                    </a:xfrm>
+                    <a:prstGeom prst="rect">
+                      <a:avLst/>
+                    </a:prstGeom>
+                  </pic:spPr>
+                </pic:pic>
+              </a:graphicData>
+            </a:graphic>
+          </wp:inline>
+        </w:drawing>
+      </w:r>
+    </w:p>
+    <w:p>
+      <w:pPr>
         <w:pBdr>
-          <w:top w:val="dashed" w:color="023E71" w:sz="6"/>
-          <w:bottom w:val="dashed" w:color="023E71" w:sz="6"/>
-          <w:left w:val="dashed" w:color="023E71" w:sz="6"/>
-          <w:right w:val="dashed" w:color="023E71" w:sz="6"/>
+          <w:bottom w:val="single" w:color="EEF3F9" w:sz="2"/>
         </w:pBdr>
-        <w:shd w:fill="EEF3F9" w:val="clear"/>
-        <w:spacing w:after="180" w:before="80"/>
+        <w:spacing w:after="200"/>
         <w:jc w:val="center"/>
       </w:pPr>
       <w:r>
         <w:rPr>
           <w:i/>
           <w:iCs/>
-          <w:color w:val="023E71"/>
-          <w:sz w:val="20"/>
-          <w:szCs w:val="20"/>
+          <w:color w:val="667788"/>
+          <w:sz w:val="16"/>
+          <w:szCs w:val="16"/>
         </w:rPr>
-        <w:t xml:space="preserve">[  Screenshot: Payroll run and payslips  ]</w:t>
+        <w:t xml:space="preserve">Figure 12: Payroll runs and payslips</w:t>
       </w:r>
     </w:p>
     <w:p>
@@ -1550,25 +1994,67 @@
     </w:p>
     <w:p>
       <w:pPr>
+        <w:spacing w:after="20" w:before="100"/>
+        <w:jc w:val="center"/>
+      </w:pPr>
+      <w:r>
+        <w:drawing>
+          <wp:inline distT="0" distB="0" distL="0" distR="0">
+            <wp:extent cx="5715000" cy="3076575"/>
+            <wp:effectExtent t="0" r="0" b="0" l="0"/>
+            <wp:docPr id="1" name="" descr="" title=""/>
+            <wp:cNvGraphicFramePr>
+              <a:graphicFrameLocks xmlns:a="http://schemas.openxmlformats.org/drawingml/2006/main" noChangeAspect="1"/>
+            </wp:cNvGraphicFramePr>
+            <a:graphic xmlns:a="http://schemas.openxmlformats.org/drawingml/2006/main">
+              <a:graphicData uri="http://schemas.openxmlformats.org/drawingml/2006/picture">
+                <pic:pic xmlns:pic="http://schemas.openxmlformats.org/drawingml/2006/picture">
+                  <pic:nvPicPr>
+                    <pic:cNvPr id="0" name="" descr=""/>
+                    <pic:cNvPicPr>
+                      <a:picLocks noChangeAspect="1" noChangeArrowheads="1"/>
+                    </pic:cNvPicPr>
+                  </pic:nvPicPr>
+                  <pic:blipFill>
+                    <a:blip r:embed="rId18" cstate="none"/>
+                    <a:srcRect/>
+                    <a:stretch>
+                      <a:fillRect/>
+                    </a:stretch>
+                  </pic:blipFill>
+                  <pic:spPr bwMode="auto">
+                    <a:xfrm>
+                      <a:off x="0" y="0"/>
+                      <a:ext cx="5715000" cy="3076575"/>
+                    </a:xfrm>
+                    <a:prstGeom prst="rect">
+                      <a:avLst/>
+                    </a:prstGeom>
+                  </pic:spPr>
+                </pic:pic>
+              </a:graphicData>
+            </a:graphic>
+          </wp:inline>
+        </w:drawing>
+      </w:r>
+    </w:p>
+    <w:p>
+      <w:pPr>
         <w:pBdr>
-          <w:top w:val="dashed" w:color="023E71" w:sz="6"/>
-          <w:bottom w:val="dashed" w:color="023E71" w:sz="6"/>
-          <w:left w:val="dashed" w:color="023E71" w:sz="6"/>
-          <w:right w:val="dashed" w:color="023E71" w:sz="6"/>
+          <w:bottom w:val="single" w:color="EEF3F9" w:sz="2"/>
         </w:pBdr>
-        <w:shd w:fill="EEF3F9" w:val="clear"/>
-        <w:spacing w:after="180" w:before="80"/>
+        <w:spacing w:after="200"/>
         <w:jc w:val="center"/>
       </w:pPr>
       <w:r>
         <w:rPr>
           <w:i/>
           <w:iCs/>
-          <w:color w:val="023E71"/>
-          <w:sz w:val="20"/>
-          <w:szCs w:val="20"/>
+          <w:color w:val="667788"/>
+          <w:sz w:val="16"/>
+          <w:szCs w:val="16"/>
         </w:rPr>
-        <w:t xml:space="preserve">[  Screenshot: Leave requests  ]</w:t>
+        <w:t xml:space="preserve">Figure 13: Leave requests and balances</w:t>
       </w:r>
     </w:p>
     <w:p>
@@ -1642,25 +2128,67 @@
     </w:p>
     <w:p>
       <w:pPr>
+        <w:spacing w:after="20" w:before="100"/>
+        <w:jc w:val="center"/>
+      </w:pPr>
+      <w:r>
+        <w:drawing>
+          <wp:inline distT="0" distB="0" distL="0" distR="0">
+            <wp:extent cx="5715000" cy="3219450"/>
+            <wp:effectExtent t="0" r="0" b="0" l="0"/>
+            <wp:docPr id="1" name="" descr="" title=""/>
+            <wp:cNvGraphicFramePr>
+              <a:graphicFrameLocks xmlns:a="http://schemas.openxmlformats.org/drawingml/2006/main" noChangeAspect="1"/>
+            </wp:cNvGraphicFramePr>
+            <a:graphic xmlns:a="http://schemas.openxmlformats.org/drawingml/2006/main">
+              <a:graphicData uri="http://schemas.openxmlformats.org/drawingml/2006/picture">
+                <pic:pic xmlns:pic="http://schemas.openxmlformats.org/drawingml/2006/picture">
+                  <pic:nvPicPr>
+                    <pic:cNvPr id="0" name="" descr=""/>
+                    <pic:cNvPicPr>
+                      <a:picLocks noChangeAspect="1" noChangeArrowheads="1"/>
+                    </pic:cNvPicPr>
+                  </pic:nvPicPr>
+                  <pic:blipFill>
+                    <a:blip r:embed="rId19" cstate="none"/>
+                    <a:srcRect/>
+                    <a:stretch>
+                      <a:fillRect/>
+                    </a:stretch>
+                  </pic:blipFill>
+                  <pic:spPr bwMode="auto">
+                    <a:xfrm>
+                      <a:off x="0" y="0"/>
+                      <a:ext cx="5715000" cy="3219450"/>
+                    </a:xfrm>
+                    <a:prstGeom prst="rect">
+                      <a:avLst/>
+                    </a:prstGeom>
+                  </pic:spPr>
+                </pic:pic>
+              </a:graphicData>
+            </a:graphic>
+          </wp:inline>
+        </w:drawing>
+      </w:r>
+    </w:p>
+    <w:p>
+      <w:pPr>
         <w:pBdr>
-          <w:top w:val="dashed" w:color="023E71" w:sz="6"/>
-          <w:bottom w:val="dashed" w:color="023E71" w:sz="6"/>
-          <w:left w:val="dashed" w:color="023E71" w:sz="6"/>
-          <w:right w:val="dashed" w:color="023E71" w:sz="6"/>
+          <w:bottom w:val="single" w:color="EEF3F9" w:sz="2"/>
         </w:pBdr>
-        <w:shd w:fill="EEF3F9" w:val="clear"/>
-        <w:spacing w:after="180" w:before="80"/>
+        <w:spacing w:after="200"/>
         <w:jc w:val="center"/>
       </w:pPr>
       <w:r>
         <w:rPr>
           <w:i/>
           <w:iCs/>
-          <w:color w:val="023E71"/>
-          <w:sz w:val="20"/>
-          <w:szCs w:val="20"/>
+          <w:color w:val="667788"/>
+          <w:sz w:val="16"/>
+          <w:szCs w:val="16"/>
         </w:rPr>
-        <w:t xml:space="preserve">[  Screenshot: Daily Muster  ]</w:t>
+        <w:t xml:space="preserve">Figure 14: The Daily Muster</w:t>
       </w:r>
     </w:p>
     <w:p>
@@ -1726,25 +2254,67 @@
     </w:p>
     <w:p>
       <w:pPr>
+        <w:spacing w:after="20" w:before="100"/>
+        <w:jc w:val="center"/>
+      </w:pPr>
+      <w:r>
+        <w:drawing>
+          <wp:inline distT="0" distB="0" distL="0" distR="0">
+            <wp:extent cx="5715000" cy="2990850"/>
+            <wp:effectExtent t="0" r="0" b="0" l="0"/>
+            <wp:docPr id="1" name="" descr="" title=""/>
+            <wp:cNvGraphicFramePr>
+              <a:graphicFrameLocks xmlns:a="http://schemas.openxmlformats.org/drawingml/2006/main" noChangeAspect="1"/>
+            </wp:cNvGraphicFramePr>
+            <a:graphic xmlns:a="http://schemas.openxmlformats.org/drawingml/2006/main">
+              <a:graphicData uri="http://schemas.openxmlformats.org/drawingml/2006/picture">
+                <pic:pic xmlns:pic="http://schemas.openxmlformats.org/drawingml/2006/picture">
+                  <pic:nvPicPr>
+                    <pic:cNvPr id="0" name="" descr=""/>
+                    <pic:cNvPicPr>
+                      <a:picLocks noChangeAspect="1" noChangeArrowheads="1"/>
+                    </pic:cNvPicPr>
+                  </pic:nvPicPr>
+                  <pic:blipFill>
+                    <a:blip r:embed="rId20" cstate="none"/>
+                    <a:srcRect/>
+                    <a:stretch>
+                      <a:fillRect/>
+                    </a:stretch>
+                  </pic:blipFill>
+                  <pic:spPr bwMode="auto">
+                    <a:xfrm>
+                      <a:off x="0" y="0"/>
+                      <a:ext cx="5715000" cy="2990850"/>
+                    </a:xfrm>
+                    <a:prstGeom prst="rect">
+                      <a:avLst/>
+                    </a:prstGeom>
+                  </pic:spPr>
+                </pic:pic>
+              </a:graphicData>
+            </a:graphic>
+          </wp:inline>
+        </w:drawing>
+      </w:r>
+    </w:p>
+    <w:p>
+      <w:pPr>
         <w:pBdr>
-          <w:top w:val="dashed" w:color="023E71" w:sz="6"/>
-          <w:bottom w:val="dashed" w:color="023E71" w:sz="6"/>
-          <w:left w:val="dashed" w:color="023E71" w:sz="6"/>
-          <w:right w:val="dashed" w:color="023E71" w:sz="6"/>
+          <w:bottom w:val="single" w:color="EEF3F9" w:sz="2"/>
         </w:pBdr>
-        <w:shd w:fill="EEF3F9" w:val="clear"/>
-        <w:spacing w:after="180" w:before="80"/>
+        <w:spacing w:after="200"/>
         <w:jc w:val="center"/>
       </w:pPr>
       <w:r>
         <w:rPr>
           <w:i/>
           <w:iCs/>
-          <w:color w:val="023E71"/>
-          <w:sz w:val="20"/>
-          <w:szCs w:val="20"/>
+          <w:color w:val="667788"/>
+          <w:sz w:val="16"/>
+          <w:szCs w:val="16"/>
         </w:rPr>
-        <w:t xml:space="preserve">[  Screenshot: Import from punch machine  ]</w:t>
+        <w:t xml:space="preserve">Figure 15: Import from punch machine</w:t>
       </w:r>
     </w:p>
     <w:p>
@@ -1766,25 +2336,67 @@
     </w:p>
     <w:p>
       <w:pPr>
+        <w:spacing w:after="20" w:before="100"/>
+        <w:jc w:val="center"/>
+      </w:pPr>
+      <w:r>
+        <w:drawing>
+          <wp:inline distT="0" distB="0" distL="0" distR="0">
+            <wp:extent cx="5715000" cy="3238500"/>
+            <wp:effectExtent t="0" r="0" b="0" l="0"/>
+            <wp:docPr id="1" name="" descr="" title=""/>
+            <wp:cNvGraphicFramePr>
+              <a:graphicFrameLocks xmlns:a="http://schemas.openxmlformats.org/drawingml/2006/main" noChangeAspect="1"/>
+            </wp:cNvGraphicFramePr>
+            <a:graphic xmlns:a="http://schemas.openxmlformats.org/drawingml/2006/main">
+              <a:graphicData uri="http://schemas.openxmlformats.org/drawingml/2006/picture">
+                <pic:pic xmlns:pic="http://schemas.openxmlformats.org/drawingml/2006/picture">
+                  <pic:nvPicPr>
+                    <pic:cNvPr id="0" name="" descr=""/>
+                    <pic:cNvPicPr>
+                      <a:picLocks noChangeAspect="1" noChangeArrowheads="1"/>
+                    </pic:cNvPicPr>
+                  </pic:nvPicPr>
+                  <pic:blipFill>
+                    <a:blip r:embed="rId21" cstate="none"/>
+                    <a:srcRect/>
+                    <a:stretch>
+                      <a:fillRect/>
+                    </a:stretch>
+                  </pic:blipFill>
+                  <pic:spPr bwMode="auto">
+                    <a:xfrm>
+                      <a:off x="0" y="0"/>
+                      <a:ext cx="5715000" cy="3238500"/>
+                    </a:xfrm>
+                    <a:prstGeom prst="rect">
+                      <a:avLst/>
+                    </a:prstGeom>
+                  </pic:spPr>
+                </pic:pic>
+              </a:graphicData>
+            </a:graphic>
+          </wp:inline>
+        </w:drawing>
+      </w:r>
+    </w:p>
+    <w:p>
+      <w:pPr>
         <w:pBdr>
-          <w:top w:val="dashed" w:color="023E71" w:sz="6"/>
-          <w:bottom w:val="dashed" w:color="023E71" w:sz="6"/>
-          <w:left w:val="dashed" w:color="023E71" w:sz="6"/>
-          <w:right w:val="dashed" w:color="023E71" w:sz="6"/>
+          <w:bottom w:val="single" w:color="EEF3F9" w:sz="2"/>
         </w:pBdr>
-        <w:shd w:fill="EEF3F9" w:val="clear"/>
-        <w:spacing w:after="180" w:before="80"/>
+        <w:spacing w:after="200"/>
         <w:jc w:val="center"/>
       </w:pPr>
       <w:r>
         <w:rPr>
           <w:i/>
           <w:iCs/>
-          <w:color w:val="023E71"/>
-          <w:sz w:val="20"/>
-          <w:szCs w:val="20"/>
+          <w:color w:val="667788"/>
+          <w:sz w:val="16"/>
+          <w:szCs w:val="16"/>
         </w:rPr>
-        <w:t xml:space="preserve">[  Screenshot: Certifications  ]</w:t>
+        <w:t xml:space="preserve">Figure 16: Certifications with expiry status</w:t>
       </w:r>
     </w:p>
     <w:p>
@@ -1858,25 +2470,67 @@
     </w:p>
     <w:p>
       <w:pPr>
+        <w:spacing w:after="20" w:before="100"/>
+        <w:jc w:val="center"/>
+      </w:pPr>
+      <w:r>
+        <w:drawing>
+          <wp:inline distT="0" distB="0" distL="0" distR="0">
+            <wp:extent cx="5715000" cy="2981325"/>
+            <wp:effectExtent t="0" r="0" b="0" l="0"/>
+            <wp:docPr id="1" name="" descr="" title=""/>
+            <wp:cNvGraphicFramePr>
+              <a:graphicFrameLocks xmlns:a="http://schemas.openxmlformats.org/drawingml/2006/main" noChangeAspect="1"/>
+            </wp:cNvGraphicFramePr>
+            <a:graphic xmlns:a="http://schemas.openxmlformats.org/drawingml/2006/main">
+              <a:graphicData uri="http://schemas.openxmlformats.org/drawingml/2006/picture">
+                <pic:pic xmlns:pic="http://schemas.openxmlformats.org/drawingml/2006/picture">
+                  <pic:nvPicPr>
+                    <pic:cNvPr id="0" name="" descr=""/>
+                    <pic:cNvPicPr>
+                      <a:picLocks noChangeAspect="1" noChangeArrowheads="1"/>
+                    </pic:cNvPicPr>
+                  </pic:nvPicPr>
+                  <pic:blipFill>
+                    <a:blip r:embed="rId22" cstate="none"/>
+                    <a:srcRect/>
+                    <a:stretch>
+                      <a:fillRect/>
+                    </a:stretch>
+                  </pic:blipFill>
+                  <pic:spPr bwMode="auto">
+                    <a:xfrm>
+                      <a:off x="0" y="0"/>
+                      <a:ext cx="5715000" cy="2981325"/>
+                    </a:xfrm>
+                    <a:prstGeom prst="rect">
+                      <a:avLst/>
+                    </a:prstGeom>
+                  </pic:spPr>
+                </pic:pic>
+              </a:graphicData>
+            </a:graphic>
+          </wp:inline>
+        </w:drawing>
+      </w:r>
+    </w:p>
+    <w:p>
+      <w:pPr>
         <w:pBdr>
-          <w:top w:val="dashed" w:color="023E71" w:sz="6"/>
-          <w:bottom w:val="dashed" w:color="023E71" w:sz="6"/>
-          <w:left w:val="dashed" w:color="023E71" w:sz="6"/>
-          <w:right w:val="dashed" w:color="023E71" w:sz="6"/>
+          <w:bottom w:val="single" w:color="EEF3F9" w:sz="2"/>
         </w:pBdr>
-        <w:shd w:fill="EEF3F9" w:val="clear"/>
-        <w:spacing w:after="180" w:before="80"/>
+        <w:spacing w:after="200"/>
         <w:jc w:val="center"/>
       </w:pPr>
       <w:r>
         <w:rPr>
           <w:i/>
           <w:iCs/>
-          <w:color w:val="023E71"/>
-          <w:sz w:val="20"/>
-          <w:szCs w:val="20"/>
+          <w:color w:val="667788"/>
+          <w:sz w:val="16"/>
+          <w:szCs w:val="16"/>
         </w:rPr>
-        <w:t xml:space="preserve">[  Screenshot: Separation &amp; Settlement with the live calculation  ]</w:t>
+        <w:t xml:space="preserve">Figure 17: Separation &amp; Settlement with the live calculation</w:t>
       </w:r>
     </w:p>
     <w:p>
@@ -2003,25 +2657,67 @@
     </w:p>
     <w:p>
       <w:pPr>
+        <w:spacing w:after="20" w:before="100"/>
+        <w:jc w:val="center"/>
+      </w:pPr>
+      <w:r>
+        <w:drawing>
+          <wp:inline distT="0" distB="0" distL="0" distR="0">
+            <wp:extent cx="5715000" cy="4191000"/>
+            <wp:effectExtent t="0" r="0" b="0" l="0"/>
+            <wp:docPr id="1" name="" descr="" title=""/>
+            <wp:cNvGraphicFramePr>
+              <a:graphicFrameLocks xmlns:a="http://schemas.openxmlformats.org/drawingml/2006/main" noChangeAspect="1"/>
+            </wp:cNvGraphicFramePr>
+            <a:graphic xmlns:a="http://schemas.openxmlformats.org/drawingml/2006/main">
+              <a:graphicData uri="http://schemas.openxmlformats.org/drawingml/2006/picture">
+                <pic:pic xmlns:pic="http://schemas.openxmlformats.org/drawingml/2006/picture">
+                  <pic:nvPicPr>
+                    <pic:cNvPr id="0" name="" descr=""/>
+                    <pic:cNvPicPr>
+                      <a:picLocks noChangeAspect="1" noChangeArrowheads="1"/>
+                    </pic:cNvPicPr>
+                  </pic:nvPicPr>
+                  <pic:blipFill>
+                    <a:blip r:embed="rId23" cstate="none"/>
+                    <a:srcRect/>
+                    <a:stretch>
+                      <a:fillRect/>
+                    </a:stretch>
+                  </pic:blipFill>
+                  <pic:spPr bwMode="auto">
+                    <a:xfrm>
+                      <a:off x="0" y="0"/>
+                      <a:ext cx="5715000" cy="4191000"/>
+                    </a:xfrm>
+                    <a:prstGeom prst="rect">
+                      <a:avLst/>
+                    </a:prstGeom>
+                  </pic:spPr>
+                </pic:pic>
+              </a:graphicData>
+            </a:graphic>
+          </wp:inline>
+        </w:drawing>
+      </w:r>
+    </w:p>
+    <w:p>
+      <w:pPr>
         <w:pBdr>
-          <w:top w:val="dashed" w:color="023E71" w:sz="6"/>
-          <w:bottom w:val="dashed" w:color="023E71" w:sz="6"/>
-          <w:left w:val="dashed" w:color="023E71" w:sz="6"/>
-          <w:right w:val="dashed" w:color="023E71" w:sz="6"/>
+          <w:bottom w:val="single" w:color="EEF3F9" w:sz="2"/>
         </w:pBdr>
-        <w:shd w:fill="EEF3F9" w:val="clear"/>
-        <w:spacing w:after="180" w:before="80"/>
+        <w:spacing w:after="200"/>
         <w:jc w:val="center"/>
       </w:pPr>
       <w:r>
         <w:rPr>
           <w:i/>
           <w:iCs/>
-          <w:color w:val="023E71"/>
-          <w:sz w:val="20"/>
-          <w:szCs w:val="20"/>
+          <w:color w:val="667788"/>
+          <w:sz w:val="16"/>
+          <w:szCs w:val="16"/>
         </w:rPr>
-        <w:t xml:space="preserve">[  Screenshot: Full &amp; Final Settlement Statement (print view)  ]</w:t>
+        <w:t xml:space="preserve">Figure 18: The Full &amp; Final Settlement Statement (print view)</w:t>
       </w:r>
     </w:p>
     <w:p>
@@ -2066,25 +2762,67 @@
     </w:p>
     <w:p>
       <w:pPr>
+        <w:spacing w:after="20" w:before="100"/>
+        <w:jc w:val="center"/>
+      </w:pPr>
+      <w:r>
+        <w:drawing>
+          <wp:inline distT="0" distB="0" distL="0" distR="0">
+            <wp:extent cx="5715000" cy="3133725"/>
+            <wp:effectExtent t="0" r="0" b="0" l="0"/>
+            <wp:docPr id="1" name="" descr="" title=""/>
+            <wp:cNvGraphicFramePr>
+              <a:graphicFrameLocks xmlns:a="http://schemas.openxmlformats.org/drawingml/2006/main" noChangeAspect="1"/>
+            </wp:cNvGraphicFramePr>
+            <a:graphic xmlns:a="http://schemas.openxmlformats.org/drawingml/2006/main">
+              <a:graphicData uri="http://schemas.openxmlformats.org/drawingml/2006/picture">
+                <pic:pic xmlns:pic="http://schemas.openxmlformats.org/drawingml/2006/picture">
+                  <pic:nvPicPr>
+                    <pic:cNvPr id="0" name="" descr=""/>
+                    <pic:cNvPicPr>
+                      <a:picLocks noChangeAspect="1" noChangeArrowheads="1"/>
+                    </pic:cNvPicPr>
+                  </pic:nvPicPr>
+                  <pic:blipFill>
+                    <a:blip r:embed="rId24" cstate="none"/>
+                    <a:srcRect/>
+                    <a:stretch>
+                      <a:fillRect/>
+                    </a:stretch>
+                  </pic:blipFill>
+                  <pic:spPr bwMode="auto">
+                    <a:xfrm>
+                      <a:off x="0" y="0"/>
+                      <a:ext cx="5715000" cy="3133725"/>
+                    </a:xfrm>
+                    <a:prstGeom prst="rect">
+                      <a:avLst/>
+                    </a:prstGeom>
+                  </pic:spPr>
+                </pic:pic>
+              </a:graphicData>
+            </a:graphic>
+          </wp:inline>
+        </w:drawing>
+      </w:r>
+    </w:p>
+    <w:p>
+      <w:pPr>
         <w:pBdr>
-          <w:top w:val="dashed" w:color="023E71" w:sz="6"/>
-          <w:bottom w:val="dashed" w:color="023E71" w:sz="6"/>
-          <w:left w:val="dashed" w:color="023E71" w:sz="6"/>
-          <w:right w:val="dashed" w:color="023E71" w:sz="6"/>
+          <w:bottom w:val="single" w:color="EEF3F9" w:sz="2"/>
         </w:pBdr>
-        <w:shd w:fill="EEF3F9" w:val="clear"/>
-        <w:spacing w:after="180" w:before="80"/>
+        <w:spacing w:after="200"/>
         <w:jc w:val="center"/>
       </w:pPr>
       <w:r>
         <w:rPr>
           <w:i/>
           <w:iCs/>
-          <w:color w:val="023E71"/>
-          <w:sz w:val="20"/>
-          <w:szCs w:val="20"/>
+          <w:color w:val="667788"/>
+          <w:sz w:val="16"/>
+          <w:szCs w:val="16"/>
         </w:rPr>
-        <w:t xml:space="preserve">[  Screenshot: Compliance &amp; Expiry report  ]</w:t>
+        <w:t xml:space="preserve">Figure 19: The Compliance &amp; Expiry report</w:t>
       </w:r>
     </w:p>
     <w:p>
@@ -2106,25 +2844,67 @@
     </w:p>
     <w:p>
       <w:pPr>
+        <w:spacing w:after="20" w:before="100"/>
+        <w:jc w:val="center"/>
+      </w:pPr>
+      <w:r>
+        <w:drawing>
+          <wp:inline distT="0" distB="0" distL="0" distR="0">
+            <wp:extent cx="5715000" cy="3086100"/>
+            <wp:effectExtent t="0" r="0" b="0" l="0"/>
+            <wp:docPr id="1" name="" descr="" title=""/>
+            <wp:cNvGraphicFramePr>
+              <a:graphicFrameLocks xmlns:a="http://schemas.openxmlformats.org/drawingml/2006/main" noChangeAspect="1"/>
+            </wp:cNvGraphicFramePr>
+            <a:graphic xmlns:a="http://schemas.openxmlformats.org/drawingml/2006/main">
+              <a:graphicData uri="http://schemas.openxmlformats.org/drawingml/2006/picture">
+                <pic:pic xmlns:pic="http://schemas.openxmlformats.org/drawingml/2006/picture">
+                  <pic:nvPicPr>
+                    <pic:cNvPr id="0" name="" descr=""/>
+                    <pic:cNvPicPr>
+                      <a:picLocks noChangeAspect="1" noChangeArrowheads="1"/>
+                    </pic:cNvPicPr>
+                  </pic:nvPicPr>
+                  <pic:blipFill>
+                    <a:blip r:embed="rId25" cstate="none"/>
+                    <a:srcRect/>
+                    <a:stretch>
+                      <a:fillRect/>
+                    </a:stretch>
+                  </pic:blipFill>
+                  <pic:spPr bwMode="auto">
+                    <a:xfrm>
+                      <a:off x="0" y="0"/>
+                      <a:ext cx="5715000" cy="3086100"/>
+                    </a:xfrm>
+                    <a:prstGeom prst="rect">
+                      <a:avLst/>
+                    </a:prstGeom>
+                  </pic:spPr>
+                </pic:pic>
+              </a:graphicData>
+            </a:graphic>
+          </wp:inline>
+        </w:drawing>
+      </w:r>
+    </w:p>
+    <w:p>
+      <w:pPr>
         <w:pBdr>
-          <w:top w:val="dashed" w:color="023E71" w:sz="6"/>
-          <w:bottom w:val="dashed" w:color="023E71" w:sz="6"/>
-          <w:left w:val="dashed" w:color="023E71" w:sz="6"/>
-          <w:right w:val="dashed" w:color="023E71" w:sz="6"/>
+          <w:bottom w:val="single" w:color="EEF3F9" w:sz="2"/>
         </w:pBdr>
-        <w:shd w:fill="EEF3F9" w:val="clear"/>
-        <w:spacing w:after="180" w:before="80"/>
+        <w:spacing w:after="200"/>
         <w:jc w:val="center"/>
       </w:pPr>
       <w:r>
         <w:rPr>
           <w:i/>
           <w:iCs/>
-          <w:color w:val="023E71"/>
-          <w:sz w:val="20"/>
-          <w:szCs w:val="20"/>
+          <w:color w:val="667788"/>
+          <w:sz w:val="16"/>
+          <w:szCs w:val="16"/>
         </w:rPr>
-        <w:t xml:space="preserve">[  Screenshot: Job Assignments  ]</w:t>
+        <w:t xml:space="preserve">Figure 20: Job Assignments</w:t>
       </w:r>
     </w:p>
     <w:p>
@@ -2222,25 +3002,67 @@
     </w:p>
     <w:p>
       <w:pPr>
+        <w:spacing w:after="20" w:before="100"/>
+        <w:jc w:val="center"/>
+      </w:pPr>
+      <w:r>
+        <w:drawing>
+          <wp:inline distT="0" distB="0" distL="0" distR="0">
+            <wp:extent cx="5715000" cy="3095625"/>
+            <wp:effectExtent t="0" r="0" b="0" l="0"/>
+            <wp:docPr id="1" name="" descr="" title=""/>
+            <wp:cNvGraphicFramePr>
+              <a:graphicFrameLocks xmlns:a="http://schemas.openxmlformats.org/drawingml/2006/main" noChangeAspect="1"/>
+            </wp:cNvGraphicFramePr>
+            <a:graphic xmlns:a="http://schemas.openxmlformats.org/drawingml/2006/main">
+              <a:graphicData uri="http://schemas.openxmlformats.org/drawingml/2006/picture">
+                <pic:pic xmlns:pic="http://schemas.openxmlformats.org/drawingml/2006/picture">
+                  <pic:nvPicPr>
+                    <pic:cNvPr id="0" name="" descr=""/>
+                    <pic:cNvPicPr>
+                      <a:picLocks noChangeAspect="1" noChangeArrowheads="1"/>
+                    </pic:cNvPicPr>
+                  </pic:nvPicPr>
+                  <pic:blipFill>
+                    <a:blip r:embed="rId26" cstate="none"/>
+                    <a:srcRect/>
+                    <a:stretch>
+                      <a:fillRect/>
+                    </a:stretch>
+                  </pic:blipFill>
+                  <pic:spPr bwMode="auto">
+                    <a:xfrm>
+                      <a:off x="0" y="0"/>
+                      <a:ext cx="5715000" cy="3095625"/>
+                    </a:xfrm>
+                    <a:prstGeom prst="rect">
+                      <a:avLst/>
+                    </a:prstGeom>
+                  </pic:spPr>
+                </pic:pic>
+              </a:graphicData>
+            </a:graphic>
+          </wp:inline>
+        </w:drawing>
+      </w:r>
+    </w:p>
+    <w:p>
+      <w:pPr>
         <w:pBdr>
-          <w:top w:val="dashed" w:color="023E71" w:sz="6"/>
-          <w:bottom w:val="dashed" w:color="023E71" w:sz="6"/>
-          <w:left w:val="dashed" w:color="023E71" w:sz="6"/>
-          <w:right w:val="dashed" w:color="023E71" w:sz="6"/>
+          <w:bottom w:val="single" w:color="EEF3F9" w:sz="2"/>
         </w:pBdr>
-        <w:shd w:fill="EEF3F9" w:val="clear"/>
-        <w:spacing w:after="180" w:before="80"/>
+        <w:spacing w:after="200"/>
         <w:jc w:val="center"/>
       </w:pPr>
       <w:r>
         <w:rPr>
           <w:i/>
           <w:iCs/>
-          <w:color w:val="023E71"/>
-          <w:sz w:val="20"/>
-          <w:szCs w:val="20"/>
+          <w:color w:val="667788"/>
+          <w:sz w:val="16"/>
+          <w:szCs w:val="16"/>
         </w:rPr>
-        <w:t xml:space="preserve">[  Screenshot: Approvals inbox  ]</w:t>
+        <w:t xml:space="preserve">Figure 21: The Approvals inbox</w:t>
       </w:r>
     </w:p>
     <w:p>
@@ -2315,25 +3137,67 @@
     </w:p>
     <w:p>
       <w:pPr>
+        <w:spacing w:after="20" w:before="100"/>
+        <w:jc w:val="center"/>
+      </w:pPr>
+      <w:r>
+        <w:drawing>
+          <wp:inline distT="0" distB="0" distL="0" distR="0">
+            <wp:extent cx="5715000" cy="3114675"/>
+            <wp:effectExtent t="0" r="0" b="0" l="0"/>
+            <wp:docPr id="1" name="" descr="" title=""/>
+            <wp:cNvGraphicFramePr>
+              <a:graphicFrameLocks xmlns:a="http://schemas.openxmlformats.org/drawingml/2006/main" noChangeAspect="1"/>
+            </wp:cNvGraphicFramePr>
+            <a:graphic xmlns:a="http://schemas.openxmlformats.org/drawingml/2006/main">
+              <a:graphicData uri="http://schemas.openxmlformats.org/drawingml/2006/picture">
+                <pic:pic xmlns:pic="http://schemas.openxmlformats.org/drawingml/2006/picture">
+                  <pic:nvPicPr>
+                    <pic:cNvPr id="0" name="" descr=""/>
+                    <pic:cNvPicPr>
+                      <a:picLocks noChangeAspect="1" noChangeArrowheads="1"/>
+                    </pic:cNvPicPr>
+                  </pic:nvPicPr>
+                  <pic:blipFill>
+                    <a:blip r:embed="rId27" cstate="none"/>
+                    <a:srcRect/>
+                    <a:stretch>
+                      <a:fillRect/>
+                    </a:stretch>
+                  </pic:blipFill>
+                  <pic:spPr bwMode="auto">
+                    <a:xfrm>
+                      <a:off x="0" y="0"/>
+                      <a:ext cx="5715000" cy="3114675"/>
+                    </a:xfrm>
+                    <a:prstGeom prst="rect">
+                      <a:avLst/>
+                    </a:prstGeom>
+                  </pic:spPr>
+                </pic:pic>
+              </a:graphicData>
+            </a:graphic>
+          </wp:inline>
+        </w:drawing>
+      </w:r>
+    </w:p>
+    <w:p>
+      <w:pPr>
         <w:pBdr>
-          <w:top w:val="dashed" w:color="023E71" w:sz="6"/>
-          <w:bottom w:val="dashed" w:color="023E71" w:sz="6"/>
-          <w:left w:val="dashed" w:color="023E71" w:sz="6"/>
-          <w:right w:val="dashed" w:color="023E71" w:sz="6"/>
+          <w:bottom w:val="single" w:color="EEF3F9" w:sz="2"/>
         </w:pBdr>
-        <w:shd w:fill="EEF3F9" w:val="clear"/>
-        <w:spacing w:after="180" w:before="80"/>
+        <w:spacing w:after="200"/>
         <w:jc w:val="center"/>
       </w:pPr>
       <w:r>
         <w:rPr>
           <w:i/>
           <w:iCs/>
-          <w:color w:val="023E71"/>
-          <w:sz w:val="20"/>
-          <w:szCs w:val="20"/>
+          <w:color w:val="667788"/>
+          <w:sz w:val="16"/>
+          <w:szCs w:val="16"/>
         </w:rPr>
-        <w:t xml:space="preserve">[  Screenshot: Users &amp; Roles with the security controls  ]</w:t>
+        <w:t xml:space="preserve">Figure 22: Users &amp; Roles with the security controls</w:t>
       </w:r>
     </w:p>
     <w:p>
@@ -2417,25 +3281,67 @@
     </w:p>
     <w:p>
       <w:pPr>
+        <w:spacing w:after="20" w:before="100"/>
+        <w:jc w:val="center"/>
+      </w:pPr>
+      <w:r>
+        <w:drawing>
+          <wp:inline distT="0" distB="0" distL="0" distR="0">
+            <wp:extent cx="5715000" cy="3057525"/>
+            <wp:effectExtent t="0" r="0" b="0" l="0"/>
+            <wp:docPr id="1" name="" descr="" title=""/>
+            <wp:cNvGraphicFramePr>
+              <a:graphicFrameLocks xmlns:a="http://schemas.openxmlformats.org/drawingml/2006/main" noChangeAspect="1"/>
+            </wp:cNvGraphicFramePr>
+            <a:graphic xmlns:a="http://schemas.openxmlformats.org/drawingml/2006/main">
+              <a:graphicData uri="http://schemas.openxmlformats.org/drawingml/2006/picture">
+                <pic:pic xmlns:pic="http://schemas.openxmlformats.org/drawingml/2006/picture">
+                  <pic:nvPicPr>
+                    <pic:cNvPr id="0" name="" descr=""/>
+                    <pic:cNvPicPr>
+                      <a:picLocks noChangeAspect="1" noChangeArrowheads="1"/>
+                    </pic:cNvPicPr>
+                  </pic:nvPicPr>
+                  <pic:blipFill>
+                    <a:blip r:embed="rId28" cstate="none"/>
+                    <a:srcRect/>
+                    <a:stretch>
+                      <a:fillRect/>
+                    </a:stretch>
+                  </pic:blipFill>
+                  <pic:spPr bwMode="auto">
+                    <a:xfrm>
+                      <a:off x="0" y="0"/>
+                      <a:ext cx="5715000" cy="3057525"/>
+                    </a:xfrm>
+                    <a:prstGeom prst="rect">
+                      <a:avLst/>
+                    </a:prstGeom>
+                  </pic:spPr>
+                </pic:pic>
+              </a:graphicData>
+            </a:graphic>
+          </wp:inline>
+        </w:drawing>
+      </w:r>
+    </w:p>
+    <w:p>
+      <w:pPr>
         <w:pBdr>
-          <w:top w:val="dashed" w:color="023E71" w:sz="6"/>
-          <w:bottom w:val="dashed" w:color="023E71" w:sz="6"/>
-          <w:left w:val="dashed" w:color="023E71" w:sz="6"/>
-          <w:right w:val="dashed" w:color="023E71" w:sz="6"/>
+          <w:bottom w:val="single" w:color="EEF3F9" w:sz="2"/>
         </w:pBdr>
-        <w:shd w:fill="EEF3F9" w:val="clear"/>
-        <w:spacing w:after="180" w:before="80"/>
+        <w:spacing w:after="200"/>
         <w:jc w:val="center"/>
       </w:pPr>
       <w:r>
         <w:rPr>
           <w:i/>
           <w:iCs/>
-          <w:color w:val="023E71"/>
-          <w:sz w:val="20"/>
-          <w:szCs w:val="20"/>
+          <w:color w:val="667788"/>
+          <w:sz w:val="16"/>
+          <w:szCs w:val="16"/>
         </w:rPr>
-        <w:t xml:space="preserve">[  Screenshot: Access Control — a module expanded into screens  ]</w:t>
+        <w:t xml:space="preserve">Figure 23: Access Control — a module expanded into screens</w:t>
       </w:r>
     </w:p>
     <w:p>
@@ -2522,25 +3428,67 @@
     </w:p>
     <w:p>
       <w:pPr>
+        <w:spacing w:after="20" w:before="100"/>
+        <w:jc w:val="center"/>
+      </w:pPr>
+      <w:r>
+        <w:drawing>
+          <wp:inline distT="0" distB="0" distL="0" distR="0">
+            <wp:extent cx="5715000" cy="3057525"/>
+            <wp:effectExtent t="0" r="0" b="0" l="0"/>
+            <wp:docPr id="1" name="" descr="" title=""/>
+            <wp:cNvGraphicFramePr>
+              <a:graphicFrameLocks xmlns:a="http://schemas.openxmlformats.org/drawingml/2006/main" noChangeAspect="1"/>
+            </wp:cNvGraphicFramePr>
+            <a:graphic xmlns:a="http://schemas.openxmlformats.org/drawingml/2006/main">
+              <a:graphicData uri="http://schemas.openxmlformats.org/drawingml/2006/picture">
+                <pic:pic xmlns:pic="http://schemas.openxmlformats.org/drawingml/2006/picture">
+                  <pic:nvPicPr>
+                    <pic:cNvPr id="0" name="" descr=""/>
+                    <pic:cNvPicPr>
+                      <a:picLocks noChangeAspect="1" noChangeArrowheads="1"/>
+                    </pic:cNvPicPr>
+                  </pic:nvPicPr>
+                  <pic:blipFill>
+                    <a:blip r:embed="rId29" cstate="none"/>
+                    <a:srcRect/>
+                    <a:stretch>
+                      <a:fillRect/>
+                    </a:stretch>
+                  </pic:blipFill>
+                  <pic:spPr bwMode="auto">
+                    <a:xfrm>
+                      <a:off x="0" y="0"/>
+                      <a:ext cx="5715000" cy="3057525"/>
+                    </a:xfrm>
+                    <a:prstGeom prst="rect">
+                      <a:avLst/>
+                    </a:prstGeom>
+                  </pic:spPr>
+                </pic:pic>
+              </a:graphicData>
+            </a:graphic>
+          </wp:inline>
+        </w:drawing>
+      </w:r>
+    </w:p>
+    <w:p>
+      <w:pPr>
         <w:pBdr>
-          <w:top w:val="dashed" w:color="023E71" w:sz="6"/>
-          <w:bottom w:val="dashed" w:color="023E71" w:sz="6"/>
-          <w:left w:val="dashed" w:color="023E71" w:sz="6"/>
-          <w:right w:val="dashed" w:color="023E71" w:sz="6"/>
+          <w:bottom w:val="single" w:color="EEF3F9" w:sz="2"/>
         </w:pBdr>
-        <w:shd w:fill="EEF3F9" w:val="clear"/>
-        <w:spacing w:after="180" w:before="80"/>
+        <w:spacing w:after="200"/>
         <w:jc w:val="center"/>
       </w:pPr>
       <w:r>
         <w:rPr>
           <w:i/>
           <w:iCs/>
-          <w:color w:val="023E71"/>
-          <w:sz w:val="20"/>
-          <w:szCs w:val="20"/>
+          <w:color w:val="667788"/>
+          <w:sz w:val="16"/>
+          <w:szCs w:val="16"/>
         </w:rPr>
-        <w:t xml:space="preserve">[  Screenshot: Notifications &amp; alerts  ]</w:t>
+        <w:t xml:space="preserve">Figure 24: Notifications &amp; alerts</w:t>
       </w:r>
     </w:p>
     <w:p>
@@ -2562,25 +3510,67 @@
     </w:p>
     <w:p>
       <w:pPr>
+        <w:spacing w:after="20" w:before="100"/>
+        <w:jc w:val="center"/>
+      </w:pPr>
+      <w:r>
+        <w:drawing>
+          <wp:inline distT="0" distB="0" distL="0" distR="0">
+            <wp:extent cx="5715000" cy="3209925"/>
+            <wp:effectExtent t="0" r="0" b="0" l="0"/>
+            <wp:docPr id="1" name="" descr="" title=""/>
+            <wp:cNvGraphicFramePr>
+              <a:graphicFrameLocks xmlns:a="http://schemas.openxmlformats.org/drawingml/2006/main" noChangeAspect="1"/>
+            </wp:cNvGraphicFramePr>
+            <a:graphic xmlns:a="http://schemas.openxmlformats.org/drawingml/2006/main">
+              <a:graphicData uri="http://schemas.openxmlformats.org/drawingml/2006/picture">
+                <pic:pic xmlns:pic="http://schemas.openxmlformats.org/drawingml/2006/picture">
+                  <pic:nvPicPr>
+                    <pic:cNvPr id="0" name="" descr=""/>
+                    <pic:cNvPicPr>
+                      <a:picLocks noChangeAspect="1" noChangeArrowheads="1"/>
+                    </pic:cNvPicPr>
+                  </pic:nvPicPr>
+                  <pic:blipFill>
+                    <a:blip r:embed="rId30" cstate="none"/>
+                    <a:srcRect/>
+                    <a:stretch>
+                      <a:fillRect/>
+                    </a:stretch>
+                  </pic:blipFill>
+                  <pic:spPr bwMode="auto">
+                    <a:xfrm>
+                      <a:off x="0" y="0"/>
+                      <a:ext cx="5715000" cy="3209925"/>
+                    </a:xfrm>
+                    <a:prstGeom prst="rect">
+                      <a:avLst/>
+                    </a:prstGeom>
+                  </pic:spPr>
+                </pic:pic>
+              </a:graphicData>
+            </a:graphic>
+          </wp:inline>
+        </w:drawing>
+      </w:r>
+    </w:p>
+    <w:p>
+      <w:pPr>
         <w:pBdr>
-          <w:top w:val="dashed" w:color="023E71" w:sz="6"/>
-          <w:bottom w:val="dashed" w:color="023E71" w:sz="6"/>
-          <w:left w:val="dashed" w:color="023E71" w:sz="6"/>
-          <w:right w:val="dashed" w:color="023E71" w:sz="6"/>
+          <w:bottom w:val="single" w:color="EEF3F9" w:sz="2"/>
         </w:pBdr>
-        <w:shd w:fill="EEF3F9" w:val="clear"/>
-        <w:spacing w:after="180" w:before="80"/>
+        <w:spacing w:after="200"/>
         <w:jc w:val="center"/>
       </w:pPr>
       <w:r>
         <w:rPr>
           <w:i/>
           <w:iCs/>
-          <w:color w:val="023E71"/>
-          <w:sz w:val="20"/>
-          <w:szCs w:val="20"/>
+          <w:color w:val="667788"/>
+          <w:sz w:val="16"/>
+          <w:szCs w:val="16"/>
         </w:rPr>
-        <w:t xml:space="preserve">[  Screenshot: Help Center  ]</w:t>
+        <w:t xml:space="preserve">Figure 25: The Help Center</w:t>
       </w:r>
     </w:p>
     <w:p>

--- a/docs/White_and_Bright_ERP_User_Manual.docx
+++ b/docs/White_and_Bright_ERP_User_Manual.docx
@@ -73,7 +73,7 @@
           <w:sz w:val="22"/>
           <w:szCs w:val="22"/>
         </w:rPr>
-        <w:t xml:space="preserve">Version 1.0</w:t>
+        <w:t xml:space="preserve">Version 1.1</w:t>
       </w:r>
     </w:p>
     <w:p>
@@ -192,6 +192,19 @@
       </w:pPr>
       <w:r>
         <w:t xml:space="preserve">Manage people end-to-end: employees, onboarding, payroll, leave, attendance, certifications, compliance and end-of-service settlements.</w:t>
+      </w:r>
+    </w:p>
+    <w:p>
+      <w:pPr>
+        <w:pStyle w:val="ListParagraph"/>
+        <w:numPr>
+          <w:ilvl w:val="0"/>
+          <w:numId w:val="2"/>
+        </w:numPr>
+        <w:spacing w:after="40"/>
+      </w:pPr>
+      <w:r>
+        <w:t xml:space="preserve">Run payroll with salary advances recovered automatically, and produce the UAE WPS file your bank needs to pay everyone.</w:t>
       </w:r>
     </w:p>
     <w:p>
@@ -586,7 +599,16 @@
         <w:spacing w:after="120"/>
       </w:pPr>
       <w:r>
-        <w:t xml:space="preserve">The Dashboard is your home screen. It shows headline figures for the whole group and quick context about the companies.</w:t>
+        <w:t xml:space="preserve">The Dashboard is your home screen, and it arranges itself around your job. There is only one dashboard, but two people opening it may see quite different things — each panel appears only if you have access to the screen behind it.</w:t>
+      </w:r>
+    </w:p>
+    <w:p>
+      <w:pPr>
+        <w:pStyle w:val="Heading2"/>
+        <w:spacing w:after="100" w:before="240"/>
+      </w:pPr>
+      <w:r>
+        <w:t xml:space="preserve">3.1 What you will see</w:t>
       </w:r>
     </w:p>
     <w:p>
@@ -599,7 +621,7 @@
         <w:spacing w:after="40"/>
       </w:pPr>
       <w:r>
-        <w:t xml:space="preserve">KPI cards — Group Revenue (year to date), Cash Position, Open Approvals and Documents expiring within 60 days. You only see the cards your role has access to.</w:t>
+        <w:t xml:space="preserve">A group administrator sees everything, and the page is titled “Group Dashboard”.</w:t>
       </w:r>
     </w:p>
     <w:p>
@@ -612,6 +634,67 @@
         <w:spacing w:after="40"/>
       </w:pPr>
       <w:r>
+        <w:t xml:space="preserve">Someone with finance access only sees a “Finance Dashboard” — revenue, cash position, VAT and pending journals.</w:t>
+      </w:r>
+    </w:p>
+    <w:p>
+      <w:pPr>
+        <w:pStyle w:val="ListParagraph"/>
+        <w:numPr>
+          <w:ilvl w:val="0"/>
+          <w:numId w:val="2"/>
+        </w:numPr>
+        <w:spacing w:after="40"/>
+      </w:pPr>
+      <w:r>
+        <w:t xml:space="preserve">Someone with HR access only sees an “HR Dashboard” — headcount, leave, expiring documents and job assignments.</w:t>
+      </w:r>
+    </w:p>
+    <w:p>
+      <w:pPr>
+        <w:pStyle w:val="ListParagraph"/>
+        <w:numPr>
+          <w:ilvl w:val="0"/>
+          <w:numId w:val="2"/>
+        </w:numPr>
+        <w:spacing w:after="40"/>
+      </w:pPr>
+      <w:r>
+        <w:t xml:space="preserve">Someone whose role covers a single screen — a site timekeeper, for example — gets a short focused dashboard rather than a page of empty boxes.</w:t>
+      </w:r>
+    </w:p>
+    <w:p>
+      <w:pPr>
+        <w:pStyle w:val="Heading2"/>
+        <w:spacing w:after="100" w:before="240"/>
+      </w:pPr>
+      <w:r>
+        <w:t xml:space="preserve">3.2 Panels</w:t>
+      </w:r>
+    </w:p>
+    <w:p>
+      <w:pPr>
+        <w:pStyle w:val="ListParagraph"/>
+        <w:numPr>
+          <w:ilvl w:val="0"/>
+          <w:numId w:val="2"/>
+        </w:numPr>
+        <w:spacing w:after="40"/>
+      </w:pPr>
+      <w:r>
+        <w:t xml:space="preserve">KPI cards — Group Revenue (year to date), Cash Position, Open Approvals and Documents expiring within 60 days.</w:t>
+      </w:r>
+    </w:p>
+    <w:p>
+      <w:pPr>
+        <w:pStyle w:val="ListParagraph"/>
+        <w:numPr>
+          <w:ilvl w:val="0"/>
+          <w:numId w:val="2"/>
+        </w:numPr>
+        <w:spacing w:after="40"/>
+      </w:pPr>
+      <w:r>
         <w:t xml:space="preserve">Group Companies — the list of companies in the group.</w:t>
       </w:r>
     </w:p>
@@ -626,6 +709,37 @@
       </w:pPr>
       <w:r>
         <w:t xml:space="preserve">Getting started — a short checklist for new setups.</w:t>
+      </w:r>
+    </w:p>
+    <w:p>
+      <w:pPr>
+        <w:spacing w:after="120"/>
+      </w:pPr>
+      <w:r>
+        <w:t xml:space="preserve">Every figure on the dashboard is clickable and takes you straight to the records behind it.</w:t>
+      </w:r>
+    </w:p>
+    <w:p>
+      <w:pPr>
+        <w:pBdr>
+          <w:top w:val="single" w:color="B8860B" w:sz="2"/>
+          <w:bottom w:val="single" w:color="B8860B" w:sz="2"/>
+          <w:left w:val="single" w:color="B8860B" w:sz="12"/>
+          <w:right w:val="single" w:color="B8860B" w:sz="2"/>
+        </w:pBdr>
+        <w:shd w:fill="FBF3DA" w:val="clear"/>
+        <w:spacing w:after="140" w:before="60"/>
+      </w:pPr>
+      <w:r>
+        <w:rPr>
+          <w:b/>
+          <w:bCs/>
+          <w:color w:val="B8860B"/>
+        </w:rPr>
+        <w:t xml:space="preserve">Tip  </w:t>
+      </w:r>
+      <w:r>
+        <w:t xml:space="preserve">There is nothing to configure. Grant or remove a screen for a role in Administration → Access Control and that user’s dashboard changes to match the next time they open it.</w:t>
       </w:r>
     </w:p>
     <w:p>
@@ -1873,6 +1987,14 @@
     </w:p>
     <w:p>
       <w:pPr>
+        <w:spacing w:after="120"/>
+      </w:pPr>
+      <w:r>
+        <w:t xml:space="preserve">A payroll run is one month of salaries for one company. The system reads each employee’s salary structure and builds a payslip for every active employee, so you never type the figures in yourself.</w:t>
+      </w:r>
+    </w:p>
+    <w:p>
+      <w:pPr>
         <w:pStyle w:val="ListParagraph"/>
         <w:numPr>
           <w:ilvl w:val="0"/>
@@ -1881,7 +2003,7 @@
         <w:spacing w:after="40"/>
       </w:pPr>
       <w:r>
-        <w:t xml:space="preserve">Create a payroll run for the period.</w:t>
+        <w:t xml:space="preserve">Click “Run payroll” and pick the month — for example September 2026.</w:t>
       </w:r>
     </w:p>
     <w:p>
@@ -1894,7 +2016,7 @@
         <w:spacing w:after="40"/>
       </w:pPr>
       <w:r>
-        <w:t xml:space="preserve">Payslips are generated from each employee's salary structure (basic + allowances).</w:t>
+        <w:t xml:space="preserve">Payslips are generated automatically: Basic + Allowances, less any salary advance instalment due, gives Net Pay.</w:t>
       </w:r>
     </w:p>
     <w:p>
@@ -1907,7 +2029,43 @@
         <w:spacing w:after="40"/>
       </w:pPr>
       <w:r>
-        <w:t xml:space="preserve">Review, then move the run from Draft → Approved → Paid.</w:t>
+        <w:t xml:space="preserve">Review the list. The Advance column shows what is being recovered from each person this month.</w:t>
+      </w:r>
+    </w:p>
+    <w:p>
+      <w:pPr>
+        <w:pStyle w:val="ListParagraph"/>
+        <w:numPr>
+          <w:ilvl w:val="0"/>
+          <w:numId w:val="10"/>
+        </w:numPr>
+        <w:spacing w:after="40"/>
+      </w:pPr>
+      <w:r>
+        <w:t xml:space="preserve">Move the run from Draft → Approved → Paid. Advance balances only reduce when the run is marked Paid.</w:t>
+      </w:r>
+    </w:p>
+    <w:p>
+      <w:pPr>
+        <w:pBdr>
+          <w:top w:val="single" w:color="B8860B" w:sz="2"/>
+          <w:bottom w:val="single" w:color="B8860B" w:sz="2"/>
+          <w:left w:val="single" w:color="B8860B" w:sz="12"/>
+          <w:right w:val="single" w:color="B8860B" w:sz="2"/>
+        </w:pBdr>
+        <w:shd w:fill="FBF3DA" w:val="clear"/>
+        <w:spacing w:after="140" w:before="60"/>
+      </w:pPr>
+      <w:r>
+        <w:rPr>
+          <w:b/>
+          <w:bCs/>
+          <w:color w:val="B8860B"/>
+        </w:rPr>
+        <w:t xml:space="preserve">Tip  </w:t>
+      </w:r>
+      <w:r>
+        <w:t xml:space="preserve">Only one payroll run is allowed per company per month. If you made a mistake, delete the Draft run and create it again — Approved and Paid runs cannot be deleted, on purpose, so the history stays trustworthy.</w:t>
       </w:r>
     </w:p>
     <w:p>
@@ -1977,6 +2135,188 @@
     </w:p>
     <w:p>
       <w:pPr>
+        <w:pStyle w:val="Heading3"/>
+        <w:spacing w:after="80" w:before="180"/>
+      </w:pPr>
+      <w:r>
+        <w:t xml:space="preserve">Salary advances</w:t>
+      </w:r>
+    </w:p>
+    <w:p>
+      <w:pPr>
+        <w:spacing w:after="120"/>
+      </w:pPr>
+      <w:r>
+        <w:t xml:space="preserve">An advance is money given to an employee before payday — for a flight home, a deposit, an emergency. Rather than remembering to deduct it every month, you record it once and the system takes a fixed amount off each payslip until it is repaid.</w:t>
+      </w:r>
+    </w:p>
+    <w:p>
+      <w:pPr>
+        <w:pStyle w:val="ListParagraph"/>
+        <w:numPr>
+          <w:ilvl w:val="0"/>
+          <w:numId w:val="11"/>
+        </w:numPr>
+        <w:spacing w:after="40"/>
+      </w:pPr>
+      <w:r>
+        <w:t xml:space="preserve">On the Payroll screen click “New advance”.</w:t>
+      </w:r>
+    </w:p>
+    <w:p>
+      <w:pPr>
+        <w:pStyle w:val="ListParagraph"/>
+        <w:numPr>
+          <w:ilvl w:val="0"/>
+          <w:numId w:val="11"/>
+        </w:numPr>
+        <w:spacing w:after="40"/>
+      </w:pPr>
+      <w:r>
+        <w:t xml:space="preserve">Choose the employee, enter the total amount given and how much to recover each month.</w:t>
+      </w:r>
+    </w:p>
+    <w:p>
+      <w:pPr>
+        <w:pStyle w:val="ListParagraph"/>
+        <w:numPr>
+          <w:ilvl w:val="0"/>
+          <w:numId w:val="11"/>
+        </w:numPr>
+        <w:spacing w:after="40"/>
+      </w:pPr>
+      <w:r>
+        <w:t xml:space="preserve">Add a reason if you want it on record — “Air ticket”, “Medical”, and so on.</w:t>
+      </w:r>
+    </w:p>
+    <w:p>
+      <w:pPr>
+        <w:pStyle w:val="ListParagraph"/>
+        <w:numPr>
+          <w:ilvl w:val="0"/>
+          <w:numId w:val="11"/>
+        </w:numPr>
+        <w:spacing w:after="40"/>
+      </w:pPr>
+      <w:r>
+        <w:t xml:space="preserve">The advance appears under “Active salary advances” with its outstanding balance.</w:t>
+      </w:r>
+    </w:p>
+    <w:p>
+      <w:pPr>
+        <w:pStyle w:val="ListParagraph"/>
+        <w:numPr>
+          <w:ilvl w:val="0"/>
+          <w:numId w:val="11"/>
+        </w:numPr>
+        <w:spacing w:after="40"/>
+      </w:pPr>
+      <w:r>
+        <w:t xml:space="preserve">Each payroll run then deducts the monthly amount by itself, until the balance reaches zero and the advance is marked Cleared.</w:t>
+      </w:r>
+    </w:p>
+    <w:p>
+      <w:pPr>
+        <w:spacing w:after="120"/>
+      </w:pPr>
+      <w:r>
+        <w:t xml:space="preserve">Worked example. An advance of AED 6,000 is given, to be recovered at AED 1,000 a month. An employee on AED 18,000 basic plus AED 4,000 allowances takes home 18,000 + 4,000 − 1,000 = AED 21,000 that month, and the outstanding balance falls to AED 5,000 once the run is marked Paid. After six runs the advance is fully recovered.</w:t>
+      </w:r>
+    </w:p>
+    <w:p>
+      <w:pPr>
+        <w:pStyle w:val="Heading3"/>
+        <w:spacing w:after="80" w:before="180"/>
+      </w:pPr>
+      <w:r>
+        <w:t xml:space="preserve">The WPS file for the bank</w:t>
+      </w:r>
+    </w:p>
+    <w:p>
+      <w:pPr>
+        <w:spacing w:after="120"/>
+      </w:pPr>
+      <w:r>
+        <w:t xml:space="preserve">In the UAE, salaries must be paid through the Wage Protection System (WPS). Your bank needs a file called a SIF — Salary Information File — listing who is paid, how much, and into which account. The system builds that file from your payroll run, so nobody has to format it by hand.</w:t>
+      </w:r>
+    </w:p>
+    <w:p>
+      <w:pPr>
+        <w:pStyle w:val="ListParagraph"/>
+        <w:numPr>
+          <w:ilvl w:val="0"/>
+          <w:numId w:val="12"/>
+        </w:numPr>
+        <w:spacing w:after="40"/>
+      </w:pPr>
+      <w:r>
+        <w:t xml:space="preserve">One-time setup: at the bottom of the Payroll screen, enter the WPS employer ID and the bank routing code. Your bank provides both.</w:t>
+      </w:r>
+    </w:p>
+    <w:p>
+      <w:pPr>
+        <w:pStyle w:val="ListParagraph"/>
+        <w:numPr>
+          <w:ilvl w:val="0"/>
+          <w:numId w:val="12"/>
+        </w:numPr>
+        <w:spacing w:after="40"/>
+      </w:pPr>
+      <w:r>
+        <w:t xml:space="preserve">Make sure each employee has three details on their profile: labour card number, IBAN, and their own bank routing code (HR → Employees → open the employee → Banking).</w:t>
+      </w:r>
+    </w:p>
+    <w:p>
+      <w:pPr>
+        <w:pStyle w:val="ListParagraph"/>
+        <w:numPr>
+          <w:ilvl w:val="0"/>
+          <w:numId w:val="12"/>
+        </w:numPr>
+        <w:spacing w:after="40"/>
+      </w:pPr>
+      <w:r>
+        <w:t xml:space="preserve">Open a payroll run and click “Download WPS file”.</w:t>
+      </w:r>
+    </w:p>
+    <w:p>
+      <w:pPr>
+        <w:pStyle w:val="ListParagraph"/>
+        <w:numPr>
+          <w:ilvl w:val="0"/>
+          <w:numId w:val="12"/>
+        </w:numPr>
+        <w:spacing w:after="40"/>
+      </w:pPr>
+      <w:r>
+        <w:t xml:space="preserve">Upload the downloaded .sif file to your bank’s portal.</w:t>
+      </w:r>
+    </w:p>
+    <w:p>
+      <w:pPr>
+        <w:pBdr>
+          <w:top w:val="single" w:color="B8860B" w:sz="2"/>
+          <w:bottom w:val="single" w:color="B8860B" w:sz="2"/>
+          <w:left w:val="single" w:color="B8860B" w:sz="12"/>
+          <w:right w:val="single" w:color="B8860B" w:sz="2"/>
+        </w:pBdr>
+        <w:shd w:fill="FBF3DA" w:val="clear"/>
+        <w:spacing w:after="140" w:before="60"/>
+      </w:pPr>
+      <w:r>
+        <w:rPr>
+          <w:b/>
+          <w:bCs/>
+          <w:color w:val="B8860B"/>
+        </w:rPr>
+        <w:t xml:space="preserve">Tip  </w:t>
+      </w:r>
+      <w:r>
+        <w:t xml:space="preserve">If anyone is missing a labour card number, IBAN or routing code, the system names them for you — and still produces the file for everyone else, so one incomplete record never holds up the whole payroll.</w:t>
+      </w:r>
+    </w:p>
+    <w:p>
+      <w:pPr>
         <w:pStyle w:val="Heading2"/>
         <w:spacing w:after="100" w:before="240"/>
       </w:pPr>
@@ -2079,7 +2419,7 @@
         <w:pStyle w:val="ListParagraph"/>
         <w:numPr>
           <w:ilvl w:val="0"/>
-          <w:numId w:val="11"/>
+          <w:numId w:val="13"/>
         </w:numPr>
         <w:spacing w:after="40"/>
       </w:pPr>
@@ -2092,7 +2432,7 @@
         <w:pStyle w:val="ListParagraph"/>
         <w:numPr>
           <w:ilvl w:val="0"/>
-          <w:numId w:val="11"/>
+          <w:numId w:val="13"/>
         </w:numPr>
         <w:spacing w:after="40"/>
       </w:pPr>
@@ -2105,7 +2445,7 @@
         <w:pStyle w:val="ListParagraph"/>
         <w:numPr>
           <w:ilvl w:val="0"/>
-          <w:numId w:val="11"/>
+          <w:numId w:val="13"/>
         </w:numPr>
         <w:spacing w:after="40"/>
       </w:pPr>
@@ -2118,7 +2458,7 @@
         <w:pStyle w:val="ListParagraph"/>
         <w:numPr>
           <w:ilvl w:val="0"/>
-          <w:numId w:val="11"/>
+          <w:numId w:val="13"/>
         </w:numPr>
         <w:spacing w:after="40"/>
       </w:pPr>
@@ -2205,7 +2545,7 @@
         <w:pStyle w:val="ListParagraph"/>
         <w:numPr>
           <w:ilvl w:val="0"/>
-          <w:numId w:val="12"/>
+          <w:numId w:val="14"/>
         </w:numPr>
         <w:spacing w:after="40"/>
       </w:pPr>
@@ -2218,7 +2558,7 @@
         <w:pStyle w:val="ListParagraph"/>
         <w:numPr>
           <w:ilvl w:val="0"/>
-          <w:numId w:val="12"/>
+          <w:numId w:val="14"/>
         </w:numPr>
         <w:spacing w:after="40"/>
       </w:pPr>
@@ -2231,7 +2571,7 @@
         <w:pStyle w:val="ListParagraph"/>
         <w:numPr>
           <w:ilvl w:val="0"/>
-          <w:numId w:val="12"/>
+          <w:numId w:val="14"/>
         </w:numPr>
         <w:spacing w:after="40"/>
       </w:pPr>
@@ -2244,7 +2584,7 @@
         <w:pStyle w:val="ListParagraph"/>
         <w:numPr>
           <w:ilvl w:val="0"/>
-          <w:numId w:val="12"/>
+          <w:numId w:val="14"/>
         </w:numPr>
         <w:spacing w:after="40"/>
       </w:pPr>
@@ -2421,7 +2761,7 @@
         <w:pStyle w:val="ListParagraph"/>
         <w:numPr>
           <w:ilvl w:val="0"/>
-          <w:numId w:val="13"/>
+          <w:numId w:val="15"/>
         </w:numPr>
         <w:spacing w:after="40"/>
       </w:pPr>
@@ -2434,7 +2774,7 @@
         <w:pStyle w:val="ListParagraph"/>
         <w:numPr>
           <w:ilvl w:val="0"/>
-          <w:numId w:val="13"/>
+          <w:numId w:val="15"/>
         </w:numPr>
         <w:spacing w:after="40"/>
       </w:pPr>
@@ -2447,7 +2787,7 @@
         <w:pStyle w:val="ListParagraph"/>
         <w:numPr>
           <w:ilvl w:val="0"/>
-          <w:numId w:val="13"/>
+          <w:numId w:val="15"/>
         </w:numPr>
         <w:spacing w:after="40"/>
       </w:pPr>
@@ -2460,7 +2800,7 @@
         <w:pStyle w:val="ListParagraph"/>
         <w:numPr>
           <w:ilvl w:val="0"/>
-          <w:numId w:val="13"/>
+          <w:numId w:val="15"/>
         </w:numPr>
         <w:spacing w:after="40"/>
       </w:pPr>
@@ -2621,7 +2961,7 @@
         <w:pStyle w:val="ListParagraph"/>
         <w:numPr>
           <w:ilvl w:val="0"/>
-          <w:numId w:val="14"/>
+          <w:numId w:val="16"/>
         </w:numPr>
         <w:spacing w:after="40"/>
       </w:pPr>
@@ -2634,7 +2974,7 @@
         <w:pStyle w:val="ListParagraph"/>
         <w:numPr>
           <w:ilvl w:val="0"/>
-          <w:numId w:val="14"/>
+          <w:numId w:val="16"/>
         </w:numPr>
         <w:spacing w:after="40"/>
       </w:pPr>
@@ -2647,7 +2987,7 @@
         <w:pStyle w:val="ListParagraph"/>
         <w:numPr>
           <w:ilvl w:val="0"/>
-          <w:numId w:val="14"/>
+          <w:numId w:val="16"/>
         </w:numPr>
         <w:spacing w:after="40"/>
       </w:pPr>
@@ -2943,7 +3283,7 @@
         <w:pStyle w:val="ListParagraph"/>
         <w:numPr>
           <w:ilvl w:val="0"/>
-          <w:numId w:val="15"/>
+          <w:numId w:val="17"/>
         </w:numPr>
         <w:spacing w:after="40"/>
       </w:pPr>
@@ -2956,7 +3296,7 @@
         <w:pStyle w:val="ListParagraph"/>
         <w:numPr>
           <w:ilvl w:val="0"/>
-          <w:numId w:val="15"/>
+          <w:numId w:val="17"/>
         </w:numPr>
         <w:spacing w:after="40"/>
       </w:pPr>
@@ -2969,7 +3309,7 @@
         <w:pStyle w:val="ListParagraph"/>
         <w:numPr>
           <w:ilvl w:val="0"/>
-          <w:numId w:val="15"/>
+          <w:numId w:val="17"/>
         </w:numPr>
         <w:spacing w:after="40"/>
       </w:pPr>
@@ -3222,7 +3562,7 @@
         <w:pStyle w:val="ListParagraph"/>
         <w:numPr>
           <w:ilvl w:val="0"/>
-          <w:numId w:val="16"/>
+          <w:numId w:val="18"/>
         </w:numPr>
         <w:spacing w:after="40"/>
       </w:pPr>
@@ -3235,7 +3575,7 @@
         <w:pStyle w:val="ListParagraph"/>
         <w:numPr>
           <w:ilvl w:val="0"/>
-          <w:numId w:val="16"/>
+          <w:numId w:val="18"/>
         </w:numPr>
         <w:spacing w:after="40"/>
       </w:pPr>
@@ -3248,7 +3588,7 @@
         <w:pStyle w:val="ListParagraph"/>
         <w:numPr>
           <w:ilvl w:val="0"/>
-          <w:numId w:val="16"/>
+          <w:numId w:val="18"/>
         </w:numPr>
         <w:spacing w:after="40"/>
       </w:pPr>
@@ -3342,6 +3682,136 @@
           <w:szCs w:val="16"/>
         </w:rPr>
         <w:t xml:space="preserve">Figure 23: Access Control — a module expanded into screens</w:t>
+      </w:r>
+    </w:p>
+    <w:p>
+      <w:pPr>
+        <w:pStyle w:val="Heading3"/>
+        <w:spacing w:after="80" w:before="180"/>
+      </w:pPr>
+      <w:r>
+        <w:t xml:space="preserve">What each right means</w:t>
+      </w:r>
+    </w:p>
+    <w:p>
+      <w:pPr>
+        <w:pStyle w:val="ListParagraph"/>
+        <w:numPr>
+          <w:ilvl w:val="0"/>
+          <w:numId w:val="2"/>
+        </w:numPr>
+        <w:spacing w:after="40"/>
+      </w:pPr>
+      <w:r>
+        <w:t xml:space="preserve">View — open the screen and read what is on it.</w:t>
+      </w:r>
+    </w:p>
+    <w:p>
+      <w:pPr>
+        <w:pStyle w:val="ListParagraph"/>
+        <w:numPr>
+          <w:ilvl w:val="0"/>
+          <w:numId w:val="2"/>
+        </w:numPr>
+        <w:spacing w:after="40"/>
+      </w:pPr>
+      <w:r>
+        <w:t xml:space="preserve">Create — add new records on that screen.</w:t>
+      </w:r>
+    </w:p>
+    <w:p>
+      <w:pPr>
+        <w:pStyle w:val="ListParagraph"/>
+        <w:numPr>
+          <w:ilvl w:val="0"/>
+          <w:numId w:val="2"/>
+        </w:numPr>
+        <w:spacing w:after="40"/>
+      </w:pPr>
+      <w:r>
+        <w:t xml:space="preserve">Edit — change existing records.</w:t>
+      </w:r>
+    </w:p>
+    <w:p>
+      <w:pPr>
+        <w:pStyle w:val="ListParagraph"/>
+        <w:numPr>
+          <w:ilvl w:val="0"/>
+          <w:numId w:val="2"/>
+        </w:numPr>
+        <w:spacing w:after="40"/>
+      </w:pPr>
+      <w:r>
+        <w:t xml:space="preserve">Delete — remove records.</w:t>
+      </w:r>
+    </w:p>
+    <w:p>
+      <w:pPr>
+        <w:pStyle w:val="ListParagraph"/>
+        <w:numPr>
+          <w:ilvl w:val="0"/>
+          <w:numId w:val="2"/>
+        </w:numPr>
+        <w:spacing w:after="40"/>
+      </w:pPr>
+      <w:r>
+        <w:t xml:space="preserve">Approve — sign off items that need a decision, such as leave or a payroll run.</w:t>
+      </w:r>
+    </w:p>
+    <w:p>
+      <w:pPr>
+        <w:spacing w:after="120"/>
+      </w:pPr>
+      <w:r>
+        <w:t xml:space="preserve">These are separate on purpose. A project manager may be allowed to look at the employee list without being allowed to change it, and an accounts clerk may post journals without being allowed to delete accounts. Being able to see a figure does not make someone able to change it — which is what keeps payroll, settlements and journals trustworthy.</w:t>
+      </w:r>
+    </w:p>
+    <w:p>
+      <w:pPr>
+        <w:pStyle w:val="Heading3"/>
+        <w:spacing w:after="80" w:before="180"/>
+      </w:pPr>
+      <w:r>
+        <w:t xml:space="preserve">What users experience</w:t>
+      </w:r>
+    </w:p>
+    <w:p>
+      <w:pPr>
+        <w:pStyle w:val="ListParagraph"/>
+        <w:numPr>
+          <w:ilvl w:val="0"/>
+          <w:numId w:val="2"/>
+        </w:numPr>
+        <w:spacing w:after="40"/>
+      </w:pPr>
+      <w:r>
+        <w:t xml:space="preserve">If a role has no access to a screen, it does not appear in their sidebar, and typing the address simply returns them to their dashboard.</w:t>
+      </w:r>
+    </w:p>
+    <w:p>
+      <w:pPr>
+        <w:pStyle w:val="ListParagraph"/>
+        <w:numPr>
+          <w:ilvl w:val="0"/>
+          <w:numId w:val="2"/>
+        </w:numPr>
+        <w:spacing w:after="40"/>
+      </w:pPr>
+      <w:r>
+        <w:t xml:space="preserve">If a role can view a screen but not change it, the buttons they may not use are not displayed at all — rather than appearing and then refusing.</w:t>
+      </w:r>
+    </w:p>
+    <w:p>
+      <w:pPr>
+        <w:pStyle w:val="ListParagraph"/>
+        <w:numPr>
+          <w:ilvl w:val="0"/>
+          <w:numId w:val="2"/>
+        </w:numPr>
+        <w:spacing w:after="40"/>
+      </w:pPr>
+      <w:r>
+        <w:t xml:space="preserve">The same rules are enforced behind the screen as well, so nothing can be reached by going around the menu.</w:t>
       </w:r>
     </w:p>
     <w:p>
@@ -5385,6 +5855,18 @@
   </w:num>
   <w:num w:numId="16">
     <w:abstractNumId w:val="16"/>
+    <w:lvlOverride w:ilvl="0">
+      <w:startOverride w:val="1"/>
+    </w:lvlOverride>
+  </w:num>
+  <w:num w:numId="17">
+    <w:abstractNumId w:val="17"/>
+    <w:lvlOverride w:ilvl="0">
+      <w:startOverride w:val="1"/>
+    </w:lvlOverride>
+  </w:num>
+  <w:num w:numId="18">
+    <w:abstractNumId w:val="18"/>
     <w:lvlOverride w:ilvl="0">
       <w:startOverride w:val="1"/>
     </w:lvlOverride>

--- a/docs/White_and_Bright_ERP_User_Manual.docx
+++ b/docs/White_and_Bright_ERP_User_Manual.docx
@@ -73,7 +73,7 @@
           <w:sz w:val="22"/>
           <w:szCs w:val="22"/>
         </w:rPr>
-        <w:t xml:space="preserve">Version 1.1</w:t>
+        <w:t xml:space="preserve">Version 1.2</w:t>
       </w:r>
     </w:p>
     <w:p>
@@ -581,6 +581,164 @@
       </w:r>
     </w:p>
     <w:p>
+      <w:pPr>
+        <w:pStyle w:val="Heading2"/>
+        <w:spacing w:after="100" w:before="240"/>
+      </w:pPr>
+      <w:r>
+        <w:t xml:space="preserve">2.5 Day mode and night mode</w:t>
+      </w:r>
+    </w:p>
+    <w:p>
+      <w:pPr>
+        <w:spacing w:after="120"/>
+      </w:pPr>
+      <w:r>
+        <w:t xml:space="preserve">The sun / moon button in the top bar switches the whole app between its normal light appearance (day) and a dark one (night). Night mode is easier on the eyes in a dim office or late in the evening, and on a phone it uses less battery.</w:t>
+      </w:r>
+    </w:p>
+    <w:p>
+      <w:pPr>
+        <w:pStyle w:val="ListParagraph"/>
+        <w:numPr>
+          <w:ilvl w:val="0"/>
+          <w:numId w:val="5"/>
+        </w:numPr>
+        <w:spacing w:after="40"/>
+      </w:pPr>
+      <w:r>
+        <w:t xml:space="preserve">Click the moon icon in the top bar to switch to night mode.</w:t>
+      </w:r>
+    </w:p>
+    <w:p>
+      <w:pPr>
+        <w:pStyle w:val="ListParagraph"/>
+        <w:numPr>
+          <w:ilvl w:val="0"/>
+          <w:numId w:val="5"/>
+        </w:numPr>
+        <w:spacing w:after="40"/>
+      </w:pPr>
+      <w:r>
+        <w:t xml:space="preserve">Click the sun icon to switch back to day mode.</w:t>
+      </w:r>
+    </w:p>
+    <w:p>
+      <w:pPr>
+        <w:pStyle w:val="ListParagraph"/>
+        <w:numPr>
+          <w:ilvl w:val="0"/>
+          <w:numId w:val="5"/>
+        </w:numPr>
+        <w:spacing w:after="40"/>
+      </w:pPr>
+      <w:r>
+        <w:t xml:space="preserve">Your choice is remembered on that device and applies to every screen.</w:t>
+      </w:r>
+    </w:p>
+    <w:p>
+      <w:pPr>
+        <w:pBdr>
+          <w:top w:val="single" w:color="B8860B" w:sz="2"/>
+          <w:bottom w:val="single" w:color="B8860B" w:sz="2"/>
+          <w:left w:val="single" w:color="B8860B" w:sz="12"/>
+          <w:right w:val="single" w:color="B8860B" w:sz="2"/>
+        </w:pBdr>
+        <w:shd w:fill="FBF3DA" w:val="clear"/>
+        <w:spacing w:after="140" w:before="60"/>
+      </w:pPr>
+      <w:r>
+        <w:rPr>
+          <w:b/>
+          <w:bCs/>
+          <w:color w:val="B8860B"/>
+        </w:rPr>
+        <w:t xml:space="preserve">Tip  </w:t>
+      </w:r>
+      <w:r>
+        <w:t xml:space="preserve">If you have never chosen, the app follows your computer or phone’s own setting — so if your device turns dark in the evening, the ERP follows it. Printed documents, such as the settlement statement, always print on white paper whichever mode you are in.</w:t>
+      </w:r>
+    </w:p>
+    <w:p>
+      <w:pPr>
+        <w:pStyle w:val="Heading2"/>
+        <w:spacing w:after="100" w:before="240"/>
+      </w:pPr>
+      <w:r>
+        <w:t xml:space="preserve">2.6 Using the app on a phone or tablet</w:t>
+      </w:r>
+    </w:p>
+    <w:p>
+      <w:pPr>
+        <w:spacing w:after="120"/>
+      </w:pPr>
+      <w:r>
+        <w:t xml:space="preserve">The ERP works on a phone and a tablet as well as a desktop. On smaller screens the menu is tucked away so the content gets the full width of the display.</w:t>
+      </w:r>
+    </w:p>
+    <w:p>
+      <w:pPr>
+        <w:pStyle w:val="ListParagraph"/>
+        <w:numPr>
+          <w:ilvl w:val="0"/>
+          <w:numId w:val="6"/>
+        </w:numPr>
+        <w:spacing w:after="40"/>
+      </w:pPr>
+      <w:r>
+        <w:t xml:space="preserve">Tap the menu button at the top-left to slide the menu out.</w:t>
+      </w:r>
+    </w:p>
+    <w:p>
+      <w:pPr>
+        <w:pStyle w:val="ListParagraph"/>
+        <w:numPr>
+          <w:ilvl w:val="0"/>
+          <w:numId w:val="6"/>
+        </w:numPr>
+        <w:spacing w:after="40"/>
+      </w:pPr>
+      <w:r>
+        <w:t xml:space="preserve">Tap a menu item, the X, or anywhere outside the menu to close it again.</w:t>
+      </w:r>
+    </w:p>
+    <w:p>
+      <w:pPr>
+        <w:pStyle w:val="ListParagraph"/>
+        <w:numPr>
+          <w:ilvl w:val="0"/>
+          <w:numId w:val="6"/>
+        </w:numPr>
+        <w:spacing w:after="40"/>
+      </w:pPr>
+      <w:r>
+        <w:t xml:space="preserve">Wide tables scroll sideways inside their own box — swipe across them to see the remaining columns.</w:t>
+      </w:r>
+    </w:p>
+    <w:p>
+      <w:pPr>
+        <w:pBdr>
+          <w:top w:val="single" w:color="B8860B" w:sz="2"/>
+          <w:bottom w:val="single" w:color="B8860B" w:sz="2"/>
+          <w:left w:val="single" w:color="B8860B" w:sz="12"/>
+          <w:right w:val="single" w:color="B8860B" w:sz="2"/>
+        </w:pBdr>
+        <w:shd w:fill="FBF3DA" w:val="clear"/>
+        <w:spacing w:after="140" w:before="60"/>
+      </w:pPr>
+      <w:r>
+        <w:rPr>
+          <w:b/>
+          <w:bCs/>
+          <w:color w:val="B8860B"/>
+        </w:rPr>
+        <w:t xml:space="preserve">Tip  </w:t>
+      </w:r>
+      <w:r>
+        <w:t xml:space="preserve">On a desktop nothing changes: the menu stays permanently on the left, and the arrow at the top of it still shrinks it to icons when you want more room.</w:t>
+      </w:r>
+    </w:p>
+    <w:p>
       <w:r>
         <w:br w:type="page"/>
       </w:r>
@@ -912,7 +1070,7 @@
         <w:pStyle w:val="ListParagraph"/>
         <w:numPr>
           <w:ilvl w:val="0"/>
-          <w:numId w:val="5"/>
+          <w:numId w:val="7"/>
         </w:numPr>
         <w:spacing w:after="40"/>
       </w:pPr>
@@ -925,7 +1083,7 @@
         <w:pStyle w:val="ListParagraph"/>
         <w:numPr>
           <w:ilvl w:val="0"/>
-          <w:numId w:val="5"/>
+          <w:numId w:val="7"/>
         </w:numPr>
         <w:spacing w:after="40"/>
       </w:pPr>
@@ -938,7 +1096,7 @@
         <w:pStyle w:val="ListParagraph"/>
         <w:numPr>
           <w:ilvl w:val="0"/>
-          <w:numId w:val="5"/>
+          <w:numId w:val="7"/>
         </w:numPr>
         <w:spacing w:after="40"/>
       </w:pPr>
@@ -951,7 +1109,7 @@
         <w:pStyle w:val="ListParagraph"/>
         <w:numPr>
           <w:ilvl w:val="0"/>
-          <w:numId w:val="5"/>
+          <w:numId w:val="7"/>
         </w:numPr>
         <w:spacing w:after="40"/>
       </w:pPr>
@@ -964,7 +1122,7 @@
         <w:pStyle w:val="ListParagraph"/>
         <w:numPr>
           <w:ilvl w:val="0"/>
-          <w:numId w:val="5"/>
+          <w:numId w:val="7"/>
         </w:numPr>
         <w:spacing w:after="40"/>
       </w:pPr>
@@ -1262,7 +1420,7 @@
         <w:pStyle w:val="ListParagraph"/>
         <w:numPr>
           <w:ilvl w:val="0"/>
-          <w:numId w:val="6"/>
+          <w:numId w:val="8"/>
         </w:numPr>
         <w:spacing w:after="40"/>
       </w:pPr>
@@ -1275,7 +1433,7 @@
         <w:pStyle w:val="ListParagraph"/>
         <w:numPr>
           <w:ilvl w:val="0"/>
-          <w:numId w:val="6"/>
+          <w:numId w:val="8"/>
         </w:numPr>
         <w:spacing w:after="40"/>
       </w:pPr>
@@ -1288,7 +1446,7 @@
         <w:pStyle w:val="ListParagraph"/>
         <w:numPr>
           <w:ilvl w:val="0"/>
-          <w:numId w:val="6"/>
+          <w:numId w:val="8"/>
         </w:numPr>
         <w:spacing w:after="40"/>
       </w:pPr>
@@ -1562,7 +1720,7 @@
         <w:pStyle w:val="ListParagraph"/>
         <w:numPr>
           <w:ilvl w:val="0"/>
-          <w:numId w:val="7"/>
+          <w:numId w:val="9"/>
         </w:numPr>
         <w:spacing w:after="40"/>
       </w:pPr>
@@ -1575,7 +1733,7 @@
         <w:pStyle w:val="ListParagraph"/>
         <w:numPr>
           <w:ilvl w:val="0"/>
-          <w:numId w:val="7"/>
+          <w:numId w:val="9"/>
         </w:numPr>
         <w:spacing w:after="40"/>
       </w:pPr>
@@ -1588,7 +1746,7 @@
         <w:pStyle w:val="ListParagraph"/>
         <w:numPr>
           <w:ilvl w:val="0"/>
-          <w:numId w:val="7"/>
+          <w:numId w:val="9"/>
         </w:numPr>
         <w:spacing w:after="40"/>
       </w:pPr>
@@ -1601,7 +1759,7 @@
         <w:pStyle w:val="ListParagraph"/>
         <w:numPr>
           <w:ilvl w:val="0"/>
-          <w:numId w:val="7"/>
+          <w:numId w:val="9"/>
         </w:numPr>
         <w:spacing w:after="40"/>
       </w:pPr>
@@ -1733,7 +1891,7 @@
         <w:pStyle w:val="ListParagraph"/>
         <w:numPr>
           <w:ilvl w:val="0"/>
-          <w:numId w:val="8"/>
+          <w:numId w:val="10"/>
         </w:numPr>
         <w:spacing w:after="40"/>
       </w:pPr>
@@ -1746,7 +1904,7 @@
         <w:pStyle w:val="ListParagraph"/>
         <w:numPr>
           <w:ilvl w:val="0"/>
-          <w:numId w:val="8"/>
+          <w:numId w:val="10"/>
         </w:numPr>
         <w:spacing w:after="40"/>
       </w:pPr>
@@ -1759,7 +1917,7 @@
         <w:pStyle w:val="ListParagraph"/>
         <w:numPr>
           <w:ilvl w:val="0"/>
-          <w:numId w:val="8"/>
+          <w:numId w:val="10"/>
         </w:numPr>
         <w:spacing w:after="40"/>
       </w:pPr>
@@ -1877,7 +2035,7 @@
         <w:pStyle w:val="ListParagraph"/>
         <w:numPr>
           <w:ilvl w:val="0"/>
-          <w:numId w:val="9"/>
+          <w:numId w:val="11"/>
         </w:numPr>
         <w:spacing w:after="40"/>
       </w:pPr>
@@ -1890,7 +2048,7 @@
         <w:pStyle w:val="ListParagraph"/>
         <w:numPr>
           <w:ilvl w:val="0"/>
-          <w:numId w:val="9"/>
+          <w:numId w:val="11"/>
         </w:numPr>
         <w:spacing w:after="40"/>
       </w:pPr>
@@ -1903,7 +2061,7 @@
         <w:pStyle w:val="ListParagraph"/>
         <w:numPr>
           <w:ilvl w:val="0"/>
-          <w:numId w:val="9"/>
+          <w:numId w:val="11"/>
         </w:numPr>
         <w:spacing w:after="40"/>
       </w:pPr>
@@ -1998,7 +2156,7 @@
         <w:pStyle w:val="ListParagraph"/>
         <w:numPr>
           <w:ilvl w:val="0"/>
-          <w:numId w:val="10"/>
+          <w:numId w:val="12"/>
         </w:numPr>
         <w:spacing w:after="40"/>
       </w:pPr>
@@ -2011,7 +2169,7 @@
         <w:pStyle w:val="ListParagraph"/>
         <w:numPr>
           <w:ilvl w:val="0"/>
-          <w:numId w:val="10"/>
+          <w:numId w:val="12"/>
         </w:numPr>
         <w:spacing w:after="40"/>
       </w:pPr>
@@ -2024,7 +2182,7 @@
         <w:pStyle w:val="ListParagraph"/>
         <w:numPr>
           <w:ilvl w:val="0"/>
-          <w:numId w:val="10"/>
+          <w:numId w:val="12"/>
         </w:numPr>
         <w:spacing w:after="40"/>
       </w:pPr>
@@ -2037,7 +2195,7 @@
         <w:pStyle w:val="ListParagraph"/>
         <w:numPr>
           <w:ilvl w:val="0"/>
-          <w:numId w:val="10"/>
+          <w:numId w:val="12"/>
         </w:numPr>
         <w:spacing w:after="40"/>
       </w:pPr>
@@ -2155,7 +2313,7 @@
         <w:pStyle w:val="ListParagraph"/>
         <w:numPr>
           <w:ilvl w:val="0"/>
-          <w:numId w:val="11"/>
+          <w:numId w:val="13"/>
         </w:numPr>
         <w:spacing w:after="40"/>
       </w:pPr>
@@ -2168,7 +2326,7 @@
         <w:pStyle w:val="ListParagraph"/>
         <w:numPr>
           <w:ilvl w:val="0"/>
-          <w:numId w:val="11"/>
+          <w:numId w:val="13"/>
         </w:numPr>
         <w:spacing w:after="40"/>
       </w:pPr>
@@ -2181,7 +2339,7 @@
         <w:pStyle w:val="ListParagraph"/>
         <w:numPr>
           <w:ilvl w:val="0"/>
-          <w:numId w:val="11"/>
+          <w:numId w:val="13"/>
         </w:numPr>
         <w:spacing w:after="40"/>
       </w:pPr>
@@ -2194,7 +2352,7 @@
         <w:pStyle w:val="ListParagraph"/>
         <w:numPr>
           <w:ilvl w:val="0"/>
-          <w:numId w:val="11"/>
+          <w:numId w:val="13"/>
         </w:numPr>
         <w:spacing w:after="40"/>
       </w:pPr>
@@ -2207,7 +2365,7 @@
         <w:pStyle w:val="ListParagraph"/>
         <w:numPr>
           <w:ilvl w:val="0"/>
-          <w:numId w:val="11"/>
+          <w:numId w:val="13"/>
         </w:numPr>
         <w:spacing w:after="40"/>
       </w:pPr>
@@ -2245,7 +2403,7 @@
         <w:pStyle w:val="ListParagraph"/>
         <w:numPr>
           <w:ilvl w:val="0"/>
-          <w:numId w:val="12"/>
+          <w:numId w:val="14"/>
         </w:numPr>
         <w:spacing w:after="40"/>
       </w:pPr>
@@ -2258,7 +2416,7 @@
         <w:pStyle w:val="ListParagraph"/>
         <w:numPr>
           <w:ilvl w:val="0"/>
-          <w:numId w:val="12"/>
+          <w:numId w:val="14"/>
         </w:numPr>
         <w:spacing w:after="40"/>
       </w:pPr>
@@ -2271,7 +2429,7 @@
         <w:pStyle w:val="ListParagraph"/>
         <w:numPr>
           <w:ilvl w:val="0"/>
-          <w:numId w:val="12"/>
+          <w:numId w:val="14"/>
         </w:numPr>
         <w:spacing w:after="40"/>
       </w:pPr>
@@ -2284,7 +2442,7 @@
         <w:pStyle w:val="ListParagraph"/>
         <w:numPr>
           <w:ilvl w:val="0"/>
-          <w:numId w:val="12"/>
+          <w:numId w:val="14"/>
         </w:numPr>
         <w:spacing w:after="40"/>
       </w:pPr>
@@ -2419,7 +2577,7 @@
         <w:pStyle w:val="ListParagraph"/>
         <w:numPr>
           <w:ilvl w:val="0"/>
-          <w:numId w:val="13"/>
+          <w:numId w:val="15"/>
         </w:numPr>
         <w:spacing w:after="40"/>
       </w:pPr>
@@ -2432,7 +2590,7 @@
         <w:pStyle w:val="ListParagraph"/>
         <w:numPr>
           <w:ilvl w:val="0"/>
-          <w:numId w:val="13"/>
+          <w:numId w:val="15"/>
         </w:numPr>
         <w:spacing w:after="40"/>
       </w:pPr>
@@ -2445,7 +2603,7 @@
         <w:pStyle w:val="ListParagraph"/>
         <w:numPr>
           <w:ilvl w:val="0"/>
-          <w:numId w:val="13"/>
+          <w:numId w:val="15"/>
         </w:numPr>
         <w:spacing w:after="40"/>
       </w:pPr>
@@ -2458,7 +2616,7 @@
         <w:pStyle w:val="ListParagraph"/>
         <w:numPr>
           <w:ilvl w:val="0"/>
-          <w:numId w:val="13"/>
+          <w:numId w:val="15"/>
         </w:numPr>
         <w:spacing w:after="40"/>
       </w:pPr>
@@ -2545,7 +2703,7 @@
         <w:pStyle w:val="ListParagraph"/>
         <w:numPr>
           <w:ilvl w:val="0"/>
-          <w:numId w:val="14"/>
+          <w:numId w:val="16"/>
         </w:numPr>
         <w:spacing w:after="40"/>
       </w:pPr>
@@ -2558,7 +2716,7 @@
         <w:pStyle w:val="ListParagraph"/>
         <w:numPr>
           <w:ilvl w:val="0"/>
-          <w:numId w:val="14"/>
+          <w:numId w:val="16"/>
         </w:numPr>
         <w:spacing w:after="40"/>
       </w:pPr>
@@ -2571,7 +2729,7 @@
         <w:pStyle w:val="ListParagraph"/>
         <w:numPr>
           <w:ilvl w:val="0"/>
-          <w:numId w:val="14"/>
+          <w:numId w:val="16"/>
         </w:numPr>
         <w:spacing w:after="40"/>
       </w:pPr>
@@ -2584,7 +2742,7 @@
         <w:pStyle w:val="ListParagraph"/>
         <w:numPr>
           <w:ilvl w:val="0"/>
-          <w:numId w:val="14"/>
+          <w:numId w:val="16"/>
         </w:numPr>
         <w:spacing w:after="40"/>
       </w:pPr>
@@ -2761,7 +2919,7 @@
         <w:pStyle w:val="ListParagraph"/>
         <w:numPr>
           <w:ilvl w:val="0"/>
-          <w:numId w:val="15"/>
+          <w:numId w:val="17"/>
         </w:numPr>
         <w:spacing w:after="40"/>
       </w:pPr>
@@ -2774,7 +2932,7 @@
         <w:pStyle w:val="ListParagraph"/>
         <w:numPr>
           <w:ilvl w:val="0"/>
-          <w:numId w:val="15"/>
+          <w:numId w:val="17"/>
         </w:numPr>
         <w:spacing w:after="40"/>
       </w:pPr>
@@ -2787,7 +2945,7 @@
         <w:pStyle w:val="ListParagraph"/>
         <w:numPr>
           <w:ilvl w:val="0"/>
-          <w:numId w:val="15"/>
+          <w:numId w:val="17"/>
         </w:numPr>
         <w:spacing w:after="40"/>
       </w:pPr>
@@ -2800,7 +2958,7 @@
         <w:pStyle w:val="ListParagraph"/>
         <w:numPr>
           <w:ilvl w:val="0"/>
-          <w:numId w:val="15"/>
+          <w:numId w:val="17"/>
         </w:numPr>
         <w:spacing w:after="40"/>
       </w:pPr>
@@ -2961,7 +3119,7 @@
         <w:pStyle w:val="ListParagraph"/>
         <w:numPr>
           <w:ilvl w:val="0"/>
-          <w:numId w:val="16"/>
+          <w:numId w:val="18"/>
         </w:numPr>
         <w:spacing w:after="40"/>
       </w:pPr>
@@ -2974,7 +3132,7 @@
         <w:pStyle w:val="ListParagraph"/>
         <w:numPr>
           <w:ilvl w:val="0"/>
-          <w:numId w:val="16"/>
+          <w:numId w:val="18"/>
         </w:numPr>
         <w:spacing w:after="40"/>
       </w:pPr>
@@ -2987,7 +3145,7 @@
         <w:pStyle w:val="ListParagraph"/>
         <w:numPr>
           <w:ilvl w:val="0"/>
-          <w:numId w:val="16"/>
+          <w:numId w:val="18"/>
         </w:numPr>
         <w:spacing w:after="40"/>
       </w:pPr>
@@ -3283,7 +3441,7 @@
         <w:pStyle w:val="ListParagraph"/>
         <w:numPr>
           <w:ilvl w:val="0"/>
-          <w:numId w:val="17"/>
+          <w:numId w:val="19"/>
         </w:numPr>
         <w:spacing w:after="40"/>
       </w:pPr>
@@ -3296,7 +3454,7 @@
         <w:pStyle w:val="ListParagraph"/>
         <w:numPr>
           <w:ilvl w:val="0"/>
-          <w:numId w:val="17"/>
+          <w:numId w:val="19"/>
         </w:numPr>
         <w:spacing w:after="40"/>
       </w:pPr>
@@ -3309,7 +3467,7 @@
         <w:pStyle w:val="ListParagraph"/>
         <w:numPr>
           <w:ilvl w:val="0"/>
-          <w:numId w:val="17"/>
+          <w:numId w:val="19"/>
         </w:numPr>
         <w:spacing w:after="40"/>
       </w:pPr>
@@ -3562,7 +3720,7 @@
         <w:pStyle w:val="ListParagraph"/>
         <w:numPr>
           <w:ilvl w:val="0"/>
-          <w:numId w:val="18"/>
+          <w:numId w:val="20"/>
         </w:numPr>
         <w:spacing w:after="40"/>
       </w:pPr>
@@ -3575,7 +3733,7 @@
         <w:pStyle w:val="ListParagraph"/>
         <w:numPr>
           <w:ilvl w:val="0"/>
-          <w:numId w:val="18"/>
+          <w:numId w:val="20"/>
         </w:numPr>
         <w:spacing w:after="40"/>
       </w:pPr>
@@ -3588,7 +3746,7 @@
         <w:pStyle w:val="ListParagraph"/>
         <w:numPr>
           <w:ilvl w:val="0"/>
-          <w:numId w:val="18"/>
+          <w:numId w:val="20"/>
         </w:numPr>
         <w:spacing w:after="40"/>
       </w:pPr>
@@ -5867,6 +6025,18 @@
   </w:num>
   <w:num w:numId="18">
     <w:abstractNumId w:val="18"/>
+    <w:lvlOverride w:ilvl="0">
+      <w:startOverride w:val="1"/>
+    </w:lvlOverride>
+  </w:num>
+  <w:num w:numId="19">
+    <w:abstractNumId w:val="19"/>
+    <w:lvlOverride w:ilvl="0">
+      <w:startOverride w:val="1"/>
+    </w:lvlOverride>
+  </w:num>
+  <w:num w:numId="20">
+    <w:abstractNumId w:val="20"/>
     <w:lvlOverride w:ilvl="0">
       <w:startOverride w:val="1"/>
     </w:lvlOverride>

--- a/docs/White_and_Bright_ERP_User_Manual.docx
+++ b/docs/White_and_Bright_ERP_User_Manual.docx
@@ -73,7 +73,7 @@
           <w:sz w:val="22"/>
           <w:szCs w:val="22"/>
         </w:rPr>
-        <w:t xml:space="preserve">Version 1.2</w:t>
+        <w:t xml:space="preserve">Version 1.3</w:t>
       </w:r>
     </w:p>
     <w:p>
@@ -1062,7 +1062,24 @@
         <w:spacing w:after="100" w:before="240"/>
       </w:pPr>
       <w:r>
-        <w:t xml:space="preserve">4.2 Recording a transaction (voucher)</w:t>
+        <w:t xml:space="preserve">4.2 Opening balances — starting from your existing figures</w:t>
+      </w:r>
+    </w:p>
+    <w:p>
+      <w:pPr>
+        <w:spacing w:after="120"/>
+      </w:pPr>
+      <w:r>
+        <w:t xml:space="preserve">When you move onto this system your accounts already have balances — money in the bank, money customers owe you, money you owe suppliers. An opening balance is that starting figure. You enter it once per account and every report picks it up from then on. Without it the books would start from zero and none of your reports would be true.</w:t>
+      </w:r>
+    </w:p>
+    <w:p>
+      <w:pPr>
+        <w:pStyle w:val="Heading3"/>
+        <w:spacing w:after="80" w:before="180"/>
+      </w:pPr>
+      <w:r>
+        <w:t xml:space="preserve">First, tell the system when the books opened</w:t>
       </w:r>
     </w:p>
     <w:p>
@@ -1075,6 +1092,246 @@
         <w:spacing w:after="40"/>
       </w:pPr>
       <w:r>
+        <w:t xml:space="preserve">Go to Companies &amp; Group and click the pencil on the company.</w:t>
+      </w:r>
+    </w:p>
+    <w:p>
+      <w:pPr>
+        <w:pStyle w:val="ListParagraph"/>
+        <w:numPr>
+          <w:ilvl w:val="0"/>
+          <w:numId w:val="7"/>
+        </w:numPr>
+        <w:spacing w:after="40"/>
+      </w:pPr>
+      <w:r>
+        <w:t xml:space="preserve">Set “Financial year starts” — January for most UAE companies.</w:t>
+      </w:r>
+    </w:p>
+    <w:p>
+      <w:pPr>
+        <w:pStyle w:val="ListParagraph"/>
+        <w:numPr>
+          <w:ilvl w:val="0"/>
+          <w:numId w:val="7"/>
+        </w:numPr>
+        <w:spacing w:after="40"/>
+      </w:pPr>
+      <w:r>
+        <w:t xml:space="preserve">Set “Opening balances as at” — the date you moved onto this system, normally the first day of your financial year.</w:t>
+      </w:r>
+    </w:p>
+    <w:p>
+      <w:pPr>
+        <w:pStyle w:val="ListParagraph"/>
+        <w:numPr>
+          <w:ilvl w:val="0"/>
+          <w:numId w:val="7"/>
+        </w:numPr>
+        <w:spacing w:after="40"/>
+      </w:pPr>
+      <w:r>
+        <w:t xml:space="preserve">Save.</w:t>
+      </w:r>
+    </w:p>
+    <w:p>
+      <w:pPr>
+        <w:pStyle w:val="Heading3"/>
+        <w:spacing w:after="80" w:before="180"/>
+      </w:pPr>
+      <w:r>
+        <w:t xml:space="preserve">Then enter each account's balance</w:t>
+      </w:r>
+    </w:p>
+    <w:p>
+      <w:pPr>
+        <w:pStyle w:val="ListParagraph"/>
+        <w:numPr>
+          <w:ilvl w:val="0"/>
+          <w:numId w:val="8"/>
+        </w:numPr>
+        <w:spacing w:after="40"/>
+      </w:pPr>
+      <w:r>
+        <w:t xml:space="preserve">Go to Finance → Overview.</w:t>
+      </w:r>
+    </w:p>
+    <w:p>
+      <w:pPr>
+        <w:pStyle w:val="ListParagraph"/>
+        <w:numPr>
+          <w:ilvl w:val="0"/>
+          <w:numId w:val="8"/>
+        </w:numPr>
+        <w:spacing w:after="40"/>
+      </w:pPr>
+      <w:r>
+        <w:t xml:space="preserve">Click the pencil on an account, or add a new one.</w:t>
+      </w:r>
+    </w:p>
+    <w:p>
+      <w:pPr>
+        <w:pStyle w:val="ListParagraph"/>
+        <w:numPr>
+          <w:ilvl w:val="0"/>
+          <w:numId w:val="8"/>
+        </w:numPr>
+        <w:spacing w:after="40"/>
+      </w:pPr>
+      <w:r>
+        <w:t xml:space="preserve">Type the amount in “Opening balance” and choose Dr or Cr.</w:t>
+      </w:r>
+    </w:p>
+    <w:p>
+      <w:pPr>
+        <w:pStyle w:val="ListParagraph"/>
+        <w:numPr>
+          <w:ilvl w:val="0"/>
+          <w:numId w:val="8"/>
+        </w:numPr>
+        <w:spacing w:after="40"/>
+      </w:pPr>
+      <w:r>
+        <w:t xml:space="preserve">Save, and repeat for every account that had a balance.</w:t>
+      </w:r>
+    </w:p>
+    <w:p>
+      <w:pPr>
+        <w:spacing w:after="120"/>
+      </w:pPr>
+      <w:r>
+        <w:t xml:space="preserve">Which side? Things you have or are owed are Dr — cash, bank, stock, customers who owe you, vehicles and equipment. Things you owe are Cr — suppliers, loans, and the owners’ capital.</w:t>
+      </w:r>
+    </w:p>
+    <w:p>
+      <w:pPr>
+        <w:pBdr>
+          <w:top w:val="single" w:color="B8860B" w:sz="2"/>
+          <w:bottom w:val="single" w:color="B8860B" w:sz="2"/>
+          <w:left w:val="single" w:color="B8860B" w:sz="12"/>
+          <w:right w:val="single" w:color="B8860B" w:sz="2"/>
+        </w:pBdr>
+        <w:shd w:fill="FBF3DA" w:val="clear"/>
+        <w:spacing w:after="140" w:before="60"/>
+      </w:pPr>
+      <w:r>
+        <w:rPr>
+          <w:b/>
+          <w:bCs/>
+          <w:color w:val="B8860B"/>
+        </w:rPr>
+        <w:t xml:space="preserve">Tip  </w:t>
+      </w:r>
+      <w:r>
+        <w:t xml:space="preserve">If you have a trial balance from your old system or from your accountant, copy it straight across. Your opening debits and credits should total the same figure — the trial balance at the top of Finance → Overview will confirm it.</w:t>
+      </w:r>
+    </w:p>
+    <w:p>
+      <w:pPr>
+        <w:pStyle w:val="Heading2"/>
+        <w:spacing w:after="100" w:before="240"/>
+      </w:pPr>
+      <w:r>
+        <w:t xml:space="preserve">4.3 Choosing the dates a report covers</w:t>
+      </w:r>
+    </w:p>
+    <w:p>
+      <w:pPr>
+        <w:spacing w:after="120"/>
+      </w:pPr>
+      <w:r>
+        <w:t xml:space="preserve">Every finance screen has a Period bar along the top with a From and a To date. It opens showing the current financial year, so most of the time you can leave it alone.</w:t>
+      </w:r>
+    </w:p>
+    <w:p>
+      <w:pPr>
+        <w:pStyle w:val="ListParagraph"/>
+        <w:numPr>
+          <w:ilvl w:val="0"/>
+          <w:numId w:val="9"/>
+        </w:numPr>
+        <w:spacing w:after="40"/>
+      </w:pPr>
+      <w:r>
+        <w:t xml:space="preserve">Change From and To to look at any stretch of time — a month, a quarter, last year.</w:t>
+      </w:r>
+    </w:p>
+    <w:p>
+      <w:pPr>
+        <w:pStyle w:val="ListParagraph"/>
+        <w:numPr>
+          <w:ilvl w:val="0"/>
+          <w:numId w:val="9"/>
+        </w:numPr>
+        <w:spacing w:after="40"/>
+      </w:pPr>
+      <w:r>
+        <w:t xml:space="preserve">On the VAT report, the quarter buttons jump straight to the FTA return periods.</w:t>
+      </w:r>
+    </w:p>
+    <w:p>
+      <w:pPr>
+        <w:pStyle w:val="ListParagraph"/>
+        <w:numPr>
+          <w:ilvl w:val="0"/>
+          <w:numId w:val="9"/>
+        </w:numPr>
+        <w:spacing w:after="40"/>
+      </w:pPr>
+      <w:r>
+        <w:t xml:space="preserve">The dates are part of the web address, so you can bookmark a period or send a colleague the exact view you are looking at.</w:t>
+      </w:r>
+    </w:p>
+    <w:p>
+      <w:pPr>
+        <w:spacing w:after="120"/>
+      </w:pPr>
+      <w:r>
+        <w:t xml:space="preserve">The two headline reports use those dates differently, and it is worth knowing which is which. Profit &amp; Loss covers what happened between the two dates. The Balance Sheet is a snapshot on the To date — what the company owns and owes at that moment — so changing the From date does not affect it.</w:t>
+      </w:r>
+    </w:p>
+    <w:p>
+      <w:pPr>
+        <w:pBdr>
+          <w:top w:val="single" w:color="B8860B" w:sz="2"/>
+          <w:bottom w:val="single" w:color="B8860B" w:sz="2"/>
+          <w:left w:val="single" w:color="B8860B" w:sz="12"/>
+          <w:right w:val="single" w:color="B8860B" w:sz="2"/>
+        </w:pBdr>
+        <w:shd w:fill="FBF3DA" w:val="clear"/>
+        <w:spacing w:after="140" w:before="60"/>
+      </w:pPr>
+      <w:r>
+        <w:rPr>
+          <w:b/>
+          <w:bCs/>
+          <w:color w:val="B8860B"/>
+        </w:rPr>
+        <w:t xml:space="preserve">Tip  </w:t>
+      </w:r>
+      <w:r>
+        <w:t xml:space="preserve">Whatever dates you choose, the Balance Sheet should always balance: Total Assets equals Liabilities + Equity. If it ever does not, tell your administrator rather than working around it.</w:t>
+      </w:r>
+    </w:p>
+    <w:p>
+      <w:pPr>
+        <w:pStyle w:val="Heading2"/>
+        <w:spacing w:after="100" w:before="240"/>
+      </w:pPr>
+      <w:r>
+        <w:t xml:space="preserve">4.4 Recording a transaction (voucher)</w:t>
+      </w:r>
+    </w:p>
+    <w:p>
+      <w:pPr>
+        <w:pStyle w:val="ListParagraph"/>
+        <w:numPr>
+          <w:ilvl w:val="0"/>
+          <w:numId w:val="10"/>
+        </w:numPr>
+        <w:spacing w:after="40"/>
+      </w:pPr>
+      <w:r>
         <w:t xml:space="preserve">Open Finance &amp; Accounting → Overview and click New journal entry.</w:t>
       </w:r>
     </w:p>
@@ -1083,7 +1340,7 @@
         <w:pStyle w:val="ListParagraph"/>
         <w:numPr>
           <w:ilvl w:val="0"/>
-          <w:numId w:val="7"/>
+          <w:numId w:val="10"/>
         </w:numPr>
         <w:spacing w:after="40"/>
       </w:pPr>
@@ -1096,7 +1353,7 @@
         <w:pStyle w:val="ListParagraph"/>
         <w:numPr>
           <w:ilvl w:val="0"/>
-          <w:numId w:val="7"/>
+          <w:numId w:val="10"/>
         </w:numPr>
         <w:spacing w:after="40"/>
       </w:pPr>
@@ -1109,7 +1366,7 @@
         <w:pStyle w:val="ListParagraph"/>
         <w:numPr>
           <w:ilvl w:val="0"/>
-          <w:numId w:val="7"/>
+          <w:numId w:val="10"/>
         </w:numPr>
         <w:spacing w:after="40"/>
       </w:pPr>
@@ -1122,7 +1379,7 @@
         <w:pStyle w:val="ListParagraph"/>
         <w:numPr>
           <w:ilvl w:val="0"/>
-          <w:numId w:val="7"/>
+          <w:numId w:val="10"/>
         </w:numPr>
         <w:spacing w:after="40"/>
       </w:pPr>
@@ -1330,7 +1587,7 @@
         <w:spacing w:after="100" w:before="240"/>
       </w:pPr>
       <w:r>
-        <w:t xml:space="preserve">4.3 Day Book</w:t>
+        <w:t xml:space="preserve">4.5 Day Book</w:t>
       </w:r>
     </w:p>
     <w:p>
@@ -1412,15 +1669,15 @@
         <w:spacing w:after="100" w:before="240"/>
       </w:pPr>
       <w:r>
-        <w:t xml:space="preserve">4.4 Ledgers</w:t>
-      </w:r>
-    </w:p>
-    <w:p>
-      <w:pPr>
-        <w:pStyle w:val="ListParagraph"/>
-        <w:numPr>
-          <w:ilvl w:val="0"/>
-          <w:numId w:val="8"/>
+        <w:t xml:space="preserve">4.6 Ledgers</w:t>
+      </w:r>
+    </w:p>
+    <w:p>
+      <w:pPr>
+        <w:pStyle w:val="ListParagraph"/>
+        <w:numPr>
+          <w:ilvl w:val="0"/>
+          <w:numId w:val="11"/>
         </w:numPr>
         <w:spacing w:after="40"/>
       </w:pPr>
@@ -1433,7 +1690,7 @@
         <w:pStyle w:val="ListParagraph"/>
         <w:numPr>
           <w:ilvl w:val="0"/>
-          <w:numId w:val="8"/>
+          <w:numId w:val="11"/>
         </w:numPr>
         <w:spacing w:after="40"/>
       </w:pPr>
@@ -1446,7 +1703,7 @@
         <w:pStyle w:val="ListParagraph"/>
         <w:numPr>
           <w:ilvl w:val="0"/>
-          <w:numId w:val="8"/>
+          <w:numId w:val="11"/>
         </w:numPr>
         <w:spacing w:after="40"/>
       </w:pPr>
@@ -1525,7 +1782,7 @@
         <w:spacing w:after="100" w:before="240"/>
       </w:pPr>
       <w:r>
-        <w:t xml:space="preserve">4.5 Reports — Profit &amp; Loss and Balance Sheet</w:t>
+        <w:t xml:space="preserve">4.7 Reports — Profit &amp; Loss and Balance Sheet</w:t>
       </w:r>
     </w:p>
     <w:p>
@@ -1607,7 +1864,7 @@
         <w:spacing w:after="100" w:before="240"/>
       </w:pPr>
       <w:r>
-        <w:t xml:space="preserve">4.6 VAT Report</w:t>
+        <w:t xml:space="preserve">4.8 VAT Report</w:t>
       </w:r>
     </w:p>
     <w:p>
@@ -1712,15 +1969,15 @@
         <w:spacing w:after="100" w:before="240"/>
       </w:pPr>
       <w:r>
-        <w:t xml:space="preserve">4.7 Connecting your existing Tally</w:t>
-      </w:r>
-    </w:p>
-    <w:p>
-      <w:pPr>
-        <w:pStyle w:val="ListParagraph"/>
-        <w:numPr>
-          <w:ilvl w:val="0"/>
-          <w:numId w:val="9"/>
+        <w:t xml:space="preserve">4.9 Connecting your existing Tally</w:t>
+      </w:r>
+    </w:p>
+    <w:p>
+      <w:pPr>
+        <w:pStyle w:val="ListParagraph"/>
+        <w:numPr>
+          <w:ilvl w:val="0"/>
+          <w:numId w:val="12"/>
         </w:numPr>
         <w:spacing w:after="40"/>
       </w:pPr>
@@ -1733,7 +1990,7 @@
         <w:pStyle w:val="ListParagraph"/>
         <w:numPr>
           <w:ilvl w:val="0"/>
-          <w:numId w:val="9"/>
+          <w:numId w:val="12"/>
         </w:numPr>
         <w:spacing w:after="40"/>
       </w:pPr>
@@ -1746,7 +2003,7 @@
         <w:pStyle w:val="ListParagraph"/>
         <w:numPr>
           <w:ilvl w:val="0"/>
-          <w:numId w:val="9"/>
+          <w:numId w:val="12"/>
         </w:numPr>
         <w:spacing w:after="40"/>
       </w:pPr>
@@ -1759,7 +2016,7 @@
         <w:pStyle w:val="ListParagraph"/>
         <w:numPr>
           <w:ilvl w:val="0"/>
-          <w:numId w:val="9"/>
+          <w:numId w:val="12"/>
         </w:numPr>
         <w:spacing w:after="40"/>
       </w:pPr>
@@ -1891,7 +2148,7 @@
         <w:pStyle w:val="ListParagraph"/>
         <w:numPr>
           <w:ilvl w:val="0"/>
-          <w:numId w:val="10"/>
+          <w:numId w:val="13"/>
         </w:numPr>
         <w:spacing w:after="40"/>
       </w:pPr>
@@ -1904,7 +2161,7 @@
         <w:pStyle w:val="ListParagraph"/>
         <w:numPr>
           <w:ilvl w:val="0"/>
-          <w:numId w:val="10"/>
+          <w:numId w:val="13"/>
         </w:numPr>
         <w:spacing w:after="40"/>
       </w:pPr>
@@ -1917,7 +2174,7 @@
         <w:pStyle w:val="ListParagraph"/>
         <w:numPr>
           <w:ilvl w:val="0"/>
-          <w:numId w:val="10"/>
+          <w:numId w:val="13"/>
         </w:numPr>
         <w:spacing w:after="40"/>
       </w:pPr>
@@ -2035,7 +2292,7 @@
         <w:pStyle w:val="ListParagraph"/>
         <w:numPr>
           <w:ilvl w:val="0"/>
-          <w:numId w:val="11"/>
+          <w:numId w:val="14"/>
         </w:numPr>
         <w:spacing w:after="40"/>
       </w:pPr>
@@ -2048,7 +2305,7 @@
         <w:pStyle w:val="ListParagraph"/>
         <w:numPr>
           <w:ilvl w:val="0"/>
-          <w:numId w:val="11"/>
+          <w:numId w:val="14"/>
         </w:numPr>
         <w:spacing w:after="40"/>
       </w:pPr>
@@ -2061,7 +2318,7 @@
         <w:pStyle w:val="ListParagraph"/>
         <w:numPr>
           <w:ilvl w:val="0"/>
-          <w:numId w:val="11"/>
+          <w:numId w:val="14"/>
         </w:numPr>
         <w:spacing w:after="40"/>
       </w:pPr>
@@ -2156,7 +2413,7 @@
         <w:pStyle w:val="ListParagraph"/>
         <w:numPr>
           <w:ilvl w:val="0"/>
-          <w:numId w:val="12"/>
+          <w:numId w:val="15"/>
         </w:numPr>
         <w:spacing w:after="40"/>
       </w:pPr>
@@ -2169,7 +2426,7 @@
         <w:pStyle w:val="ListParagraph"/>
         <w:numPr>
           <w:ilvl w:val="0"/>
-          <w:numId w:val="12"/>
+          <w:numId w:val="15"/>
         </w:numPr>
         <w:spacing w:after="40"/>
       </w:pPr>
@@ -2182,7 +2439,7 @@
         <w:pStyle w:val="ListParagraph"/>
         <w:numPr>
           <w:ilvl w:val="0"/>
-          <w:numId w:val="12"/>
+          <w:numId w:val="15"/>
         </w:numPr>
         <w:spacing w:after="40"/>
       </w:pPr>
@@ -2195,7 +2452,7 @@
         <w:pStyle w:val="ListParagraph"/>
         <w:numPr>
           <w:ilvl w:val="0"/>
-          <w:numId w:val="12"/>
+          <w:numId w:val="15"/>
         </w:numPr>
         <w:spacing w:after="40"/>
       </w:pPr>
@@ -2313,7 +2570,7 @@
         <w:pStyle w:val="ListParagraph"/>
         <w:numPr>
           <w:ilvl w:val="0"/>
-          <w:numId w:val="13"/>
+          <w:numId w:val="16"/>
         </w:numPr>
         <w:spacing w:after="40"/>
       </w:pPr>
@@ -2326,7 +2583,7 @@
         <w:pStyle w:val="ListParagraph"/>
         <w:numPr>
           <w:ilvl w:val="0"/>
-          <w:numId w:val="13"/>
+          <w:numId w:val="16"/>
         </w:numPr>
         <w:spacing w:after="40"/>
       </w:pPr>
@@ -2339,7 +2596,7 @@
         <w:pStyle w:val="ListParagraph"/>
         <w:numPr>
           <w:ilvl w:val="0"/>
-          <w:numId w:val="13"/>
+          <w:numId w:val="16"/>
         </w:numPr>
         <w:spacing w:after="40"/>
       </w:pPr>
@@ -2352,7 +2609,7 @@
         <w:pStyle w:val="ListParagraph"/>
         <w:numPr>
           <w:ilvl w:val="0"/>
-          <w:numId w:val="13"/>
+          <w:numId w:val="16"/>
         </w:numPr>
         <w:spacing w:after="40"/>
       </w:pPr>
@@ -2365,7 +2622,7 @@
         <w:pStyle w:val="ListParagraph"/>
         <w:numPr>
           <w:ilvl w:val="0"/>
-          <w:numId w:val="13"/>
+          <w:numId w:val="16"/>
         </w:numPr>
         <w:spacing w:after="40"/>
       </w:pPr>
@@ -2403,7 +2660,7 @@
         <w:pStyle w:val="ListParagraph"/>
         <w:numPr>
           <w:ilvl w:val="0"/>
-          <w:numId w:val="14"/>
+          <w:numId w:val="17"/>
         </w:numPr>
         <w:spacing w:after="40"/>
       </w:pPr>
@@ -2416,7 +2673,7 @@
         <w:pStyle w:val="ListParagraph"/>
         <w:numPr>
           <w:ilvl w:val="0"/>
-          <w:numId w:val="14"/>
+          <w:numId w:val="17"/>
         </w:numPr>
         <w:spacing w:after="40"/>
       </w:pPr>
@@ -2429,7 +2686,7 @@
         <w:pStyle w:val="ListParagraph"/>
         <w:numPr>
           <w:ilvl w:val="0"/>
-          <w:numId w:val="14"/>
+          <w:numId w:val="17"/>
         </w:numPr>
         <w:spacing w:after="40"/>
       </w:pPr>
@@ -2442,7 +2699,7 @@
         <w:pStyle w:val="ListParagraph"/>
         <w:numPr>
           <w:ilvl w:val="0"/>
-          <w:numId w:val="14"/>
+          <w:numId w:val="17"/>
         </w:numPr>
         <w:spacing w:after="40"/>
       </w:pPr>
@@ -2577,7 +2834,7 @@
         <w:pStyle w:val="ListParagraph"/>
         <w:numPr>
           <w:ilvl w:val="0"/>
-          <w:numId w:val="15"/>
+          <w:numId w:val="18"/>
         </w:numPr>
         <w:spacing w:after="40"/>
       </w:pPr>
@@ -2590,7 +2847,7 @@
         <w:pStyle w:val="ListParagraph"/>
         <w:numPr>
           <w:ilvl w:val="0"/>
-          <w:numId w:val="15"/>
+          <w:numId w:val="18"/>
         </w:numPr>
         <w:spacing w:after="40"/>
       </w:pPr>
@@ -2603,7 +2860,7 @@
         <w:pStyle w:val="ListParagraph"/>
         <w:numPr>
           <w:ilvl w:val="0"/>
-          <w:numId w:val="15"/>
+          <w:numId w:val="18"/>
         </w:numPr>
         <w:spacing w:after="40"/>
       </w:pPr>
@@ -2616,7 +2873,7 @@
         <w:pStyle w:val="ListParagraph"/>
         <w:numPr>
           <w:ilvl w:val="0"/>
-          <w:numId w:val="15"/>
+          <w:numId w:val="18"/>
         </w:numPr>
         <w:spacing w:after="40"/>
       </w:pPr>
@@ -2703,7 +2960,7 @@
         <w:pStyle w:val="ListParagraph"/>
         <w:numPr>
           <w:ilvl w:val="0"/>
-          <w:numId w:val="16"/>
+          <w:numId w:val="19"/>
         </w:numPr>
         <w:spacing w:after="40"/>
       </w:pPr>
@@ -2716,7 +2973,7 @@
         <w:pStyle w:val="ListParagraph"/>
         <w:numPr>
           <w:ilvl w:val="0"/>
-          <w:numId w:val="16"/>
+          <w:numId w:val="19"/>
         </w:numPr>
         <w:spacing w:after="40"/>
       </w:pPr>
@@ -2729,7 +2986,7 @@
         <w:pStyle w:val="ListParagraph"/>
         <w:numPr>
           <w:ilvl w:val="0"/>
-          <w:numId w:val="16"/>
+          <w:numId w:val="19"/>
         </w:numPr>
         <w:spacing w:after="40"/>
       </w:pPr>
@@ -2742,7 +2999,7 @@
         <w:pStyle w:val="ListParagraph"/>
         <w:numPr>
           <w:ilvl w:val="0"/>
-          <w:numId w:val="16"/>
+          <w:numId w:val="19"/>
         </w:numPr>
         <w:spacing w:after="40"/>
       </w:pPr>
@@ -2919,7 +3176,7 @@
         <w:pStyle w:val="ListParagraph"/>
         <w:numPr>
           <w:ilvl w:val="0"/>
-          <w:numId w:val="17"/>
+          <w:numId w:val="20"/>
         </w:numPr>
         <w:spacing w:after="40"/>
       </w:pPr>
@@ -2932,7 +3189,7 @@
         <w:pStyle w:val="ListParagraph"/>
         <w:numPr>
           <w:ilvl w:val="0"/>
-          <w:numId w:val="17"/>
+          <w:numId w:val="20"/>
         </w:numPr>
         <w:spacing w:after="40"/>
       </w:pPr>
@@ -2945,7 +3202,7 @@
         <w:pStyle w:val="ListParagraph"/>
         <w:numPr>
           <w:ilvl w:val="0"/>
-          <w:numId w:val="17"/>
+          <w:numId w:val="20"/>
         </w:numPr>
         <w:spacing w:after="40"/>
       </w:pPr>
@@ -2958,7 +3215,7 @@
         <w:pStyle w:val="ListParagraph"/>
         <w:numPr>
           <w:ilvl w:val="0"/>
-          <w:numId w:val="17"/>
+          <w:numId w:val="20"/>
         </w:numPr>
         <w:spacing w:after="40"/>
       </w:pPr>
@@ -3119,7 +3376,7 @@
         <w:pStyle w:val="ListParagraph"/>
         <w:numPr>
           <w:ilvl w:val="0"/>
-          <w:numId w:val="18"/>
+          <w:numId w:val="21"/>
         </w:numPr>
         <w:spacing w:after="40"/>
       </w:pPr>
@@ -3132,7 +3389,7 @@
         <w:pStyle w:val="ListParagraph"/>
         <w:numPr>
           <w:ilvl w:val="0"/>
-          <w:numId w:val="18"/>
+          <w:numId w:val="21"/>
         </w:numPr>
         <w:spacing w:after="40"/>
       </w:pPr>
@@ -3145,7 +3402,7 @@
         <w:pStyle w:val="ListParagraph"/>
         <w:numPr>
           <w:ilvl w:val="0"/>
-          <w:numId w:val="18"/>
+          <w:numId w:val="21"/>
         </w:numPr>
         <w:spacing w:after="40"/>
       </w:pPr>
@@ -3441,7 +3698,7 @@
         <w:pStyle w:val="ListParagraph"/>
         <w:numPr>
           <w:ilvl w:val="0"/>
-          <w:numId w:val="19"/>
+          <w:numId w:val="22"/>
         </w:numPr>
         <w:spacing w:after="40"/>
       </w:pPr>
@@ -3454,7 +3711,7 @@
         <w:pStyle w:val="ListParagraph"/>
         <w:numPr>
           <w:ilvl w:val="0"/>
-          <w:numId w:val="19"/>
+          <w:numId w:val="22"/>
         </w:numPr>
         <w:spacing w:after="40"/>
       </w:pPr>
@@ -3467,7 +3724,7 @@
         <w:pStyle w:val="ListParagraph"/>
         <w:numPr>
           <w:ilvl w:val="0"/>
-          <w:numId w:val="19"/>
+          <w:numId w:val="22"/>
         </w:numPr>
         <w:spacing w:after="40"/>
       </w:pPr>
@@ -3720,7 +3977,7 @@
         <w:pStyle w:val="ListParagraph"/>
         <w:numPr>
           <w:ilvl w:val="0"/>
-          <w:numId w:val="20"/>
+          <w:numId w:val="23"/>
         </w:numPr>
         <w:spacing w:after="40"/>
       </w:pPr>
@@ -3733,7 +3990,7 @@
         <w:pStyle w:val="ListParagraph"/>
         <w:numPr>
           <w:ilvl w:val="0"/>
-          <w:numId w:val="20"/>
+          <w:numId w:val="23"/>
         </w:numPr>
         <w:spacing w:after="40"/>
       </w:pPr>
@@ -3746,7 +4003,7 @@
         <w:pStyle w:val="ListParagraph"/>
         <w:numPr>
           <w:ilvl w:val="0"/>
-          <w:numId w:val="20"/>
+          <w:numId w:val="23"/>
         </w:numPr>
         <w:spacing w:after="40"/>
       </w:pPr>
@@ -6037,6 +6294,24 @@
   </w:num>
   <w:num w:numId="20">
     <w:abstractNumId w:val="20"/>
+    <w:lvlOverride w:ilvl="0">
+      <w:startOverride w:val="1"/>
+    </w:lvlOverride>
+  </w:num>
+  <w:num w:numId="21">
+    <w:abstractNumId w:val="21"/>
+    <w:lvlOverride w:ilvl="0">
+      <w:startOverride w:val="1"/>
+    </w:lvlOverride>
+  </w:num>
+  <w:num w:numId="22">
+    <w:abstractNumId w:val="22"/>
+    <w:lvlOverride w:ilvl="0">
+      <w:startOverride w:val="1"/>
+    </w:lvlOverride>
+  </w:num>
+  <w:num w:numId="23">
+    <w:abstractNumId w:val="23"/>
     <w:lvlOverride w:ilvl="0">
       <w:startOverride w:val="1"/>
     </w:lvlOverride>

--- a/docs/White_and_Bright_ERP_User_Manual.docx
+++ b/docs/White_and_Bright_ERP_User_Manual.docx
@@ -73,7 +73,7 @@
           <w:sz w:val="22"/>
           <w:szCs w:val="22"/>
         </w:rPr>
-        <w:t xml:space="preserve">Version 1.3</w:t>
+        <w:t xml:space="preserve">Version 1.4</w:t>
       </w:r>
     </w:p>
     <w:p>
@@ -984,7 +984,7 @@
         <w:spacing w:after="120"/>
       </w:pPr>
       <w:r>
-        <w:t xml:space="preserve">Finance keeps each company's books using standard double-entry accounting. You do not need to be an accountant — choose the right voucher type and the system handles the debits and credits. Finance is organised into tabs: Overview, Day Book, Ledgers, Reports, VAT and Tally Sync.</w:t>
+        <w:t xml:space="preserve">The books for each company are kept separately and consolidated for the group. This chapter follows the order you would actually work in: set the books up, record who you trade with, post transactions, correct mistakes, then read the results.</w:t>
       </w:r>
     </w:p>
     <w:p>
@@ -1006,14 +1006,7 @@
         <w:spacing w:after="40"/>
       </w:pPr>
       <w:r>
-        <w:rPr>
-          <w:b/>
-          <w:bCs/>
-        </w:rPr>
-        <w:t xml:space="preserve">Account / ledger — </w:t>
-      </w:r>
-      <w:r>
-        <w:t xml:space="preserve">a bucket for one kind of money, e.g. “Cash at Bank” or “Salaries”.</w:t>
+        <w:t xml:space="preserve">Ledger (or account) — a bucket for one kind of money, such as “Cash at Bank” or “Salaries”.</w:t>
       </w:r>
     </w:p>
     <w:p>
@@ -1026,14 +1019,7 @@
         <w:spacing w:after="40"/>
       </w:pPr>
       <w:r>
-        <w:rPr>
-          <w:b/>
-          <w:bCs/>
-        </w:rPr>
-        <w:t xml:space="preserve">Voucher (journal entry) — </w:t>
-      </w:r>
-      <w:r>
-        <w:t xml:space="preserve">a record of one transaction. Every voucher has two equal sides (a debit and a credit) that keep the books balanced.</w:t>
+        <w:t xml:space="preserve">Voucher — one transaction. Every voucher has two sides, a debit and a credit, and they must be equal.</w:t>
       </w:r>
     </w:p>
     <w:p>
@@ -1046,161 +1032,20 @@
         <w:spacing w:after="40"/>
       </w:pPr>
       <w:r>
-        <w:rPr>
-          <w:b/>
-          <w:bCs/>
-        </w:rPr>
-        <w:t xml:space="preserve">Trial balance — </w:t>
-      </w:r>
-      <w:r>
-        <w:t xml:space="preserve">a list of all accounts with their balances; the two columns always match.</w:t>
-      </w:r>
-    </w:p>
-    <w:p>
-      <w:pPr>
-        <w:pStyle w:val="Heading2"/>
-        <w:spacing w:after="100" w:before="240"/>
-      </w:pPr>
-      <w:r>
-        <w:t xml:space="preserve">4.2 Opening balances — starting from your existing figures</w:t>
-      </w:r>
-    </w:p>
-    <w:p>
-      <w:pPr>
-        <w:spacing w:after="120"/>
-      </w:pPr>
-      <w:r>
-        <w:t xml:space="preserve">When you move onto this system your accounts already have balances — money in the bank, money customers owe you, money you owe suppliers. An opening balance is that starting figure. You enter it once per account and every report picks it up from then on. Without it the books would start from zero and none of your reports would be true.</w:t>
-      </w:r>
-    </w:p>
-    <w:p>
-      <w:pPr>
-        <w:pStyle w:val="Heading3"/>
-        <w:spacing w:after="80" w:before="180"/>
-      </w:pPr>
-      <w:r>
-        <w:t xml:space="preserve">First, tell the system when the books opened</w:t>
-      </w:r>
-    </w:p>
-    <w:p>
-      <w:pPr>
-        <w:pStyle w:val="ListParagraph"/>
-        <w:numPr>
-          <w:ilvl w:val="0"/>
-          <w:numId w:val="7"/>
-        </w:numPr>
-        <w:spacing w:after="40"/>
-      </w:pPr>
-      <w:r>
-        <w:t xml:space="preserve">Go to Companies &amp; Group and click the pencil on the company.</w:t>
-      </w:r>
-    </w:p>
-    <w:p>
-      <w:pPr>
-        <w:pStyle w:val="ListParagraph"/>
-        <w:numPr>
-          <w:ilvl w:val="0"/>
-          <w:numId w:val="7"/>
-        </w:numPr>
-        <w:spacing w:after="40"/>
-      </w:pPr>
-      <w:r>
-        <w:t xml:space="preserve">Set “Financial year starts” — January for most UAE companies.</w:t>
-      </w:r>
-    </w:p>
-    <w:p>
-      <w:pPr>
-        <w:pStyle w:val="ListParagraph"/>
-        <w:numPr>
-          <w:ilvl w:val="0"/>
-          <w:numId w:val="7"/>
-        </w:numPr>
-        <w:spacing w:after="40"/>
-      </w:pPr>
-      <w:r>
-        <w:t xml:space="preserve">Set “Opening balances as at” — the date you moved onto this system, normally the first day of your financial year.</w:t>
-      </w:r>
-    </w:p>
-    <w:p>
-      <w:pPr>
-        <w:pStyle w:val="ListParagraph"/>
-        <w:numPr>
-          <w:ilvl w:val="0"/>
-          <w:numId w:val="7"/>
-        </w:numPr>
-        <w:spacing w:after="40"/>
-      </w:pPr>
-      <w:r>
-        <w:t xml:space="preserve">Save.</w:t>
-      </w:r>
-    </w:p>
-    <w:p>
-      <w:pPr>
-        <w:pStyle w:val="Heading3"/>
-        <w:spacing w:after="80" w:before="180"/>
-      </w:pPr>
-      <w:r>
-        <w:t xml:space="preserve">Then enter each account's balance</w:t>
-      </w:r>
-    </w:p>
-    <w:p>
-      <w:pPr>
-        <w:pStyle w:val="ListParagraph"/>
-        <w:numPr>
-          <w:ilvl w:val="0"/>
-          <w:numId w:val="8"/>
-        </w:numPr>
-        <w:spacing w:after="40"/>
-      </w:pPr>
-      <w:r>
-        <w:t xml:space="preserve">Go to Finance → Overview.</w:t>
-      </w:r>
-    </w:p>
-    <w:p>
-      <w:pPr>
-        <w:pStyle w:val="ListParagraph"/>
-        <w:numPr>
-          <w:ilvl w:val="0"/>
-          <w:numId w:val="8"/>
-        </w:numPr>
-        <w:spacing w:after="40"/>
-      </w:pPr>
-      <w:r>
-        <w:t xml:space="preserve">Click the pencil on an account, or add a new one.</w:t>
-      </w:r>
-    </w:p>
-    <w:p>
-      <w:pPr>
-        <w:pStyle w:val="ListParagraph"/>
-        <w:numPr>
-          <w:ilvl w:val="0"/>
-          <w:numId w:val="8"/>
-        </w:numPr>
-        <w:spacing w:after="40"/>
-      </w:pPr>
-      <w:r>
-        <w:t xml:space="preserve">Type the amount in “Opening balance” and choose Dr or Cr.</w:t>
-      </w:r>
-    </w:p>
-    <w:p>
-      <w:pPr>
-        <w:pStyle w:val="ListParagraph"/>
-        <w:numPr>
-          <w:ilvl w:val="0"/>
-          <w:numId w:val="8"/>
-        </w:numPr>
-        <w:spacing w:after="40"/>
-      </w:pPr>
-      <w:r>
-        <w:t xml:space="preserve">Save, and repeat for every account that had a balance.</w:t>
-      </w:r>
-    </w:p>
-    <w:p>
-      <w:pPr>
-        <w:spacing w:after="120"/>
-      </w:pPr>
-      <w:r>
-        <w:t xml:space="preserve">Which side? Things you have or are owed are Dr — cash, bank, stock, customers who owe you, vehicles and equipment. Things you owe are Cr — suppliers, loans, and the owners’ capital.</w:t>
+        <w:t xml:space="preserve">Debit and credit — roughly: money arriving in something you own is a debit; money leaving it is a credit.</w:t>
+      </w:r>
+    </w:p>
+    <w:p>
+      <w:pPr>
+        <w:pStyle w:val="ListParagraph"/>
+        <w:numPr>
+          <w:ilvl w:val="0"/>
+          <w:numId w:val="2"/>
+        </w:numPr>
+        <w:spacing w:after="40"/>
+      </w:pPr>
+      <w:r>
+        <w:t xml:space="preserve">Trial balance — every account with its balance. Total debits must equal total credits.</w:t>
       </w:r>
     </w:p>
     <w:p>
@@ -1223,7 +1068,7 @@
         <w:t xml:space="preserve">Tip  </w:t>
       </w:r>
       <w:r>
-        <w:t xml:space="preserve">If you have a trial balance from your old system or from your accountant, copy it straight across. Your opening debits and credits should total the same figure — the trial balance at the top of Finance → Overview will confirm it.</w:t>
+        <w:t xml:space="preserve">You do not need to be an accountant to use this. Choose the right voucher type and the system handles the debits and credits for you — and it will not let you save a voucher that does not balance.</w:t>
       </w:r>
     </w:p>
     <w:p>
@@ -1232,7 +1077,7 @@
         <w:spacing w:after="100" w:before="240"/>
       </w:pPr>
       <w:r>
-        <w:t xml:space="preserve">4.3 Choosing the dates a report covers</w:t>
+        <w:t xml:space="preserve">4.2 Opening balances — starting from your existing figures</w:t>
       </w:r>
     </w:p>
     <w:p>
@@ -1240,46 +1085,129 @@
         <w:spacing w:after="120"/>
       </w:pPr>
       <w:r>
-        <w:t xml:space="preserve">Every finance screen has a Period bar along the top with a From and a To date. It opens showing the current financial year, so most of the time you can leave it alone.</w:t>
-      </w:r>
-    </w:p>
-    <w:p>
-      <w:pPr>
-        <w:pStyle w:val="ListParagraph"/>
-        <w:numPr>
-          <w:ilvl w:val="0"/>
-          <w:numId w:val="9"/>
-        </w:numPr>
-        <w:spacing w:after="40"/>
-      </w:pPr>
-      <w:r>
-        <w:t xml:space="preserve">Change From and To to look at any stretch of time — a month, a quarter, last year.</w:t>
-      </w:r>
-    </w:p>
-    <w:p>
-      <w:pPr>
-        <w:pStyle w:val="ListParagraph"/>
-        <w:numPr>
-          <w:ilvl w:val="0"/>
-          <w:numId w:val="9"/>
-        </w:numPr>
-        <w:spacing w:after="40"/>
-      </w:pPr>
-      <w:r>
-        <w:t xml:space="preserve">On the VAT report, the quarter buttons jump straight to the FTA return periods.</w:t>
-      </w:r>
-    </w:p>
-    <w:p>
-      <w:pPr>
-        <w:pStyle w:val="ListParagraph"/>
-        <w:numPr>
-          <w:ilvl w:val="0"/>
-          <w:numId w:val="9"/>
-        </w:numPr>
-        <w:spacing w:after="40"/>
-      </w:pPr>
-      <w:r>
-        <w:t xml:space="preserve">The dates are part of the web address, so you can bookmark a period or send a colleague the exact view you are looking at.</w:t>
+        <w:t xml:space="preserve">When you move onto this system your accounts already have balances — money in the bank, money customers owe you, money you owe suppliers. An opening balance is that starting figure. You enter it once per account and every report picks it up from then on. Without it the books would start from zero and none of your reports would be true.</w:t>
+      </w:r>
+    </w:p>
+    <w:p>
+      <w:pPr>
+        <w:pStyle w:val="Heading3"/>
+        <w:spacing w:after="80" w:before="180"/>
+      </w:pPr>
+      <w:r>
+        <w:t xml:space="preserve">First, tell the system when the books opened</w:t>
+      </w:r>
+    </w:p>
+    <w:p>
+      <w:pPr>
+        <w:pStyle w:val="ListParagraph"/>
+        <w:numPr>
+          <w:ilvl w:val="0"/>
+          <w:numId w:val="7"/>
+        </w:numPr>
+        <w:spacing w:after="40"/>
+      </w:pPr>
+      <w:r>
+        <w:t xml:space="preserve">Go to Companies &amp; Group and click the pencil on the company.</w:t>
+      </w:r>
+    </w:p>
+    <w:p>
+      <w:pPr>
+        <w:pStyle w:val="ListParagraph"/>
+        <w:numPr>
+          <w:ilvl w:val="0"/>
+          <w:numId w:val="7"/>
+        </w:numPr>
+        <w:spacing w:after="40"/>
+      </w:pPr>
+      <w:r>
+        <w:t xml:space="preserve">Set “Financial year starts” — January for most UAE companies.</w:t>
+      </w:r>
+    </w:p>
+    <w:p>
+      <w:pPr>
+        <w:pStyle w:val="ListParagraph"/>
+        <w:numPr>
+          <w:ilvl w:val="0"/>
+          <w:numId w:val="7"/>
+        </w:numPr>
+        <w:spacing w:after="40"/>
+      </w:pPr>
+      <w:r>
+        <w:t xml:space="preserve">Set “Opening balances as at” — the date you moved onto this system, normally the first day of your financial year.</w:t>
+      </w:r>
+    </w:p>
+    <w:p>
+      <w:pPr>
+        <w:pStyle w:val="ListParagraph"/>
+        <w:numPr>
+          <w:ilvl w:val="0"/>
+          <w:numId w:val="7"/>
+        </w:numPr>
+        <w:spacing w:after="40"/>
+      </w:pPr>
+      <w:r>
+        <w:t xml:space="preserve">Save.</w:t>
+      </w:r>
+    </w:p>
+    <w:p>
+      <w:pPr>
+        <w:pStyle w:val="Heading3"/>
+        <w:spacing w:after="80" w:before="180"/>
+      </w:pPr>
+      <w:r>
+        <w:t xml:space="preserve">Then enter each account's balance</w:t>
+      </w:r>
+    </w:p>
+    <w:p>
+      <w:pPr>
+        <w:pStyle w:val="ListParagraph"/>
+        <w:numPr>
+          <w:ilvl w:val="0"/>
+          <w:numId w:val="8"/>
+        </w:numPr>
+        <w:spacing w:after="40"/>
+      </w:pPr>
+      <w:r>
+        <w:t xml:space="preserve">Go to Finance → Overview.</w:t>
+      </w:r>
+    </w:p>
+    <w:p>
+      <w:pPr>
+        <w:pStyle w:val="ListParagraph"/>
+        <w:numPr>
+          <w:ilvl w:val="0"/>
+          <w:numId w:val="8"/>
+        </w:numPr>
+        <w:spacing w:after="40"/>
+      </w:pPr>
+      <w:r>
+        <w:t xml:space="preserve">Click the pencil on an account, or add a new one.</w:t>
+      </w:r>
+    </w:p>
+    <w:p>
+      <w:pPr>
+        <w:pStyle w:val="ListParagraph"/>
+        <w:numPr>
+          <w:ilvl w:val="0"/>
+          <w:numId w:val="8"/>
+        </w:numPr>
+        <w:spacing w:after="40"/>
+      </w:pPr>
+      <w:r>
+        <w:t xml:space="preserve">Type the amount in “Opening balance” and choose Dr or Cr.</w:t>
+      </w:r>
+    </w:p>
+    <w:p>
+      <w:pPr>
+        <w:pStyle w:val="ListParagraph"/>
+        <w:numPr>
+          <w:ilvl w:val="0"/>
+          <w:numId w:val="8"/>
+        </w:numPr>
+        <w:spacing w:after="40"/>
+      </w:pPr>
+      <w:r>
+        <w:t xml:space="preserve">Save, and repeat for every account that had a balance.</w:t>
       </w:r>
     </w:p>
     <w:p>
@@ -1287,7 +1215,7 @@
         <w:spacing w:after="120"/>
       </w:pPr>
       <w:r>
-        <w:t xml:space="preserve">The two headline reports use those dates differently, and it is worth knowing which is which. Profit &amp; Loss covers what happened between the two dates. The Balance Sheet is a snapshot on the To date — what the company owns and owes at that moment — so changing the From date does not affect it.</w:t>
+        <w:t xml:space="preserve">Which side? Things you have or are owed are Dr — cash, bank, stock, customers who owe you, vehicles and equipment. Things you owe are Cr — suppliers, loans, and the owners’ capital.</w:t>
       </w:r>
     </w:p>
     <w:p>
@@ -1310,7 +1238,7 @@
         <w:t xml:space="preserve">Tip  </w:t>
       </w:r>
       <w:r>
-        <w:t xml:space="preserve">Whatever dates you choose, the Balance Sheet should always balance: Total Assets equals Liabilities + Equity. If it ever does not, tell your administrator rather than working around it.</w:t>
+        <w:t xml:space="preserve">If you have a trial balance from your old system or from your accountant, copy it straight across. Your opening debits and credits should total the same figure — the trial balance at the top of Finance → Overview will confirm it.</w:t>
       </w:r>
     </w:p>
     <w:p>
@@ -1319,7 +1247,102 @@
         <w:spacing w:after="100" w:before="240"/>
       </w:pPr>
       <w:r>
-        <w:t xml:space="preserve">4.4 Recording a transaction (voucher)</w:t>
+        <w:t xml:space="preserve">4.3 Choosing the dates a report covers</w:t>
+      </w:r>
+    </w:p>
+    <w:p>
+      <w:pPr>
+        <w:spacing w:after="120"/>
+      </w:pPr>
+      <w:r>
+        <w:t xml:space="preserve">Every finance screen has a Period bar along the top with a From and a To date. It opens showing the current financial year, so most of the time you can leave it alone.</w:t>
+      </w:r>
+    </w:p>
+    <w:p>
+      <w:pPr>
+        <w:pStyle w:val="ListParagraph"/>
+        <w:numPr>
+          <w:ilvl w:val="0"/>
+          <w:numId w:val="9"/>
+        </w:numPr>
+        <w:spacing w:after="40"/>
+      </w:pPr>
+      <w:r>
+        <w:t xml:space="preserve">Change From and To to look at any stretch of time — a month, a quarter, last year.</w:t>
+      </w:r>
+    </w:p>
+    <w:p>
+      <w:pPr>
+        <w:pStyle w:val="ListParagraph"/>
+        <w:numPr>
+          <w:ilvl w:val="0"/>
+          <w:numId w:val="9"/>
+        </w:numPr>
+        <w:spacing w:after="40"/>
+      </w:pPr>
+      <w:r>
+        <w:t xml:space="preserve">On the VAT return, the quarter buttons jump straight to the FTA return periods.</w:t>
+      </w:r>
+    </w:p>
+    <w:p>
+      <w:pPr>
+        <w:pStyle w:val="ListParagraph"/>
+        <w:numPr>
+          <w:ilvl w:val="0"/>
+          <w:numId w:val="9"/>
+        </w:numPr>
+        <w:spacing w:after="40"/>
+      </w:pPr>
+      <w:r>
+        <w:t xml:space="preserve">The dates are part of the web address, so you can bookmark a period or send a colleague the exact view you are looking at.</w:t>
+      </w:r>
+    </w:p>
+    <w:p>
+      <w:pPr>
+        <w:spacing w:after="120"/>
+      </w:pPr>
+      <w:r>
+        <w:t xml:space="preserve">The two headline reports use those dates differently, and it is worth knowing which is which. Profit &amp; Loss covers what happened between the two dates. The Balance Sheet is a snapshot on the To date — what the company owns and owes at that moment — so changing the From date does not affect it.</w:t>
+      </w:r>
+    </w:p>
+    <w:p>
+      <w:pPr>
+        <w:pBdr>
+          <w:top w:val="single" w:color="B8860B" w:sz="2"/>
+          <w:bottom w:val="single" w:color="B8860B" w:sz="2"/>
+          <w:left w:val="single" w:color="B8860B" w:sz="12"/>
+          <w:right w:val="single" w:color="B8860B" w:sz="2"/>
+        </w:pBdr>
+        <w:shd w:fill="FBF3DA" w:val="clear"/>
+        <w:spacing w:after="140" w:before="60"/>
+      </w:pPr>
+      <w:r>
+        <w:rPr>
+          <w:b/>
+          <w:bCs/>
+          <w:color w:val="B8860B"/>
+        </w:rPr>
+        <w:t xml:space="preserve">Tip  </w:t>
+      </w:r>
+      <w:r>
+        <w:t xml:space="preserve">Whatever dates you choose, the Balance Sheet should always balance: Total Assets equals Liabilities + Equity. If it ever does not, tell your administrator rather than working around it.</w:t>
+      </w:r>
+    </w:p>
+    <w:p>
+      <w:pPr>
+        <w:pStyle w:val="Heading2"/>
+        <w:spacing w:after="100" w:before="240"/>
+      </w:pPr>
+      <w:r>
+        <w:t xml:space="preserve">4.4 Customers and suppliers</w:t>
+      </w:r>
+    </w:p>
+    <w:p>
+      <w:pPr>
+        <w:spacing w:after="120"/>
+      </w:pPr>
+      <w:r>
+        <w:t xml:space="preserve">Every customer and supplier is recorded once, on Finance → Parties, and then chosen from a list when you post. Typing the name freehand each time produces “Al Habtoor Construction LLC” and “Al Habtoor Const. LLC” as two different customers, and then nobody can tell you what they owe.</w:t>
       </w:r>
     </w:p>
     <w:p>
@@ -1332,7 +1355,7 @@
         <w:spacing w:after="40"/>
       </w:pPr>
       <w:r>
-        <w:t xml:space="preserve">Open Finance &amp; Accounting → Overview and click New journal entry.</w:t>
+        <w:t xml:space="preserve">Finance → Parties → Add party.</w:t>
       </w:r>
     </w:p>
     <w:p>
@@ -1345,7 +1368,7 @@
         <w:spacing w:after="40"/>
       </w:pPr>
       <w:r>
-        <w:t xml:space="preserve">Choose the voucher type (see the guide below).</w:t>
+        <w:t xml:space="preserve">Give it a code (C0001 for a customer, S0001 for a supplier), the name, and whether it is a customer, a supplier, or both.</w:t>
       </w:r>
     </w:p>
     <w:p>
@@ -1358,7 +1381,7 @@
         <w:spacing w:after="40"/>
       </w:pPr>
       <w:r>
-        <w:t xml:space="preserve">Select the accounts and enter the amounts — the debit and credit totals must match.</w:t>
+        <w:t xml:space="preserve">Enter the TRN — the Tax Registration Number. A UAE tax invoice must carry it, and it appears on the VAT return.</w:t>
       </w:r>
     </w:p>
     <w:p>
@@ -1371,20 +1394,130 @@
         <w:spacing w:after="40"/>
       </w:pPr>
       <w:r>
-        <w:t xml:space="preserve">Add the party (customer/supplier) and the VAT amount if relevant.</w:t>
-      </w:r>
-    </w:p>
-    <w:p>
-      <w:pPr>
-        <w:pStyle w:val="ListParagraph"/>
-        <w:numPr>
-          <w:ilvl w:val="0"/>
-          <w:numId w:val="10"/>
-        </w:numPr>
-        <w:spacing w:after="40"/>
-      </w:pPr>
-      <w:r>
-        <w:t xml:space="preserve">Click Post entry. The reference number is generated automatically.</w:t>
+        <w:t xml:space="preserve">Set the credit days you have agreed, so the system knows when an invoice becomes overdue.</w:t>
+      </w:r>
+    </w:p>
+    <w:p>
+      <w:pPr>
+        <w:pBdr>
+          <w:top w:val="single" w:color="B8860B" w:sz="2"/>
+          <w:bottom w:val="single" w:color="B8860B" w:sz="2"/>
+          <w:left w:val="single" w:color="B8860B" w:sz="12"/>
+          <w:right w:val="single" w:color="B8860B" w:sz="2"/>
+        </w:pBdr>
+        <w:shd w:fill="FBF3DA" w:val="clear"/>
+        <w:spacing w:after="140" w:before="60"/>
+      </w:pPr>
+      <w:r>
+        <w:rPr>
+          <w:b/>
+          <w:bCs/>
+          <w:color w:val="B8860B"/>
+        </w:rPr>
+        <w:t xml:space="preserve">Tip  </w:t>
+      </w:r>
+      <w:r>
+        <w:t xml:space="preserve">Two accounts are marked as control accounts — Accounts Receivable and Accounts Payable. Those are the ones the outstanding report measures, which is how it knows a balance belongs to a customer rather than being ordinary expenditure.</w:t>
+      </w:r>
+    </w:p>
+    <w:p>
+      <w:pPr>
+        <w:pStyle w:val="Heading2"/>
+        <w:spacing w:after="100" w:before="240"/>
+      </w:pPr>
+      <w:r>
+        <w:t xml:space="preserve">4.5 Recording a transaction (voucher)</w:t>
+      </w:r>
+    </w:p>
+    <w:p>
+      <w:pPr>
+        <w:pStyle w:val="ListParagraph"/>
+        <w:numPr>
+          <w:ilvl w:val="0"/>
+          <w:numId w:val="11"/>
+        </w:numPr>
+        <w:spacing w:after="40"/>
+      </w:pPr>
+      <w:r>
+        <w:t xml:space="preserve">On Finance → Overview, click “New journal entry”.</w:t>
+      </w:r>
+    </w:p>
+    <w:p>
+      <w:pPr>
+        <w:pStyle w:val="ListParagraph"/>
+        <w:numPr>
+          <w:ilvl w:val="0"/>
+          <w:numId w:val="11"/>
+        </w:numPr>
+        <w:spacing w:after="40"/>
+      </w:pPr>
+      <w:r>
+        <w:t xml:space="preserve">Choose the voucher type (see below).</w:t>
+      </w:r>
+    </w:p>
+    <w:p>
+      <w:pPr>
+        <w:pStyle w:val="ListParagraph"/>
+        <w:numPr>
+          <w:ilvl w:val="0"/>
+          <w:numId w:val="11"/>
+        </w:numPr>
+        <w:spacing w:after="40"/>
+      </w:pPr>
+      <w:r>
+        <w:t xml:space="preserve">Set the date. It defaults to today, but you can post an invoice dated last month — it will land in that month on every report.</w:t>
+      </w:r>
+    </w:p>
+    <w:p>
+      <w:pPr>
+        <w:pStyle w:val="ListParagraph"/>
+        <w:numPr>
+          <w:ilvl w:val="0"/>
+          <w:numId w:val="11"/>
+        </w:numPr>
+        <w:spacing w:after="40"/>
+      </w:pPr>
+      <w:r>
+        <w:t xml:space="preserve">Choose the party if there is one, and add a narration describing the transaction.</w:t>
+      </w:r>
+    </w:p>
+    <w:p>
+      <w:pPr>
+        <w:pStyle w:val="ListParagraph"/>
+        <w:numPr>
+          <w:ilvl w:val="0"/>
+          <w:numId w:val="11"/>
+        </w:numPr>
+        <w:spacing w:after="40"/>
+      </w:pPr>
+      <w:r>
+        <w:t xml:space="preserve">On each line, start typing an account name or code and pick it from the list.</w:t>
+      </w:r>
+    </w:p>
+    <w:p>
+      <w:pPr>
+        <w:pStyle w:val="ListParagraph"/>
+        <w:numPr>
+          <w:ilvl w:val="0"/>
+          <w:numId w:val="11"/>
+        </w:numPr>
+        <w:spacing w:after="40"/>
+      </w:pPr>
+      <w:r>
+        <w:t xml:space="preserve">Set the VAT treatment on each line that is a supply or an expense, and leave it blank on the others.</w:t>
+      </w:r>
+    </w:p>
+    <w:p>
+      <w:pPr>
+        <w:pStyle w:val="ListParagraph"/>
+        <w:numPr>
+          <w:ilvl w:val="0"/>
+          <w:numId w:val="11"/>
+        </w:numPr>
+        <w:spacing w:after="40"/>
+      </w:pPr>
+      <w:r>
+        <w:t xml:space="preserve">Enter the debit or credit amounts. The totals must match — the button stays disabled until they do.</w:t>
       </w:r>
     </w:p>
     <w:p>
@@ -1471,14 +1604,138 @@
         <w:spacing w:after="40"/>
       </w:pPr>
       <w:r>
+        <w:t xml:space="preserve">Payment — money going out; you paid someone.</w:t>
+      </w:r>
+    </w:p>
+    <w:p>
+      <w:pPr>
+        <w:pStyle w:val="ListParagraph"/>
+        <w:numPr>
+          <w:ilvl w:val="0"/>
+          <w:numId w:val="2"/>
+        </w:numPr>
+        <w:spacing w:after="40"/>
+      </w:pPr>
+      <w:r>
+        <w:t xml:space="preserve">Receipt — money coming in; someone paid you.</w:t>
+      </w:r>
+    </w:p>
+    <w:p>
+      <w:pPr>
+        <w:pStyle w:val="ListParagraph"/>
+        <w:numPr>
+          <w:ilvl w:val="0"/>
+          <w:numId w:val="2"/>
+        </w:numPr>
+        <w:spacing w:after="40"/>
+      </w:pPr>
+      <w:r>
+        <w:t xml:space="preserve">Sales — an invoice raised to a customer.</w:t>
+      </w:r>
+    </w:p>
+    <w:p>
+      <w:pPr>
+        <w:pStyle w:val="ListParagraph"/>
+        <w:numPr>
+          <w:ilvl w:val="0"/>
+          <w:numId w:val="2"/>
+        </w:numPr>
+        <w:spacing w:after="40"/>
+      </w:pPr>
+      <w:r>
+        <w:t xml:space="preserve">Purchase — a bill received from a supplier.</w:t>
+      </w:r>
+    </w:p>
+    <w:p>
+      <w:pPr>
+        <w:pStyle w:val="ListParagraph"/>
+        <w:numPr>
+          <w:ilvl w:val="0"/>
+          <w:numId w:val="2"/>
+        </w:numPr>
+        <w:spacing w:after="40"/>
+      </w:pPr>
+      <w:r>
+        <w:t xml:space="preserve">Credit Note — reduces an invoice you raised: a rate variation, a return, a retention release.</w:t>
+      </w:r>
+    </w:p>
+    <w:p>
+      <w:pPr>
+        <w:pStyle w:val="ListParagraph"/>
+        <w:numPr>
+          <w:ilvl w:val="0"/>
+          <w:numId w:val="2"/>
+        </w:numPr>
+        <w:spacing w:after="40"/>
+      </w:pPr>
+      <w:r>
+        <w:t xml:space="preserve">Debit Note — reduces a bill from a supplier.</w:t>
+      </w:r>
+    </w:p>
+    <w:p>
+      <w:pPr>
+        <w:pStyle w:val="ListParagraph"/>
+        <w:numPr>
+          <w:ilvl w:val="0"/>
+          <w:numId w:val="2"/>
+        </w:numPr>
+        <w:spacing w:after="40"/>
+      </w:pPr>
+      <w:r>
+        <w:t xml:space="preserve">Contra — moving money between your own cash and bank.</w:t>
+      </w:r>
+    </w:p>
+    <w:p>
+      <w:pPr>
+        <w:pStyle w:val="ListParagraph"/>
+        <w:numPr>
+          <w:ilvl w:val="0"/>
+          <w:numId w:val="2"/>
+        </w:numPr>
+        <w:spacing w:after="40"/>
+      </w:pPr>
+      <w:r>
+        <w:t xml:space="preserve">Journal — adjustments, and anything that does not fit the others.</w:t>
+      </w:r>
+    </w:p>
+    <w:p>
+      <w:pPr>
+        <w:pBdr>
+          <w:top w:val="single" w:color="B8860B" w:sz="2"/>
+          <w:bottom w:val="single" w:color="B8860B" w:sz="2"/>
+          <w:left w:val="single" w:color="B8860B" w:sz="12"/>
+          <w:right w:val="single" w:color="B8860B" w:sz="2"/>
+        </w:pBdr>
+        <w:shd w:fill="FBF3DA" w:val="clear"/>
+        <w:spacing w:after="140" w:before="60"/>
+      </w:pPr>
+      <w:r>
         <w:rPr>
           <w:b/>
           <w:bCs/>
+          <w:color w:val="B8860B"/>
         </w:rPr>
-        <w:t xml:space="preserve">Payment — </w:t>
-      </w:r>
-      <w:r>
-        <w:t xml:space="preserve">money going out (you paid someone).</w:t>
+        <w:t xml:space="preserve">Tip  </w:t>
+      </w:r>
+      <w:r>
+        <w:t xml:space="preserve">The reference number is created for you and restarts each financial year, so it reads like WBE/SI/26-27/0001 — the company, the voucher type, the year and the sequence.</w:t>
+      </w:r>
+    </w:p>
+    <w:p>
+      <w:pPr>
+        <w:pStyle w:val="Heading3"/>
+        <w:spacing w:after="80" w:before="180"/>
+      </w:pPr>
+      <w:r>
+        <w:t xml:space="preserve">The VAT treatment on each line</w:t>
+      </w:r>
+    </w:p>
+    <w:p>
+      <w:pPr>
+        <w:spacing w:after="120"/>
+      </w:pPr>
+      <w:r>
+        <w:t xml:space="preserve">One invoice often mixes them: standard-rated work on the mainland alongside a zero-rated export. That is why the treatment sits on the line rather than the voucher.</w:t>
       </w:r>
     </w:p>
     <w:p>
@@ -1489,96 +1746,84 @@
           <w:numId w:val="2"/>
         </w:numPr>
         <w:spacing w:after="40"/>
+      </w:pPr>
+      <w:r>
+        <w:t xml:space="preserve">Standard — normal 5% VAT; most work billed inside the UAE.</w:t>
+      </w:r>
+    </w:p>
+    <w:p>
+      <w:pPr>
+        <w:pStyle w:val="ListParagraph"/>
+        <w:numPr>
+          <w:ilvl w:val="0"/>
+          <w:numId w:val="2"/>
+        </w:numPr>
+        <w:spacing w:after="40"/>
+      </w:pPr>
+      <w:r>
+        <w:t xml:space="preserve">Zero-rated — 0% but still a taxable supply: exports outside the GCC, international transport.</w:t>
+      </w:r>
+    </w:p>
+    <w:p>
+      <w:pPr>
+        <w:pStyle w:val="ListParagraph"/>
+        <w:numPr>
+          <w:ilvl w:val="0"/>
+          <w:numId w:val="2"/>
+        </w:numPr>
+        <w:spacing w:after="40"/>
+      </w:pPr>
+      <w:r>
+        <w:t xml:space="preserve">Exempt — no VAT and not recoverable: certain financial services, bare land, local passenger transport.</w:t>
+      </w:r>
+    </w:p>
+    <w:p>
+      <w:pPr>
+        <w:pStyle w:val="ListParagraph"/>
+        <w:numPr>
+          <w:ilvl w:val="0"/>
+          <w:numId w:val="2"/>
+        </w:numPr>
+        <w:spacing w:after="40"/>
+      </w:pPr>
+      <w:r>
+        <w:t xml:space="preserve">Out of scope — outside UAE VAT altogether.</w:t>
+      </w:r>
+    </w:p>
+    <w:p>
+      <w:pPr>
+        <w:pStyle w:val="ListParagraph"/>
+        <w:numPr>
+          <w:ilvl w:val="0"/>
+          <w:numId w:val="2"/>
+        </w:numPr>
+        <w:spacing w:after="40"/>
+      </w:pPr>
+      <w:r>
+        <w:t xml:space="preserve">Reverse charge — you account for the tax yourself on an import. It appears on both sides of the return and nets to nil.</w:t>
+      </w:r>
+    </w:p>
+    <w:p>
+      <w:pPr>
+        <w:pBdr>
+          <w:top w:val="single" w:color="B8860B" w:sz="2"/>
+          <w:bottom w:val="single" w:color="B8860B" w:sz="2"/>
+          <w:left w:val="single" w:color="B8860B" w:sz="12"/>
+          <w:right w:val="single" w:color="B8860B" w:sz="2"/>
+        </w:pBdr>
+        <w:shd w:fill="FBF3DA" w:val="clear"/>
+        <w:spacing w:after="140" w:before="60"/>
       </w:pPr>
       <w:r>
         <w:rPr>
           <w:b/>
           <w:bCs/>
+          <w:color w:val="B8860B"/>
         </w:rPr>
-        <w:t xml:space="preserve">Receipt — </w:t>
-      </w:r>
-      <w:r>
-        <w:t xml:space="preserve">money coming in (someone paid you).</w:t>
-      </w:r>
-    </w:p>
-    <w:p>
-      <w:pPr>
-        <w:pStyle w:val="ListParagraph"/>
-        <w:numPr>
-          <w:ilvl w:val="0"/>
-          <w:numId w:val="2"/>
-        </w:numPr>
-        <w:spacing w:after="40"/>
-      </w:pPr>
-      <w:r>
-        <w:rPr>
-          <w:b/>
-          <w:bCs/>
-        </w:rPr>
-        <w:t xml:space="preserve">Sales — </w:t>
-      </w:r>
-      <w:r>
-        <w:t xml:space="preserve">an invoice raised to a customer.</w:t>
-      </w:r>
-    </w:p>
-    <w:p>
-      <w:pPr>
-        <w:pStyle w:val="ListParagraph"/>
-        <w:numPr>
-          <w:ilvl w:val="0"/>
-          <w:numId w:val="2"/>
-        </w:numPr>
-        <w:spacing w:after="40"/>
-      </w:pPr>
-      <w:r>
-        <w:rPr>
-          <w:b/>
-          <w:bCs/>
-        </w:rPr>
-        <w:t xml:space="preserve">Purchase — </w:t>
-      </w:r>
-      <w:r>
-        <w:t xml:space="preserve">a bill received from a supplier.</w:t>
-      </w:r>
-    </w:p>
-    <w:p>
-      <w:pPr>
-        <w:pStyle w:val="ListParagraph"/>
-        <w:numPr>
-          <w:ilvl w:val="0"/>
-          <w:numId w:val="2"/>
-        </w:numPr>
-        <w:spacing w:after="40"/>
-      </w:pPr>
-      <w:r>
-        <w:rPr>
-          <w:b/>
-          <w:bCs/>
-        </w:rPr>
-        <w:t xml:space="preserve">Contra — </w:t>
-      </w:r>
-      <w:r>
-        <w:t xml:space="preserve">moving money between your own cash and bank.</w:t>
-      </w:r>
-    </w:p>
-    <w:p>
-      <w:pPr>
-        <w:pStyle w:val="ListParagraph"/>
-        <w:numPr>
-          <w:ilvl w:val="0"/>
-          <w:numId w:val="2"/>
-        </w:numPr>
-        <w:spacing w:after="40"/>
-      </w:pPr>
-      <w:r>
-        <w:rPr>
-          <w:b/>
-          <w:bCs/>
-        </w:rPr>
-        <w:t xml:space="preserve">Journal — </w:t>
-      </w:r>
-      <w:r>
-        <w:t xml:space="preserve">adjustments and anything that doesn't fit the others.</w:t>
+        <w:t xml:space="preserve">Tip  </w:t>
+      </w:r>
+      <w:r>
+        <w:t xml:space="preserve">Leave the treatment blank on lines that are not a supply or an expense — the bank, the receivable, the VAT account itself. Only tag the revenue or cost line.</w:t>
       </w:r>
     </w:p>
     <w:p>
@@ -1587,7 +1832,7 @@
         <w:spacing w:after="100" w:before="240"/>
       </w:pPr>
       <w:r>
-        <w:t xml:space="preserve">4.5 Day Book</w:t>
+        <w:t xml:space="preserve">4.6 Correcting a mistake</w:t>
       </w:r>
     </w:p>
     <w:p>
@@ -1595,7 +1840,101 @@
         <w:spacing w:after="120"/>
       </w:pPr>
       <w:r>
-        <w:t xml:space="preserve">The Day Book lists every voucher in date order for the selected company — the quickest way to see everything posted on a given day.</w:t>
+        <w:t xml:space="preserve">A posted voucher is never edited or deleted. That is deliberate: an audit trail you can quietly rewrite is not an audit trail. A mistake is corrected the way an accountant corrects one — by posting the opposite entry.</w:t>
+      </w:r>
+    </w:p>
+    <w:p>
+      <w:pPr>
+        <w:pStyle w:val="ListParagraph"/>
+        <w:numPr>
+          <w:ilvl w:val="0"/>
+          <w:numId w:val="12"/>
+        </w:numPr>
+        <w:spacing w:after="40"/>
+      </w:pPr>
+      <w:r>
+        <w:t xml:space="preserve">Find the voucher in the Day Book.</w:t>
+      </w:r>
+    </w:p>
+    <w:p>
+      <w:pPr>
+        <w:pStyle w:val="ListParagraph"/>
+        <w:numPr>
+          <w:ilvl w:val="0"/>
+          <w:numId w:val="12"/>
+        </w:numPr>
+        <w:spacing w:after="40"/>
+      </w:pPr>
+      <w:r>
+        <w:t xml:space="preserve">Click the reverse icon at the end of its row.</w:t>
+      </w:r>
+    </w:p>
+    <w:p>
+      <w:pPr>
+        <w:pStyle w:val="ListParagraph"/>
+        <w:numPr>
+          <w:ilvl w:val="0"/>
+          <w:numId w:val="12"/>
+        </w:numPr>
+        <w:spacing w:after="40"/>
+      </w:pPr>
+      <w:r>
+        <w:t xml:space="preserve">Choose the date for the correction — usually today, or the month you are correcting.</w:t>
+      </w:r>
+    </w:p>
+    <w:p>
+      <w:pPr>
+        <w:pStyle w:val="ListParagraph"/>
+        <w:numPr>
+          <w:ilvl w:val="0"/>
+          <w:numId w:val="12"/>
+        </w:numPr>
+        <w:spacing w:after="40"/>
+      </w:pPr>
+      <w:r>
+        <w:t xml:space="preserve">Post it. Every debit becomes a credit and every credit a debit.</w:t>
+      </w:r>
+    </w:p>
+    <w:p>
+      <w:pPr>
+        <w:spacing w:after="120"/>
+      </w:pPr>
+      <w:r>
+        <w:t xml:space="preserve">The original stays exactly as it was, the two are linked, and the original row then reads “Reversed” so nobody reverses it twice.</w:t>
+      </w:r>
+    </w:p>
+    <w:p>
+      <w:pPr>
+        <w:pStyle w:val="Heading3"/>
+        <w:spacing w:after="80" w:before="180"/>
+      </w:pPr>
+      <w:r>
+        <w:t xml:space="preserve">Closing a period</w:t>
+      </w:r>
+    </w:p>
+    <w:p>
+      <w:pPr>
+        <w:spacing w:after="120"/>
+      </w:pPr>
+      <w:r>
+        <w:t xml:space="preserve">Once a VAT return is filed or a month is closed, the figures behind it must not move. An administrator sets “Books closed up to” on the company (Companies &amp; Group → edit). Nothing can then be posted on or before that date, and anyone who tries is told why.</w:t>
+      </w:r>
+    </w:p>
+    <w:p>
+      <w:pPr>
+        <w:pStyle w:val="Heading2"/>
+        <w:spacing w:after="100" w:before="240"/>
+      </w:pPr>
+      <w:r>
+        <w:t xml:space="preserve">4.7 Day Book</w:t>
+      </w:r>
+    </w:p>
+    <w:p>
+      <w:pPr>
+        <w:spacing w:after="120"/>
+      </w:pPr>
+      <w:r>
+        <w:t xml:space="preserve">Every voucher in date order for the selected period — the quickest way to see what was posted on a given day. Use the type buttons to show only payments, only sales, and so on.</w:t>
       </w:r>
     </w:p>
     <w:p>
@@ -1669,15 +2008,15 @@
         <w:spacing w:after="100" w:before="240"/>
       </w:pPr>
       <w:r>
-        <w:t xml:space="preserve">4.6 Ledgers</w:t>
-      </w:r>
-    </w:p>
-    <w:p>
-      <w:pPr>
-        <w:pStyle w:val="ListParagraph"/>
-        <w:numPr>
-          <w:ilvl w:val="0"/>
-          <w:numId w:val="11"/>
+        <w:t xml:space="preserve">4.8 Ledgers</w:t>
+      </w:r>
+    </w:p>
+    <w:p>
+      <w:pPr>
+        <w:pStyle w:val="ListParagraph"/>
+        <w:numPr>
+          <w:ilvl w:val="0"/>
+          <w:numId w:val="13"/>
         </w:numPr>
         <w:spacing w:after="40"/>
       </w:pPr>
@@ -1690,25 +2029,33 @@
         <w:pStyle w:val="ListParagraph"/>
         <w:numPr>
           <w:ilvl w:val="0"/>
-          <w:numId w:val="11"/>
-        </w:numPr>
-        <w:spacing w:after="40"/>
-      </w:pPr>
-      <w:r>
-        <w:t xml:space="preserve">Pick an account from the list (e.g. “Cash at Bank”).</w:t>
-      </w:r>
-    </w:p>
-    <w:p>
-      <w:pPr>
-        <w:pStyle w:val="ListParagraph"/>
-        <w:numPr>
-          <w:ilvl w:val="0"/>
-          <w:numId w:val="11"/>
-        </w:numPr>
-        <w:spacing w:after="40"/>
-      </w:pPr>
-      <w:r>
-        <w:t xml:space="preserve">You will see every entry that touched it, with the running balance after each — “Dr” means a debit balance, “Cr” a credit balance.</w:t>
+          <w:numId w:val="13"/>
+        </w:numPr>
+        <w:spacing w:after="40"/>
+      </w:pPr>
+      <w:r>
+        <w:t xml:space="preserve">Pick an account from the list, for example “Cash at Bank”.</w:t>
+      </w:r>
+    </w:p>
+    <w:p>
+      <w:pPr>
+        <w:pStyle w:val="ListParagraph"/>
+        <w:numPr>
+          <w:ilvl w:val="0"/>
+          <w:numId w:val="13"/>
+        </w:numPr>
+        <w:spacing w:after="40"/>
+      </w:pPr>
+      <w:r>
+        <w:t xml:space="preserve">You will see the balance brought forward, every entry in the period, the movement, and the closing balance.</w:t>
+      </w:r>
+    </w:p>
+    <w:p>
+      <w:pPr>
+        <w:spacing w:after="120"/>
+      </w:pPr>
+      <w:r>
+        <w:t xml:space="preserve">Click any voucher reference to jump to that voucher in the Day Book.</w:t>
       </w:r>
     </w:p>
     <w:p>
@@ -1782,7 +2129,7 @@
         <w:spacing w:after="100" w:before="240"/>
       </w:pPr>
       <w:r>
-        <w:t xml:space="preserve">4.7 Reports — Profit &amp; Loss and Balance Sheet</w:t>
+        <w:t xml:space="preserve">4.9 Reports — Profit &amp; Loss and Balance Sheet</w:t>
       </w:r>
     </w:p>
     <w:p>
@@ -1790,7 +2137,15 @@
         <w:spacing w:after="120"/>
       </w:pPr>
       <w:r>
-        <w:t xml:space="preserve">Profit &amp; Loss answers “did we make money?” (income minus expenses over a period). The Balance Sheet answers “what do we own and owe right now?” A “✓ Balanced” tick confirms the books are consistent.</w:t>
+        <w:t xml:space="preserve">Profit &amp; Loss answers “did we make money?” over the period. The Balance Sheet answers “what do we own and owe?” on the To date. A “✓ Balanced” tick confirms the books are consistent.</w:t>
+      </w:r>
+    </w:p>
+    <w:p>
+      <w:pPr>
+        <w:spacing w:after="120"/>
+      </w:pPr>
+      <w:r>
+        <w:t xml:space="preserve">Click any account line to open its ledger for the same dates, and a voucher reference from there to see the entry itself. Totals are not clickable, because no single ledger sits behind them.</w:t>
       </w:r>
     </w:p>
     <w:p>
@@ -1864,7 +2219,7 @@
         <w:spacing w:after="100" w:before="240"/>
       </w:pPr>
       <w:r>
-        <w:t xml:space="preserve">4.8 VAT Report</w:t>
+        <w:t xml:space="preserve">4.10 Who owes us, and what we owe</w:t>
       </w:r>
     </w:p>
     <w:p>
@@ -1872,7 +2227,7 @@
         <w:spacing w:after="120"/>
       </w:pPr>
       <w:r>
-        <w:t xml:space="preserve">Shows the UAE 5% VAT position: Output VAT (charged on sales), Input VAT (paid on purchases and reclaimable), and the Net VAT payable to the FTA. Figures come from the VAT amount entered on each Sales or Purchase voucher.</w:t>
+        <w:t xml:space="preserve">Finance → Outstanding shows every customer balance and every supplier balance, aged into the usual buckets — not yet due, 1–30 days, 31–60, 61–90 and over 90. It is built from the control accounts, so it always agrees with the ledgers.</w:t>
       </w:r>
     </w:p>
     <w:p>
@@ -1895,7 +2250,146 @@
         <w:t xml:space="preserve">Tip  </w:t>
       </w:r>
       <w:r>
-        <w:t xml:space="preserve">Always fill the VAT amount when posting a Sales or Purchase voucher, so the VAT report stays accurate.</w:t>
+        <w:t xml:space="preserve">This is the report to run before a payment run or a collection call. The credit days on each party decide when an invoice counts as overdue.</w:t>
+      </w:r>
+    </w:p>
+    <w:p>
+      <w:pPr>
+        <w:pStyle w:val="Heading2"/>
+        <w:spacing w:after="100" w:before="240"/>
+      </w:pPr>
+      <w:r>
+        <w:t xml:space="preserve">4.11 VAT Return (VAT 201)</w:t>
+      </w:r>
+    </w:p>
+    <w:p>
+      <w:pPr>
+        <w:spacing w:after="120"/>
+      </w:pPr>
+      <w:r>
+        <w:t xml:space="preserve">The VAT screen is the return itself, box by box, for whichever period you select. The quarter buttons match the FTA return periods.</w:t>
+      </w:r>
+    </w:p>
+    <w:p>
+      <w:pPr>
+        <w:pStyle w:val="ListParagraph"/>
+        <w:numPr>
+          <w:ilvl w:val="0"/>
+          <w:numId w:val="2"/>
+        </w:numPr>
+        <w:spacing w:after="40"/>
+      </w:pPr>
+      <w:r>
+        <w:t xml:space="preserve">Box 1 — standard rated supplies, with the tax on them.</w:t>
+      </w:r>
+    </w:p>
+    <w:p>
+      <w:pPr>
+        <w:pStyle w:val="ListParagraph"/>
+        <w:numPr>
+          <w:ilvl w:val="0"/>
+          <w:numId w:val="2"/>
+        </w:numPr>
+        <w:spacing w:after="40"/>
+      </w:pPr>
+      <w:r>
+        <w:t xml:space="preserve">Box 3 — supplies subject to the reverse charge.</w:t>
+      </w:r>
+    </w:p>
+    <w:p>
+      <w:pPr>
+        <w:pStyle w:val="ListParagraph"/>
+        <w:numPr>
+          <w:ilvl w:val="0"/>
+          <w:numId w:val="2"/>
+        </w:numPr>
+        <w:spacing w:after="40"/>
+      </w:pPr>
+      <w:r>
+        <w:t xml:space="preserve">Box 4 — zero rated supplies.</w:t>
+      </w:r>
+    </w:p>
+    <w:p>
+      <w:pPr>
+        <w:pStyle w:val="ListParagraph"/>
+        <w:numPr>
+          <w:ilvl w:val="0"/>
+          <w:numId w:val="2"/>
+        </w:numPr>
+        <w:spacing w:after="40"/>
+      </w:pPr>
+      <w:r>
+        <w:t xml:space="preserve">Box 5 — exempt supplies.</w:t>
+      </w:r>
+    </w:p>
+    <w:p>
+      <w:pPr>
+        <w:pStyle w:val="ListParagraph"/>
+        <w:numPr>
+          <w:ilvl w:val="0"/>
+          <w:numId w:val="2"/>
+        </w:numPr>
+        <w:spacing w:after="40"/>
+      </w:pPr>
+      <w:r>
+        <w:t xml:space="preserve">Box 9 — standard rated expenses, with the tax you can reclaim.</w:t>
+      </w:r>
+    </w:p>
+    <w:p>
+      <w:pPr>
+        <w:pStyle w:val="ListParagraph"/>
+        <w:numPr>
+          <w:ilvl w:val="0"/>
+          <w:numId w:val="2"/>
+        </w:numPr>
+        <w:spacing w:after="40"/>
+      </w:pPr>
+      <w:r>
+        <w:t xml:space="preserve">Box 10 — expenses subject to the reverse charge.</w:t>
+      </w:r>
+    </w:p>
+    <w:p>
+      <w:pPr>
+        <w:pStyle w:val="ListParagraph"/>
+        <w:numPr>
+          <w:ilvl w:val="0"/>
+          <w:numId w:val="2"/>
+        </w:numPr>
+        <w:spacing w:after="40"/>
+      </w:pPr>
+      <w:r>
+        <w:t xml:space="preserve">Boxes 12, 13 and 14 — output tax, input tax, and the net payable or refundable.</w:t>
+      </w:r>
+    </w:p>
+    <w:p>
+      <w:pPr>
+        <w:spacing w:after="120"/>
+      </w:pPr>
+      <w:r>
+        <w:t xml:space="preserve">Credit and debit notes reduce what was already declared rather than adding to it. Reverse charge appears in both box 3 and box 10 and nets to nil, which is how an imported service is self-accounted.</w:t>
+      </w:r>
+    </w:p>
+    <w:p>
+      <w:pPr>
+        <w:pBdr>
+          <w:top w:val="single" w:color="B8860B" w:sz="2"/>
+          <w:bottom w:val="single" w:color="B8860B" w:sz="2"/>
+          <w:left w:val="single" w:color="B8860B" w:sz="12"/>
+          <w:right w:val="single" w:color="B8860B" w:sz="2"/>
+        </w:pBdr>
+        <w:shd w:fill="FBF3DA" w:val="clear"/>
+        <w:spacing w:after="140" w:before="60"/>
+      </w:pPr>
+      <w:r>
+        <w:rPr>
+          <w:b/>
+          <w:bCs/>
+          <w:color w:val="B8860B"/>
+        </w:rPr>
+        <w:t xml:space="preserve">Tip  </w:t>
+      </w:r>
+      <w:r>
+        <w:t xml:space="preserve">If the screen says an amount is not on the return, some voucher lines have no VAT treatment set. Open those vouchers and set one before you file — a supply missing from a filed return is a problem worth catching here.</w:t>
       </w:r>
     </w:p>
     <w:p>
@@ -1969,15 +2463,55 @@
         <w:spacing w:after="100" w:before="240"/>
       </w:pPr>
       <w:r>
-        <w:t xml:space="preserve">4.9 Connecting your existing Tally</w:t>
-      </w:r>
-    </w:p>
-    <w:p>
-      <w:pPr>
-        <w:pStyle w:val="ListParagraph"/>
-        <w:numPr>
-          <w:ilvl w:val="0"/>
-          <w:numId w:val="12"/>
+        <w:t xml:space="preserve">4.12 Printing a report</w:t>
+      </w:r>
+    </w:p>
+    <w:p>
+      <w:pPr>
+        <w:spacing w:after="120"/>
+      </w:pPr>
+      <w:r>
+        <w:t xml:space="preserve">Every finance report has a Print button. It produces an A4 page with the company name, the report and the period at the top, without the menus and buttons — the version that goes in the auditor’s file. Choose “Save as PDF” in the print dialog if you want a file rather than paper.</w:t>
+      </w:r>
+    </w:p>
+    <w:p>
+      <w:pPr>
+        <w:pBdr>
+          <w:top w:val="single" w:color="B8860B" w:sz="2"/>
+          <w:bottom w:val="single" w:color="B8860B" w:sz="2"/>
+          <w:left w:val="single" w:color="B8860B" w:sz="12"/>
+          <w:right w:val="single" w:color="B8860B" w:sz="2"/>
+        </w:pBdr>
+        <w:shd w:fill="FBF3DA" w:val="clear"/>
+        <w:spacing w:after="140" w:before="60"/>
+      </w:pPr>
+      <w:r>
+        <w:rPr>
+          <w:b/>
+          <w:bCs/>
+          <w:color w:val="B8860B"/>
+        </w:rPr>
+        <w:t xml:space="preserve">Tip  </w:t>
+      </w:r>
+      <w:r>
+        <w:t xml:space="preserve">Export gives you the same figures as a spreadsheet to work on. Print gives you the document to sign and file. They are for different jobs.</w:t>
+      </w:r>
+    </w:p>
+    <w:p>
+      <w:pPr>
+        <w:pStyle w:val="Heading2"/>
+        <w:spacing w:after="100" w:before="240"/>
+      </w:pPr>
+      <w:r>
+        <w:t xml:space="preserve">4.13 Connecting your existing Tally</w:t>
+      </w:r>
+    </w:p>
+    <w:p>
+      <w:pPr>
+        <w:pStyle w:val="ListParagraph"/>
+        <w:numPr>
+          <w:ilvl w:val="0"/>
+          <w:numId w:val="14"/>
         </w:numPr>
         <w:spacing w:after="40"/>
       </w:pPr>
@@ -1990,7 +2524,7 @@
         <w:pStyle w:val="ListParagraph"/>
         <w:numPr>
           <w:ilvl w:val="0"/>
-          <w:numId w:val="12"/>
+          <w:numId w:val="14"/>
         </w:numPr>
         <w:spacing w:after="40"/>
       </w:pPr>
@@ -2003,7 +2537,7 @@
         <w:pStyle w:val="ListParagraph"/>
         <w:numPr>
           <w:ilvl w:val="0"/>
-          <w:numId w:val="12"/>
+          <w:numId w:val="14"/>
         </w:numPr>
         <w:spacing w:after="40"/>
       </w:pPr>
@@ -2016,7 +2550,7 @@
         <w:pStyle w:val="ListParagraph"/>
         <w:numPr>
           <w:ilvl w:val="0"/>
-          <w:numId w:val="12"/>
+          <w:numId w:val="14"/>
         </w:numPr>
         <w:spacing w:after="40"/>
       </w:pPr>
@@ -2148,7 +2682,7 @@
         <w:pStyle w:val="ListParagraph"/>
         <w:numPr>
           <w:ilvl w:val="0"/>
-          <w:numId w:val="13"/>
+          <w:numId w:val="15"/>
         </w:numPr>
         <w:spacing w:after="40"/>
       </w:pPr>
@@ -2161,7 +2695,7 @@
         <w:pStyle w:val="ListParagraph"/>
         <w:numPr>
           <w:ilvl w:val="0"/>
-          <w:numId w:val="13"/>
+          <w:numId w:val="15"/>
         </w:numPr>
         <w:spacing w:after="40"/>
       </w:pPr>
@@ -2174,7 +2708,7 @@
         <w:pStyle w:val="ListParagraph"/>
         <w:numPr>
           <w:ilvl w:val="0"/>
-          <w:numId w:val="13"/>
+          <w:numId w:val="15"/>
         </w:numPr>
         <w:spacing w:after="40"/>
       </w:pPr>
@@ -2292,7 +2826,7 @@
         <w:pStyle w:val="ListParagraph"/>
         <w:numPr>
           <w:ilvl w:val="0"/>
-          <w:numId w:val="14"/>
+          <w:numId w:val="16"/>
         </w:numPr>
         <w:spacing w:after="40"/>
       </w:pPr>
@@ -2305,7 +2839,7 @@
         <w:pStyle w:val="ListParagraph"/>
         <w:numPr>
           <w:ilvl w:val="0"/>
-          <w:numId w:val="14"/>
+          <w:numId w:val="16"/>
         </w:numPr>
         <w:spacing w:after="40"/>
       </w:pPr>
@@ -2318,7 +2852,7 @@
         <w:pStyle w:val="ListParagraph"/>
         <w:numPr>
           <w:ilvl w:val="0"/>
-          <w:numId w:val="14"/>
+          <w:numId w:val="16"/>
         </w:numPr>
         <w:spacing w:after="40"/>
       </w:pPr>
@@ -2413,7 +2947,7 @@
         <w:pStyle w:val="ListParagraph"/>
         <w:numPr>
           <w:ilvl w:val="0"/>
-          <w:numId w:val="15"/>
+          <w:numId w:val="17"/>
         </w:numPr>
         <w:spacing w:after="40"/>
       </w:pPr>
@@ -2426,7 +2960,7 @@
         <w:pStyle w:val="ListParagraph"/>
         <w:numPr>
           <w:ilvl w:val="0"/>
-          <w:numId w:val="15"/>
+          <w:numId w:val="17"/>
         </w:numPr>
         <w:spacing w:after="40"/>
       </w:pPr>
@@ -2439,7 +2973,7 @@
         <w:pStyle w:val="ListParagraph"/>
         <w:numPr>
           <w:ilvl w:val="0"/>
-          <w:numId w:val="15"/>
+          <w:numId w:val="17"/>
         </w:numPr>
         <w:spacing w:after="40"/>
       </w:pPr>
@@ -2452,7 +2986,7 @@
         <w:pStyle w:val="ListParagraph"/>
         <w:numPr>
           <w:ilvl w:val="0"/>
-          <w:numId w:val="15"/>
+          <w:numId w:val="17"/>
         </w:numPr>
         <w:spacing w:after="40"/>
       </w:pPr>
@@ -2570,7 +3104,7 @@
         <w:pStyle w:val="ListParagraph"/>
         <w:numPr>
           <w:ilvl w:val="0"/>
-          <w:numId w:val="16"/>
+          <w:numId w:val="18"/>
         </w:numPr>
         <w:spacing w:after="40"/>
       </w:pPr>
@@ -2583,7 +3117,7 @@
         <w:pStyle w:val="ListParagraph"/>
         <w:numPr>
           <w:ilvl w:val="0"/>
-          <w:numId w:val="16"/>
+          <w:numId w:val="18"/>
         </w:numPr>
         <w:spacing w:after="40"/>
       </w:pPr>
@@ -2596,7 +3130,7 @@
         <w:pStyle w:val="ListParagraph"/>
         <w:numPr>
           <w:ilvl w:val="0"/>
-          <w:numId w:val="16"/>
+          <w:numId w:val="18"/>
         </w:numPr>
         <w:spacing w:after="40"/>
       </w:pPr>
@@ -2609,7 +3143,7 @@
         <w:pStyle w:val="ListParagraph"/>
         <w:numPr>
           <w:ilvl w:val="0"/>
-          <w:numId w:val="16"/>
+          <w:numId w:val="18"/>
         </w:numPr>
         <w:spacing w:after="40"/>
       </w:pPr>
@@ -2622,7 +3156,7 @@
         <w:pStyle w:val="ListParagraph"/>
         <w:numPr>
           <w:ilvl w:val="0"/>
-          <w:numId w:val="16"/>
+          <w:numId w:val="18"/>
         </w:numPr>
         <w:spacing w:after="40"/>
       </w:pPr>
@@ -2660,7 +3194,7 @@
         <w:pStyle w:val="ListParagraph"/>
         <w:numPr>
           <w:ilvl w:val="0"/>
-          <w:numId w:val="17"/>
+          <w:numId w:val="19"/>
         </w:numPr>
         <w:spacing w:after="40"/>
       </w:pPr>
@@ -2673,7 +3207,7 @@
         <w:pStyle w:val="ListParagraph"/>
         <w:numPr>
           <w:ilvl w:val="0"/>
-          <w:numId w:val="17"/>
+          <w:numId w:val="19"/>
         </w:numPr>
         <w:spacing w:after="40"/>
       </w:pPr>
@@ -2686,7 +3220,7 @@
         <w:pStyle w:val="ListParagraph"/>
         <w:numPr>
           <w:ilvl w:val="0"/>
-          <w:numId w:val="17"/>
+          <w:numId w:val="19"/>
         </w:numPr>
         <w:spacing w:after="40"/>
       </w:pPr>
@@ -2699,7 +3233,7 @@
         <w:pStyle w:val="ListParagraph"/>
         <w:numPr>
           <w:ilvl w:val="0"/>
-          <w:numId w:val="17"/>
+          <w:numId w:val="19"/>
         </w:numPr>
         <w:spacing w:after="40"/>
       </w:pPr>
@@ -2834,7 +3368,7 @@
         <w:pStyle w:val="ListParagraph"/>
         <w:numPr>
           <w:ilvl w:val="0"/>
-          <w:numId w:val="18"/>
+          <w:numId w:val="20"/>
         </w:numPr>
         <w:spacing w:after="40"/>
       </w:pPr>
@@ -2847,7 +3381,7 @@
         <w:pStyle w:val="ListParagraph"/>
         <w:numPr>
           <w:ilvl w:val="0"/>
-          <w:numId w:val="18"/>
+          <w:numId w:val="20"/>
         </w:numPr>
         <w:spacing w:after="40"/>
       </w:pPr>
@@ -2860,7 +3394,7 @@
         <w:pStyle w:val="ListParagraph"/>
         <w:numPr>
           <w:ilvl w:val="0"/>
-          <w:numId w:val="18"/>
+          <w:numId w:val="20"/>
         </w:numPr>
         <w:spacing w:after="40"/>
       </w:pPr>
@@ -2873,7 +3407,7 @@
         <w:pStyle w:val="ListParagraph"/>
         <w:numPr>
           <w:ilvl w:val="0"/>
-          <w:numId w:val="18"/>
+          <w:numId w:val="20"/>
         </w:numPr>
         <w:spacing w:after="40"/>
       </w:pPr>
@@ -2960,7 +3494,7 @@
         <w:pStyle w:val="ListParagraph"/>
         <w:numPr>
           <w:ilvl w:val="0"/>
-          <w:numId w:val="19"/>
+          <w:numId w:val="21"/>
         </w:numPr>
         <w:spacing w:after="40"/>
       </w:pPr>
@@ -2973,7 +3507,7 @@
         <w:pStyle w:val="ListParagraph"/>
         <w:numPr>
           <w:ilvl w:val="0"/>
-          <w:numId w:val="19"/>
+          <w:numId w:val="21"/>
         </w:numPr>
         <w:spacing w:after="40"/>
       </w:pPr>
@@ -2986,7 +3520,7 @@
         <w:pStyle w:val="ListParagraph"/>
         <w:numPr>
           <w:ilvl w:val="0"/>
-          <w:numId w:val="19"/>
+          <w:numId w:val="21"/>
         </w:numPr>
         <w:spacing w:after="40"/>
       </w:pPr>
@@ -2999,7 +3533,7 @@
         <w:pStyle w:val="ListParagraph"/>
         <w:numPr>
           <w:ilvl w:val="0"/>
-          <w:numId w:val="19"/>
+          <w:numId w:val="21"/>
         </w:numPr>
         <w:spacing w:after="40"/>
       </w:pPr>
@@ -3176,7 +3710,7 @@
         <w:pStyle w:val="ListParagraph"/>
         <w:numPr>
           <w:ilvl w:val="0"/>
-          <w:numId w:val="20"/>
+          <w:numId w:val="22"/>
         </w:numPr>
         <w:spacing w:after="40"/>
       </w:pPr>
@@ -3189,7 +3723,7 @@
         <w:pStyle w:val="ListParagraph"/>
         <w:numPr>
           <w:ilvl w:val="0"/>
-          <w:numId w:val="20"/>
+          <w:numId w:val="22"/>
         </w:numPr>
         <w:spacing w:after="40"/>
       </w:pPr>
@@ -3202,7 +3736,7 @@
         <w:pStyle w:val="ListParagraph"/>
         <w:numPr>
           <w:ilvl w:val="0"/>
-          <w:numId w:val="20"/>
+          <w:numId w:val="22"/>
         </w:numPr>
         <w:spacing w:after="40"/>
       </w:pPr>
@@ -3215,7 +3749,7 @@
         <w:pStyle w:val="ListParagraph"/>
         <w:numPr>
           <w:ilvl w:val="0"/>
-          <w:numId w:val="20"/>
+          <w:numId w:val="22"/>
         </w:numPr>
         <w:spacing w:after="40"/>
       </w:pPr>
@@ -3376,7 +3910,7 @@
         <w:pStyle w:val="ListParagraph"/>
         <w:numPr>
           <w:ilvl w:val="0"/>
-          <w:numId w:val="21"/>
+          <w:numId w:val="23"/>
         </w:numPr>
         <w:spacing w:after="40"/>
       </w:pPr>
@@ -3389,7 +3923,7 @@
         <w:pStyle w:val="ListParagraph"/>
         <w:numPr>
           <w:ilvl w:val="0"/>
-          <w:numId w:val="21"/>
+          <w:numId w:val="23"/>
         </w:numPr>
         <w:spacing w:after="40"/>
       </w:pPr>
@@ -3402,7 +3936,7 @@
         <w:pStyle w:val="ListParagraph"/>
         <w:numPr>
           <w:ilvl w:val="0"/>
-          <w:numId w:val="21"/>
+          <w:numId w:val="23"/>
         </w:numPr>
         <w:spacing w:after="40"/>
       </w:pPr>
@@ -3698,7 +4232,7 @@
         <w:pStyle w:val="ListParagraph"/>
         <w:numPr>
           <w:ilvl w:val="0"/>
-          <w:numId w:val="22"/>
+          <w:numId w:val="24"/>
         </w:numPr>
         <w:spacing w:after="40"/>
       </w:pPr>
@@ -3711,7 +4245,7 @@
         <w:pStyle w:val="ListParagraph"/>
         <w:numPr>
           <w:ilvl w:val="0"/>
-          <w:numId w:val="22"/>
+          <w:numId w:val="24"/>
         </w:numPr>
         <w:spacing w:after="40"/>
       </w:pPr>
@@ -3724,7 +4258,7 @@
         <w:pStyle w:val="ListParagraph"/>
         <w:numPr>
           <w:ilvl w:val="0"/>
-          <w:numId w:val="22"/>
+          <w:numId w:val="24"/>
         </w:numPr>
         <w:spacing w:after="40"/>
       </w:pPr>
@@ -3977,7 +4511,7 @@
         <w:pStyle w:val="ListParagraph"/>
         <w:numPr>
           <w:ilvl w:val="0"/>
-          <w:numId w:val="23"/>
+          <w:numId w:val="25"/>
         </w:numPr>
         <w:spacing w:after="40"/>
       </w:pPr>
@@ -3990,7 +4524,7 @@
         <w:pStyle w:val="ListParagraph"/>
         <w:numPr>
           <w:ilvl w:val="0"/>
-          <w:numId w:val="23"/>
+          <w:numId w:val="25"/>
         </w:numPr>
         <w:spacing w:after="40"/>
       </w:pPr>
@@ -4003,7 +4537,7 @@
         <w:pStyle w:val="ListParagraph"/>
         <w:numPr>
           <w:ilvl w:val="0"/>
-          <w:numId w:val="23"/>
+          <w:numId w:val="25"/>
         </w:numPr>
         <w:spacing w:after="40"/>
       </w:pPr>
@@ -6312,6 +6846,18 @@
   </w:num>
   <w:num w:numId="23">
     <w:abstractNumId w:val="23"/>
+    <w:lvlOverride w:ilvl="0">
+      <w:startOverride w:val="1"/>
+    </w:lvlOverride>
+  </w:num>
+  <w:num w:numId="24">
+    <w:abstractNumId w:val="24"/>
+    <w:lvlOverride w:ilvl="0">
+      <w:startOverride w:val="1"/>
+    </w:lvlOverride>
+  </w:num>
+  <w:num w:numId="25">
+    <w:abstractNumId w:val="25"/>
     <w:lvlOverride w:ilvl="0">
       <w:startOverride w:val="1"/>
     </w:lvlOverride>

--- a/docs/White_and_Bright_ERP_User_Manual.docx
+++ b/docs/White_and_Bright_ERP_User_Manual.docx
@@ -73,7 +73,7 @@
           <w:sz w:val="22"/>
           <w:szCs w:val="22"/>
         </w:rPr>
-        <w:t xml:space="preserve">Version 1.4</w:t>
+        <w:t xml:space="preserve">Version 1.5</w:t>
       </w:r>
     </w:p>
     <w:p>
@@ -2259,7 +2259,207 @@
         <w:spacing w:after="100" w:before="240"/>
       </w:pPr>
       <w:r>
-        <w:t xml:space="preserve">4.11 VAT Return (VAT 201)</w:t>
+        <w:t xml:space="preserve">4.11 Job costing — did we make money on that job?</w:t>
+      </w:r>
+    </w:p>
+    <w:p>
+      <w:pPr>
+        <w:spacing w:after="120"/>
+      </w:pPr>
+      <w:r>
+        <w:t xml:space="preserve">A job is one piece of work you are doing for a customer. When you post a voucher, each line can be charged to a job, so the money you invoiced and the costs you paid out both land against the same job and the margin is worked out for you. A job and a project are the same record here — “Kind of work” is only the word you use for it, so a fixed-price contract, a service call and an annual maintenance contract all sit in the same list.</w:t>
+      </w:r>
+    </w:p>
+    <w:p>
+      <w:pPr>
+        <w:pStyle w:val="ListParagraph"/>
+        <w:numPr>
+          <w:ilvl w:val="0"/>
+          <w:numId w:val="14"/>
+        </w:numPr>
+        <w:spacing w:after="40"/>
+      </w:pPr>
+      <w:r>
+        <w:t xml:space="preserve">Open Finance → Job Costing and click New job. Give it a name, and if you know them, the contract value (what you sold it for) and the budget cost (what you expect it to cost you).</w:t>
+      </w:r>
+    </w:p>
+    <w:p>
+      <w:pPr>
+        <w:pStyle w:val="ListParagraph"/>
+        <w:numPr>
+          <w:ilvl w:val="0"/>
+          <w:numId w:val="14"/>
+        </w:numPr>
+        <w:spacing w:after="40"/>
+      </w:pPr>
+      <w:r>
+        <w:t xml:space="preserve">When you post a voucher, use the Charge to box on each line and pick the job — for the sales invoice, and for every supplier bill and expense that belongs to it.</w:t>
+      </w:r>
+    </w:p>
+    <w:p>
+      <w:pPr>
+        <w:pStyle w:val="ListParagraph"/>
+        <w:numPr>
+          <w:ilvl w:val="0"/>
+          <w:numId w:val="14"/>
+        </w:numPr>
+        <w:spacing w:after="40"/>
+      </w:pPr>
+      <w:r>
+        <w:t xml:space="preserve">Come back to this screen to see Revenue, Cost and Margin for each job, for whatever dates you choose at the top.</w:t>
+      </w:r>
+    </w:p>
+    <w:p>
+      <w:pPr>
+        <w:pStyle w:val="ListParagraph"/>
+        <w:numPr>
+          <w:ilvl w:val="0"/>
+          <w:numId w:val="14"/>
+        </w:numPr>
+        <w:spacing w:after="40"/>
+      </w:pPr>
+      <w:r>
+        <w:t xml:space="preserve">For a large contract split into packages or variations, create each one as its own job and set Part of to the main contract.</w:t>
+      </w:r>
+    </w:p>
+    <w:p>
+      <w:pPr>
+        <w:spacing w:after="120"/>
+      </w:pPr>
+      <w:r>
+        <w:t xml:space="preserve">An indented row is a package or variation sitting under the job above it. The parent row adds up everything beneath it, so the main contract shows the true whole-job position. The Total line at the foot counts each job once, so a parent and its packages are never added together twice.</w:t>
+      </w:r>
+    </w:p>
+    <w:p>
+      <w:pPr>
+        <w:pBdr>
+          <w:top w:val="single" w:color="B8860B" w:sz="2"/>
+          <w:bottom w:val="single" w:color="B8860B" w:sz="2"/>
+          <w:left w:val="single" w:color="B8860B" w:sz="12"/>
+          <w:right w:val="single" w:color="B8860B" w:sz="2"/>
+        </w:pBdr>
+        <w:shd w:fill="FBF3DA" w:val="clear"/>
+        <w:spacing w:after="140" w:before="60"/>
+      </w:pPr>
+      <w:r>
+        <w:rPr>
+          <w:b/>
+          <w:bCs/>
+          <w:color w:val="B8860B"/>
+        </w:rPr>
+        <w:t xml:space="preserve">Tip  </w:t>
+      </w:r>
+      <w:r>
+        <w:t xml:space="preserve">Margin only tells the truth if every cost was charged to the job. If some were missed the job looks more profitable than it really is — the Cost Centres screen tells you how much cost has nothing on it at all.</w:t>
+      </w:r>
+    </w:p>
+    <w:p>
+      <w:pPr>
+        <w:pStyle w:val="Heading2"/>
+        <w:spacing w:after="100" w:before="240"/>
+      </w:pPr>
+      <w:r>
+        <w:t xml:space="preserve">4.12 Cost centres — what your own business costs to run</w:t>
+      </w:r>
+    </w:p>
+    <w:p>
+      <w:pPr>
+        <w:spacing w:after="120"/>
+      </w:pPr>
+      <w:r>
+        <w:t xml:space="preserve">Not every cost belongs to a customer's job. Rent, the workshop, the vehicles and the office staff cost money whether or not you win any work. A cost centre is where those go, so you can see what they add up to and report on them separately from the jobs.</w:t>
+      </w:r>
+    </w:p>
+    <w:p>
+      <w:pPr>
+        <w:pStyle w:val="ListParagraph"/>
+        <w:numPr>
+          <w:ilvl w:val="0"/>
+          <w:numId w:val="15"/>
+        </w:numPr>
+        <w:spacing w:after="40"/>
+      </w:pPr>
+      <w:r>
+        <w:t xml:space="preserve">Open Finance → Cost Centres and click New cost centre. Start simple: Head office, Workshop, Vehicles.</w:t>
+      </w:r>
+    </w:p>
+    <w:p>
+      <w:pPr>
+        <w:pStyle w:val="ListParagraph"/>
+        <w:numPr>
+          <w:ilvl w:val="0"/>
+          <w:numId w:val="15"/>
+        </w:numPr>
+        <w:spacing w:after="40"/>
+      </w:pPr>
+      <w:r>
+        <w:t xml:space="preserve">When you post a cost that is not for a customer job, use the Charge to box on the line and pick the cost centre instead of a job.</w:t>
+      </w:r>
+    </w:p>
+    <w:p>
+      <w:pPr>
+        <w:pStyle w:val="ListParagraph"/>
+        <w:numPr>
+          <w:ilvl w:val="0"/>
+          <w:numId w:val="15"/>
+        </w:numPr>
+        <w:spacing w:after="40"/>
+      </w:pPr>
+      <w:r>
+        <w:t xml:space="preserve">Read Own cost for what was posted to that centre itself, and Including below for anything sitting underneath it — useful if you put Cranes and Pickups under Vehicles.</w:t>
+      </w:r>
+    </w:p>
+    <w:p>
+      <w:pPr>
+        <w:pStyle w:val="ListParagraph"/>
+        <w:numPr>
+          <w:ilvl w:val="0"/>
+          <w:numId w:val="15"/>
+        </w:numPr>
+        <w:spacing w:after="40"/>
+      </w:pPr>
+      <w:r>
+        <w:t xml:space="preserve">Watch the Cost with nothing on it figure at the top of the screen.</w:t>
+      </w:r>
+    </w:p>
+    <w:p>
+      <w:pPr>
+        <w:spacing w:after="120"/>
+      </w:pPr>
+      <w:r>
+        <w:t xml:space="preserve">A voucher line carries a job or a cost centre, never both. That is deliberate: if a line could carry both, the same cost would appear in job costing and in overhead, and the two reports could not be read side by side. The Charge to box therefore offers one list, with jobs and cost centres in separate groups.</w:t>
+      </w:r>
+    </w:p>
+    <w:p>
+      <w:pPr>
+        <w:pBdr>
+          <w:top w:val="single" w:color="B8860B" w:sz="2"/>
+          <w:bottom w:val="single" w:color="B8860B" w:sz="2"/>
+          <w:left w:val="single" w:color="B8860B" w:sz="12"/>
+          <w:right w:val="single" w:color="B8860B" w:sz="2"/>
+        </w:pBdr>
+        <w:shd w:fill="FBF3DA" w:val="clear"/>
+        <w:spacing w:after="140" w:before="60"/>
+      </w:pPr>
+      <w:r>
+        <w:rPr>
+          <w:b/>
+          <w:bCs/>
+          <w:color w:val="B8860B"/>
+        </w:rPr>
+        <w:t xml:space="preserve">Tip  </w:t>
+      </w:r>
+      <w:r>
+        <w:t xml:space="preserve">While Cost with nothing on it is above zero, your job margins are flattering — that money was spent on something. Click through to the Day Book to find those vouchers and charge them properly.</w:t>
+      </w:r>
+    </w:p>
+    <w:p>
+      <w:pPr>
+        <w:pStyle w:val="Heading2"/>
+        <w:spacing w:after="100" w:before="240"/>
+      </w:pPr>
+      <w:r>
+        <w:t xml:space="preserve">4.13 VAT Return (VAT 201)</w:t>
       </w:r>
     </w:p>
     <w:p>
@@ -2463,7 +2663,7 @@
         <w:spacing w:after="100" w:before="240"/>
       </w:pPr>
       <w:r>
-        <w:t xml:space="preserve">4.12 Printing a report</w:t>
+        <w:t xml:space="preserve">4.14 Printing a report</w:t>
       </w:r>
     </w:p>
     <w:p>
@@ -2503,15 +2703,15 @@
         <w:spacing w:after="100" w:before="240"/>
       </w:pPr>
       <w:r>
-        <w:t xml:space="preserve">4.13 Connecting your existing Tally</w:t>
-      </w:r>
-    </w:p>
-    <w:p>
-      <w:pPr>
-        <w:pStyle w:val="ListParagraph"/>
-        <w:numPr>
-          <w:ilvl w:val="0"/>
-          <w:numId w:val="14"/>
+        <w:t xml:space="preserve">4.15 Connecting your existing Tally</w:t>
+      </w:r>
+    </w:p>
+    <w:p>
+      <w:pPr>
+        <w:pStyle w:val="ListParagraph"/>
+        <w:numPr>
+          <w:ilvl w:val="0"/>
+          <w:numId w:val="16"/>
         </w:numPr>
         <w:spacing w:after="40"/>
       </w:pPr>
@@ -2524,7 +2724,7 @@
         <w:pStyle w:val="ListParagraph"/>
         <w:numPr>
           <w:ilvl w:val="0"/>
-          <w:numId w:val="14"/>
+          <w:numId w:val="16"/>
         </w:numPr>
         <w:spacing w:after="40"/>
       </w:pPr>
@@ -2537,7 +2737,7 @@
         <w:pStyle w:val="ListParagraph"/>
         <w:numPr>
           <w:ilvl w:val="0"/>
-          <w:numId w:val="14"/>
+          <w:numId w:val="16"/>
         </w:numPr>
         <w:spacing w:after="40"/>
       </w:pPr>
@@ -2550,7 +2750,7 @@
         <w:pStyle w:val="ListParagraph"/>
         <w:numPr>
           <w:ilvl w:val="0"/>
-          <w:numId w:val="14"/>
+          <w:numId w:val="16"/>
         </w:numPr>
         <w:spacing w:after="40"/>
       </w:pPr>
@@ -2682,7 +2882,7 @@
         <w:pStyle w:val="ListParagraph"/>
         <w:numPr>
           <w:ilvl w:val="0"/>
-          <w:numId w:val="15"/>
+          <w:numId w:val="17"/>
         </w:numPr>
         <w:spacing w:after="40"/>
       </w:pPr>
@@ -2695,7 +2895,7 @@
         <w:pStyle w:val="ListParagraph"/>
         <w:numPr>
           <w:ilvl w:val="0"/>
-          <w:numId w:val="15"/>
+          <w:numId w:val="17"/>
         </w:numPr>
         <w:spacing w:after="40"/>
       </w:pPr>
@@ -2708,7 +2908,7 @@
         <w:pStyle w:val="ListParagraph"/>
         <w:numPr>
           <w:ilvl w:val="0"/>
-          <w:numId w:val="15"/>
+          <w:numId w:val="17"/>
         </w:numPr>
         <w:spacing w:after="40"/>
       </w:pPr>
@@ -2826,7 +3026,7 @@
         <w:pStyle w:val="ListParagraph"/>
         <w:numPr>
           <w:ilvl w:val="0"/>
-          <w:numId w:val="16"/>
+          <w:numId w:val="18"/>
         </w:numPr>
         <w:spacing w:after="40"/>
       </w:pPr>
@@ -2839,7 +3039,7 @@
         <w:pStyle w:val="ListParagraph"/>
         <w:numPr>
           <w:ilvl w:val="0"/>
-          <w:numId w:val="16"/>
+          <w:numId w:val="18"/>
         </w:numPr>
         <w:spacing w:after="40"/>
       </w:pPr>
@@ -2852,7 +3052,7 @@
         <w:pStyle w:val="ListParagraph"/>
         <w:numPr>
           <w:ilvl w:val="0"/>
-          <w:numId w:val="16"/>
+          <w:numId w:val="18"/>
         </w:numPr>
         <w:spacing w:after="40"/>
       </w:pPr>
@@ -2947,7 +3147,7 @@
         <w:pStyle w:val="ListParagraph"/>
         <w:numPr>
           <w:ilvl w:val="0"/>
-          <w:numId w:val="17"/>
+          <w:numId w:val="19"/>
         </w:numPr>
         <w:spacing w:after="40"/>
       </w:pPr>
@@ -2960,7 +3160,7 @@
         <w:pStyle w:val="ListParagraph"/>
         <w:numPr>
           <w:ilvl w:val="0"/>
-          <w:numId w:val="17"/>
+          <w:numId w:val="19"/>
         </w:numPr>
         <w:spacing w:after="40"/>
       </w:pPr>
@@ -2973,7 +3173,7 @@
         <w:pStyle w:val="ListParagraph"/>
         <w:numPr>
           <w:ilvl w:val="0"/>
-          <w:numId w:val="17"/>
+          <w:numId w:val="19"/>
         </w:numPr>
         <w:spacing w:after="40"/>
       </w:pPr>
@@ -2986,7 +3186,7 @@
         <w:pStyle w:val="ListParagraph"/>
         <w:numPr>
           <w:ilvl w:val="0"/>
-          <w:numId w:val="17"/>
+          <w:numId w:val="19"/>
         </w:numPr>
         <w:spacing w:after="40"/>
       </w:pPr>
@@ -3104,7 +3304,7 @@
         <w:pStyle w:val="ListParagraph"/>
         <w:numPr>
           <w:ilvl w:val="0"/>
-          <w:numId w:val="18"/>
+          <w:numId w:val="20"/>
         </w:numPr>
         <w:spacing w:after="40"/>
       </w:pPr>
@@ -3117,7 +3317,7 @@
         <w:pStyle w:val="ListParagraph"/>
         <w:numPr>
           <w:ilvl w:val="0"/>
-          <w:numId w:val="18"/>
+          <w:numId w:val="20"/>
         </w:numPr>
         <w:spacing w:after="40"/>
       </w:pPr>
@@ -3130,7 +3330,7 @@
         <w:pStyle w:val="ListParagraph"/>
         <w:numPr>
           <w:ilvl w:val="0"/>
-          <w:numId w:val="18"/>
+          <w:numId w:val="20"/>
         </w:numPr>
         <w:spacing w:after="40"/>
       </w:pPr>
@@ -3143,7 +3343,7 @@
         <w:pStyle w:val="ListParagraph"/>
         <w:numPr>
           <w:ilvl w:val="0"/>
-          <w:numId w:val="18"/>
+          <w:numId w:val="20"/>
         </w:numPr>
         <w:spacing w:after="40"/>
       </w:pPr>
@@ -3156,7 +3356,7 @@
         <w:pStyle w:val="ListParagraph"/>
         <w:numPr>
           <w:ilvl w:val="0"/>
-          <w:numId w:val="18"/>
+          <w:numId w:val="20"/>
         </w:numPr>
         <w:spacing w:after="40"/>
       </w:pPr>
@@ -3194,7 +3394,7 @@
         <w:pStyle w:val="ListParagraph"/>
         <w:numPr>
           <w:ilvl w:val="0"/>
-          <w:numId w:val="19"/>
+          <w:numId w:val="21"/>
         </w:numPr>
         <w:spacing w:after="40"/>
       </w:pPr>
@@ -3207,7 +3407,7 @@
         <w:pStyle w:val="ListParagraph"/>
         <w:numPr>
           <w:ilvl w:val="0"/>
-          <w:numId w:val="19"/>
+          <w:numId w:val="21"/>
         </w:numPr>
         <w:spacing w:after="40"/>
       </w:pPr>
@@ -3220,7 +3420,7 @@
         <w:pStyle w:val="ListParagraph"/>
         <w:numPr>
           <w:ilvl w:val="0"/>
-          <w:numId w:val="19"/>
+          <w:numId w:val="21"/>
         </w:numPr>
         <w:spacing w:after="40"/>
       </w:pPr>
@@ -3233,7 +3433,7 @@
         <w:pStyle w:val="ListParagraph"/>
         <w:numPr>
           <w:ilvl w:val="0"/>
-          <w:numId w:val="19"/>
+          <w:numId w:val="21"/>
         </w:numPr>
         <w:spacing w:after="40"/>
       </w:pPr>
@@ -3368,7 +3568,7 @@
         <w:pStyle w:val="ListParagraph"/>
         <w:numPr>
           <w:ilvl w:val="0"/>
-          <w:numId w:val="20"/>
+          <w:numId w:val="22"/>
         </w:numPr>
         <w:spacing w:after="40"/>
       </w:pPr>
@@ -3381,7 +3581,7 @@
         <w:pStyle w:val="ListParagraph"/>
         <w:numPr>
           <w:ilvl w:val="0"/>
-          <w:numId w:val="20"/>
+          <w:numId w:val="22"/>
         </w:numPr>
         <w:spacing w:after="40"/>
       </w:pPr>
@@ -3394,7 +3594,7 @@
         <w:pStyle w:val="ListParagraph"/>
         <w:numPr>
           <w:ilvl w:val="0"/>
-          <w:numId w:val="20"/>
+          <w:numId w:val="22"/>
         </w:numPr>
         <w:spacing w:after="40"/>
       </w:pPr>
@@ -3407,7 +3607,7 @@
         <w:pStyle w:val="ListParagraph"/>
         <w:numPr>
           <w:ilvl w:val="0"/>
-          <w:numId w:val="20"/>
+          <w:numId w:val="22"/>
         </w:numPr>
         <w:spacing w:after="40"/>
       </w:pPr>
@@ -3494,7 +3694,7 @@
         <w:pStyle w:val="ListParagraph"/>
         <w:numPr>
           <w:ilvl w:val="0"/>
-          <w:numId w:val="21"/>
+          <w:numId w:val="23"/>
         </w:numPr>
         <w:spacing w:after="40"/>
       </w:pPr>
@@ -3507,7 +3707,7 @@
         <w:pStyle w:val="ListParagraph"/>
         <w:numPr>
           <w:ilvl w:val="0"/>
-          <w:numId w:val="21"/>
+          <w:numId w:val="23"/>
         </w:numPr>
         <w:spacing w:after="40"/>
       </w:pPr>
@@ -3520,7 +3720,7 @@
         <w:pStyle w:val="ListParagraph"/>
         <w:numPr>
           <w:ilvl w:val="0"/>
-          <w:numId w:val="21"/>
+          <w:numId w:val="23"/>
         </w:numPr>
         <w:spacing w:after="40"/>
       </w:pPr>
@@ -3533,7 +3733,7 @@
         <w:pStyle w:val="ListParagraph"/>
         <w:numPr>
           <w:ilvl w:val="0"/>
-          <w:numId w:val="21"/>
+          <w:numId w:val="23"/>
         </w:numPr>
         <w:spacing w:after="40"/>
       </w:pPr>
@@ -3710,7 +3910,7 @@
         <w:pStyle w:val="ListParagraph"/>
         <w:numPr>
           <w:ilvl w:val="0"/>
-          <w:numId w:val="22"/>
+          <w:numId w:val="24"/>
         </w:numPr>
         <w:spacing w:after="40"/>
       </w:pPr>
@@ -3723,7 +3923,7 @@
         <w:pStyle w:val="ListParagraph"/>
         <w:numPr>
           <w:ilvl w:val="0"/>
-          <w:numId w:val="22"/>
+          <w:numId w:val="24"/>
         </w:numPr>
         <w:spacing w:after="40"/>
       </w:pPr>
@@ -3736,7 +3936,7 @@
         <w:pStyle w:val="ListParagraph"/>
         <w:numPr>
           <w:ilvl w:val="0"/>
-          <w:numId w:val="22"/>
+          <w:numId w:val="24"/>
         </w:numPr>
         <w:spacing w:after="40"/>
       </w:pPr>
@@ -3749,7 +3949,7 @@
         <w:pStyle w:val="ListParagraph"/>
         <w:numPr>
           <w:ilvl w:val="0"/>
-          <w:numId w:val="22"/>
+          <w:numId w:val="24"/>
         </w:numPr>
         <w:spacing w:after="40"/>
       </w:pPr>
@@ -3910,7 +4110,7 @@
         <w:pStyle w:val="ListParagraph"/>
         <w:numPr>
           <w:ilvl w:val="0"/>
-          <w:numId w:val="23"/>
+          <w:numId w:val="25"/>
         </w:numPr>
         <w:spacing w:after="40"/>
       </w:pPr>
@@ -3923,7 +4123,7 @@
         <w:pStyle w:val="ListParagraph"/>
         <w:numPr>
           <w:ilvl w:val="0"/>
-          <w:numId w:val="23"/>
+          <w:numId w:val="25"/>
         </w:numPr>
         <w:spacing w:after="40"/>
       </w:pPr>
@@ -3936,7 +4136,7 @@
         <w:pStyle w:val="ListParagraph"/>
         <w:numPr>
           <w:ilvl w:val="0"/>
-          <w:numId w:val="23"/>
+          <w:numId w:val="25"/>
         </w:numPr>
         <w:spacing w:after="40"/>
       </w:pPr>
@@ -4232,7 +4432,7 @@
         <w:pStyle w:val="ListParagraph"/>
         <w:numPr>
           <w:ilvl w:val="0"/>
-          <w:numId w:val="24"/>
+          <w:numId w:val="26"/>
         </w:numPr>
         <w:spacing w:after="40"/>
       </w:pPr>
@@ -4245,7 +4445,7 @@
         <w:pStyle w:val="ListParagraph"/>
         <w:numPr>
           <w:ilvl w:val="0"/>
-          <w:numId w:val="24"/>
+          <w:numId w:val="26"/>
         </w:numPr>
         <w:spacing w:after="40"/>
       </w:pPr>
@@ -4258,7 +4458,7 @@
         <w:pStyle w:val="ListParagraph"/>
         <w:numPr>
           <w:ilvl w:val="0"/>
-          <w:numId w:val="24"/>
+          <w:numId w:val="26"/>
         </w:numPr>
         <w:spacing w:after="40"/>
       </w:pPr>
@@ -4511,7 +4711,7 @@
         <w:pStyle w:val="ListParagraph"/>
         <w:numPr>
           <w:ilvl w:val="0"/>
-          <w:numId w:val="25"/>
+          <w:numId w:val="27"/>
         </w:numPr>
         <w:spacing w:after="40"/>
       </w:pPr>
@@ -4524,7 +4724,7 @@
         <w:pStyle w:val="ListParagraph"/>
         <w:numPr>
           <w:ilvl w:val="0"/>
-          <w:numId w:val="25"/>
+          <w:numId w:val="27"/>
         </w:numPr>
         <w:spacing w:after="40"/>
       </w:pPr>
@@ -4537,7 +4737,7 @@
         <w:pStyle w:val="ListParagraph"/>
         <w:numPr>
           <w:ilvl w:val="0"/>
-          <w:numId w:val="25"/>
+          <w:numId w:val="27"/>
         </w:numPr>
         <w:spacing w:after="40"/>
       </w:pPr>
@@ -6858,6 +7058,18 @@
   </w:num>
   <w:num w:numId="25">
     <w:abstractNumId w:val="25"/>
+    <w:lvlOverride w:ilvl="0">
+      <w:startOverride w:val="1"/>
+    </w:lvlOverride>
+  </w:num>
+  <w:num w:numId="26">
+    <w:abstractNumId w:val="26"/>
+    <w:lvlOverride w:ilvl="0">
+      <w:startOverride w:val="1"/>
+    </w:lvlOverride>
+  </w:num>
+  <w:num w:numId="27">
+    <w:abstractNumId w:val="27"/>
     <w:lvlOverride w:ilvl="0">
       <w:startOverride w:val="1"/>
     </w:lvlOverride>
